--- a/docs/panduan_penggunaan_sistem_sibima.docx
+++ b/docs/panduan_penggunaan_sistem_sibima.docx
@@ -1,6 +1,6736 @@
 
-<file path=word/document.xml><?xml version="1.0" encoding="UTF-8" standalone="yes"?>
-<w:document xmlns:ve="http://schemas.openxmlformats.org/markup-compatibility/2006" xmlns:o="urn:schemas-microsoft-com:office:office" xmlns:r="http://schemas.openxmlformats.org/officeDocument/2006/relationships" xmlns:m="http://schemas.openxmlformats.org/officeDocument/2006/math" xmlns:v="urn:schemas-microsoft-com:vml" xmlns:wp="http://schemas.openxmlformats.org/drawingml/2006/wordprocessingDrawing" xmlns:w10="urn:schemas-microsoft-com:office:word" xmlns:w="http://schemas.openxmlformats.org/wordprocessingml/2006/main" xmlns:wne="http://schemas.microsoft.com/office/word/2006/wordml"><w:body><w:p><w:pPr><w:jc w:val="center"/><w:spacing w:after="40"/></w:pPr><w:r><w:rPr><w:rFonts w:ascii="Arial" w:hAnsi="Arial" w:eastAsia="Arial" w:cs="Arial"/><w:color w:val="EA580C"/><w:sz w:val="30"/><w:szCs w:val="30"/><w:b w:val="1"/><w:bCs w:val="1"/></w:rPr><w:t xml:space="preserve">PANDUAN LENGKAP PENGGUNAAN SISTEM SIBIMA</w:t></w:r></w:p><w:p><w:pPr><w:jc w:val="center"/><w:spacing w:after="160"/></w:pPr><w:r><w:rPr><w:rFonts w:ascii="Arial" w:hAnsi="Arial" w:eastAsia="Arial" w:cs="Arial"/><w:color w:val="475569"/><w:sz w:val="22"/><w:szCs w:val="22"/><w:b w:val="1"/><w:bCs w:val="1"/></w:rPr><w:t xml:space="preserve">FAKULTAS ILMU KOMPUTER - UNIVERSITAS SUBANG</w:t></w:r></w:p><w:tbl><w:tblGrid><w:gridCol w:w="2721.259842519685" w:type="dxa"/><w:gridCol w:w="6349.606299212597" w:type="dxa"/></w:tblGrid><w:tblPr><w:tblStyle w:val="ManualMetaTable"/></w:tblPr><w:tr><w:trPr/><w:tc><w:tcPr><w:tcW w:w="2721.259842519685" w:type="dxa"/><w:shd w:val="clear" w:fill="F8FAFC"/><w:noWrap/></w:tcPr><w:p><w:pPr/><w:r><w:rPr><w:rFonts w:ascii="Arial" w:hAnsi="Arial" w:eastAsia="Arial" w:cs="Arial"/><w:color w:val="334155"/><w:sz w:val="19"/><w:szCs w:val="19"/><w:b w:val="1"/><w:bCs w:val="1"/></w:rPr><w:t xml:space="preserve">Nama Dokumen</w:t></w:r></w:p></w:tc><w:tc><w:tcPr><w:tcW w:w="6349.606299212597" w:type="dxa"/><w:noWrap/></w:tcPr><w:p><w:pPr/><w:r><w:rPr><w:rFonts w:ascii="Arial" w:hAnsi="Arial" w:eastAsia="Arial" w:cs="Arial"/><w:color w:val="1E293B"/><w:sz w:val="19"/><w:szCs w:val="19"/></w:rPr><w:t xml:space="preserve">Buku Panduan Penggunaan Sistem (User Manual SIBIMA)</w:t></w:r></w:p></w:tc></w:tr><w:tr><w:trPr/><w:tc><w:tcPr><w:tcW w:w="2721.259842519685" w:type="dxa"/><w:shd w:val="clear" w:fill="F8FAFC"/><w:noWrap/></w:tcPr><w:p><w:pPr/><w:r><w:rPr><w:rFonts w:ascii="Arial" w:hAnsi="Arial" w:eastAsia="Arial" w:cs="Arial"/><w:color w:val="334155"/><w:sz w:val="19"/><w:szCs w:val="19"/><w:b w:val="1"/><w:bCs w:val="1"/></w:rPr><w:t xml:space="preserve">Institusi</w:t></w:r></w:p></w:tc><w:tc><w:tcPr><w:tcW w:w="6349.606299212597" w:type="dxa"/><w:noWrap/></w:tcPr><w:p><w:pPr/><w:r><w:rPr><w:rFonts w:ascii="Arial" w:hAnsi="Arial" w:eastAsia="Arial" w:cs="Arial"/><w:color w:val="1E293B"/><w:sz w:val="19"/><w:szCs w:val="19"/></w:rPr><w:t xml:space="preserve">Program Studi Sistem Informasi & Informatika, FASILKOM Universitas Subang</w:t></w:r></w:p></w:tc></w:tr><w:tr><w:trPr/><w:tc><w:tcPr><w:tcW w:w="2721.259842519685" w:type="dxa"/><w:shd w:val="clear" w:fill="F8FAFC"/><w:noWrap/></w:tcPr><w:p><w:pPr/><w:r><w:rPr><w:rFonts w:ascii="Arial" w:hAnsi="Arial" w:eastAsia="Arial" w:cs="Arial"/><w:color w:val="334155"/><w:sz w:val="19"/><w:szCs w:val="19"/><w:b w:val="1"/><w:bCs w:val="1"/></w:rPr><w:t xml:space="preserve">Versi Dokumen</w:t></w:r></w:p></w:tc><w:tc><w:tcPr><w:tcW w:w="6349.606299212597" w:type="dxa"/><w:noWrap/></w:tcPr><w:p><w:pPr/><w:r><w:rPr><w:rFonts w:ascii="Arial" w:hAnsi="Arial" w:eastAsia="Arial" w:cs="Arial"/><w:color w:val="1E293B"/><w:sz w:val="19"/><w:szCs w:val="19"/></w:rPr><w:t xml:space="preserve">3.0 (Panduan Lengkap Multi-Role Berbasis Alur Sistematis)</w:t></w:r></w:p></w:tc></w:tr><w:tr><w:trPr/><w:tc><w:tcPr><w:tcW w:w="2721.259842519685" w:type="dxa"/><w:shd w:val="clear" w:fill="F8FAFC"/><w:noWrap/></w:tcPr><w:p><w:pPr/><w:r><w:rPr><w:rFonts w:ascii="Arial" w:hAnsi="Arial" w:eastAsia="Arial" w:cs="Arial"/><w:color w:val="334155"/><w:sz w:val="19"/><w:szCs w:val="19"/><w:b w:val="1"/><w:bCs w:val="1"/></w:rPr><w:t xml:space="preserve">Sasaran Pengguna</w:t></w:r></w:p></w:tc><w:tc><w:tcPr><w:tcW w:w="6349.606299212597" w:type="dxa"/><w:noWrap/></w:tcPr><w:p><w:pPr/><w:r><w:rPr><w:rFonts w:ascii="Arial" w:hAnsi="Arial" w:eastAsia="Arial" w:cs="Arial"/><w:color w:val="1E293B"/><w:sz w:val="19"/><w:szCs w:val="19"/></w:rPr><w:t xml:space="preserve">Mahasiswa, Dosen Pembimbing, Dewan Penguji, Kaprodi, Dekan, Administrator</w:t></w:r></w:p></w:tc></w:tr><w:tr><w:trPr/><w:tc><w:tcPr><w:tcW w:w="2721.259842519685" w:type="dxa"/><w:shd w:val="clear" w:fill="F8FAFC"/><w:noWrap/></w:tcPr><w:p><w:pPr/><w:r><w:rPr><w:rFonts w:ascii="Arial" w:hAnsi="Arial" w:eastAsia="Arial" w:cs="Arial"/><w:color w:val="334155"/><w:sz w:val="19"/><w:szCs w:val="19"/><w:b w:val="1"/><w:bCs w:val="1"/></w:rPr><w:t xml:space="preserve">Platform Akses</w:t></w:r></w:p></w:tc><w:tc><w:tcPr><w:tcW w:w="6349.606299212597" w:type="dxa"/><w:noWrap/></w:tcPr><w:p><w:pPr/><w:r><w:rPr><w:rFonts w:ascii="Arial" w:hAnsi="Arial" w:eastAsia="Arial" w:cs="Arial"/><w:color w:val="1E293B"/><w:sz w:val="19"/><w:szCs w:val="19"/></w:rPr><w:t xml:space="preserve">Peramban Web Responsif (Desktop, Laptop, Tablet, & Smartphone)</w:t></w:r></w:p></w:tc></w:tr><w:tr><w:trPr/><w:tc><w:tcPr><w:tcW w:w="2721.259842519685" w:type="dxa"/><w:shd w:val="clear" w:fill="F8FAFC"/><w:noWrap/></w:tcPr><w:p><w:pPr/><w:r><w:rPr><w:rFonts w:ascii="Arial" w:hAnsi="Arial" w:eastAsia="Arial" w:cs="Arial"/><w:color w:val="334155"/><w:sz w:val="19"/><w:szCs w:val="19"/><w:b w:val="1"/><w:bCs w:val="1"/></w:rPr><w:t xml:space="preserve">Tanggal Rilis</w:t></w:r></w:p></w:tc><w:tc><w:tcPr><w:tcW w:w="6349.606299212597" w:type="dxa"/><w:noWrap/></w:tcPr><w:p><w:pPr/><w:r><w:rPr><w:rFonts w:ascii="Arial" w:hAnsi="Arial" w:eastAsia="Arial" w:cs="Arial"/><w:color w:val="1E293B"/><w:sz w:val="19"/><w:szCs w:val="19"/></w:rPr><w:t xml:space="preserve">29 Oktober 2026</w:t></w:r></w:p></w:tc></w:tr><w:tr><w:trPr/><w:tc><w:tcPr><w:tcW w:w="2721.259842519685" w:type="dxa"/><w:shd w:val="clear" w:fill="F8FAFC"/><w:noWrap/></w:tcPr><w:p><w:pPr/><w:r><w:rPr><w:rFonts w:ascii="Arial" w:hAnsi="Arial" w:eastAsia="Arial" w:cs="Arial"/><w:color w:val="334155"/><w:sz w:val="19"/><w:szCs w:val="19"/><w:b w:val="1"/><w:bCs w:val="1"/></w:rPr><w:t xml:space="preserve">Klasifikasi</w:t></w:r></w:p></w:tc><w:tc><w:tcPr><w:tcW w:w="6349.606299212597" w:type="dxa"/><w:noWrap/></w:tcPr><w:p><w:pPr/><w:r><w:rPr><w:rFonts w:ascii="Arial" w:hAnsi="Arial" w:eastAsia="Arial" w:cs="Arial"/><w:color w:val="1E293B"/><w:sz w:val="19"/><w:szCs w:val="19"/></w:rPr><w:t xml:space="preserve">Dokumen Operasional Standar (Standard Operating Procedure - SOP)</w:t></w:r></w:p></w:tc></w:tr></w:tbl><w:p/><w:p><w:pPr><w:pStyle w:val="Heading1"/></w:pPr><w:bookmarkStart w:id="0" w:name="_Toc0"/><w:r><w:t>1. PANDUAN PENGGUNAAN PERAN MAHASISWA</w:t></w:r><w:bookmarkEnd w:id="0"/></w:p><w:p><w:pPr><w:spacing w:after="60"/></w:pPr><w:r><w:rPr><w:rFonts w:ascii="Arial" w:hAnsi="Arial" w:eastAsia="Arial" w:cs="Arial"/><w:sz w:val="20"/><w:szCs w:val="20"/></w:rPr><w:t xml:space="preserve">Mahasiswa menjalankan 6 tahapan skripsi secara linear di SIBIMA:</w:t></w:r></w:p><w:p><w:pPr><w:spacing w:after="40"/><w:numPr><w:ilvl w:val="0"/><w:numId w:val="5"/></w:numPr></w:pPr><w:r><w:rPr><w:rFonts w:ascii="Arial" w:hAnsi="Arial" w:eastAsia="Arial" w:cs="Arial"/><w:sz w:val="19"/><w:szCs w:val="19"/></w:rPr><w:t xml:space="preserve">Langkah 1 (Pengajuan Judul): Masukkan 3 usulan judul, rumusan masalah, batasan sistem, dan draf proposal PDF pada menu 1. Pengajuan Judul. Tunggu persetujuan Kaprodi.</w:t></w:r></w:p><w:p><w:pPr><w:spacing w:after="40"/><w:numPr><w:ilvl w:val="0"/><w:numId w:val="5"/></w:numPr></w:pPr><w:r><w:rPr><w:rFonts w:ascii="Arial" w:hAnsi="Arial" w:eastAsia="Arial" w:cs="Arial"/><w:sz w:val="19"/><w:szCs w:val="19"/></w:rPr><w:t xml:space="preserve">Langkah 2 (Presensi QR Code): Saat sesi bimbingan tatap muka, buka menu Jadwal Bimbingan di ponsel Anda, tekan Pindai QR Presensi, dan arahkan kamera ke layar dosen pembimbing.</w:t></w:r></w:p><w:p><w:pPr><w:spacing w:after="40"/><w:numPr><w:ilvl w:val="0"/><w:numId w:val="5"/></w:numPr></w:pPr><w:r><w:rPr><w:rFonts w:ascii="Arial" w:hAnsi="Arial" w:eastAsia="Arial" w:cs="Arial"/><w:sz w:val="19"/><w:szCs w:val="19"/></w:rPr><w:t xml:space="preserve">Langkah 3 (Logbook & Kartu Bimbingan): Catat kemajuan harian per bab di menu Logbook Bimbingan. Setelah mencapai minimal 8 sesi bimbingan, klik Cetak Kartu Bimbingan PDF.</w:t></w:r></w:p><w:p><w:pPr><w:spacing w:after="40"/><w:numPr><w:ilvl w:val="0"/><w:numId w:val="5"/></w:numPr></w:pPr><w:r><w:rPr><w:rFonts w:ascii="Arial" w:hAnsi="Arial" w:eastAsia="Arial" w:cs="Arial"/><w:sz w:val="19"/><w:szCs w:val="19"/></w:rPr><w:t xml:space="preserve">Langkah 4 (Pendaftaran Sempro): Buka menu 2. Pendaftaran Seminar setelah memperoleh ACC pembimbing. Pilih gelombang aktif dan unggah berkas proposal lengkap.</w:t></w:r></w:p><w:p><w:pPr><w:spacing w:after="40"/><w:numPr><w:ilvl w:val="0"/><w:numId w:val="5"/></w:numPr></w:pPr><w:r><w:rPr><w:rFonts w:ascii="Arial" w:hAnsi="Arial" w:eastAsia="Arial" w:cs="Arial"/><w:sz w:val="19"/><w:szCs w:val="19"/></w:rPr><w:t xml:space="preserve">Langkah 5 (Revisi Sempro): Buka menu 3. Revisi Seminar, baca catatan perbaikan penguji, lakukan revisi naskah, dan unggah berkas perbaikan dalam batas waktu 14 hari kerja.</w:t></w:r></w:p><w:p><w:pPr><w:spacing w:after="40"/><w:numPr><w:ilvl w:val="0"/><w:numId w:val="5"/></w:numPr></w:pPr><w:r><w:rPr><w:rFonts w:ascii="Arial" w:hAnsi="Arial" w:eastAsia="Arial" w:cs="Arial"/><w:sz w:val="19"/><w:szCs w:val="19"/></w:rPr><w:t xml:space="preserve">Langkah 6 (Sidang Skripsi): Buka menu 4. Pendaftaran Sidang, unggah naskah BAB I-VI, lembar persetujuan pembimbing, dan bukti Turnitin (< 25%). Tuntaskan revisi sidang di menu 5. Revisi Sidang.</w:t></w:r></w:p><w:p><w:pPr><w:spacing w:after="40"/><w:numPr><w:ilvl w:val="0"/><w:numId w:val="5"/></w:numPr></w:pPr><w:r><w:rPr><w:rFonts w:ascii="Arial" w:hAnsi="Arial" w:eastAsia="Arial" w:cs="Arial"/><w:sz w:val="19"/><w:szCs w:val="19"/></w:rPr><w:t xml:space="preserve">Langkah 7 (Yudisium & SKL): Masuk ke menu 6. Yudisium & SKL, unggah bukti penyerahan skripsi jilid/CD dan artikel jurnal. Setelah disahkan Dekan, unduh SKL digital ber-QR Code.</w:t></w:r></w:p><w:p/><w:p><w:pPr><w:pStyle w:val="Heading1"/></w:pPr><w:bookmarkStart w:id="1" w:name="_Toc1"/><w:r><w:t>2. PANDUAN PENGGUNAAN PERAN DOSEN (PEMBIMBING & PENGUJI)</w:t></w:r><w:bookmarkEnd w:id="1"/></w:p><w:p><w:pPr><w:spacing w:after="40"/><w:numPr><w:ilvl w:val="0"/><w:numId w:val="5"/></w:numPr></w:pPr><w:r><w:rPr><w:rFonts w:ascii="Arial" w:hAnsi="Arial" w:eastAsia="Arial" w:cs="Arial"/><w:sz w:val="19"/><w:szCs w:val="19"/></w:rPr><w:t xml:space="preserve">Persetujuan Judul: Tinjau dan setujui usulan judul mahasiswa di menu Mahasiswa Bimbingan.</w:t></w:r></w:p><w:p><w:pPr><w:spacing w:after="40"/><w:numPr><w:ilvl w:val="0"/><w:numId w:val="5"/></w:numPr></w:pPr><w:r><w:rPr><w:rFonts w:ascii="Arial" w:hAnsi="Arial" w:eastAsia="Arial" w:cs="Arial"/><w:sz w:val="19"/><w:szCs w:val="19"/></w:rPr><w:t xml:space="preserve">Sesi Bimbingan & QR Code: Buka menu Jadwal Bimbingan, buat sesi bimbingan baru, dan tayangkan QR Code presensi dinamis di layar laptop/gawai Anda untuk dipindai mahasiswa.</w:t></w:r></w:p><w:p><w:pPr><w:spacing w:after="40"/><w:numPr><w:ilvl w:val="0"/><w:numId w:val="5"/></w:numPr></w:pPr><w:r><w:rPr><w:rFonts w:ascii="Arial" w:hAnsi="Arial" w:eastAsia="Arial" w:cs="Arial"/><w:sz w:val="19"/><w:szCs w:val="19"/></w:rPr><w:t xml:space="preserve">Logbook & Rekomendasi Ujian: Periksa logbook harian mahasiswa dan berikan status kelayakan ujian (ACC Sempro / ACC Sidang).</w:t></w:r></w:p><w:p><w:pPr><w:spacing w:after="40"/><w:numPr><w:ilvl w:val="0"/><w:numId w:val="5"/></w:numPr></w:pPr><w:r><w:rPr><w:rFonts w:ascii="Arial" w:hAnsi="Arial" w:eastAsia="Arial" w:cs="Arial"/><w:sz w:val="19"/><w:szCs w:val="19"/></w:rPr><w:t xml:space="preserve">Surat Tugas BKD: Unduh berkas resmi SK Dekan di menu Surat Tugas untuk pelaporan BKD / SISTER Kemdiktisaintek.</w:t></w:r></w:p><w:p><w:pPr><w:spacing w:after="40"/><w:numPr><w:ilvl w:val="0"/><w:numId w:val="5"/></w:numPr></w:pPr><w:r><w:rPr><w:rFonts w:ascii="Arial" w:hAnsi="Arial" w:eastAsia="Arial" w:cs="Arial"/><w:sz w:val="19"/><w:szCs w:val="19"/></w:rPr><w:t xml:space="preserve">Penilaian Penguji Sempro & Sidang: Masuk ke menu Tugas Penguji, buka ruang ujian, input nilai rubrik komponen (skala 0-100), masukkan catatan revisi berita acara, dan simpan nilai.</w:t></w:r></w:p><w:p><w:pPr><w:spacing w:after="40"/><w:numPr><w:ilvl w:val="0"/><w:numId w:val="5"/></w:numPr></w:pPr><w:r><w:rPr><w:rFonts w:ascii="Arial" w:hAnsi="Arial" w:eastAsia="Arial" w:cs="Arial"/><w:sz w:val="19"/><w:szCs w:val="19"/></w:rPr><w:t xml:space="preserve">Validasi Revisi: Periksa berkas revisi naskah pasca-sidang mahasiswa dan berikan persetujuan akhir (ACC Revisi).</w:t></w:r></w:p><w:p/><w:p><w:pPr><w:pStyle w:val="Heading1"/></w:pPr><w:bookmarkStart w:id="2" w:name="_Toc2"/><w:r><w:t>3. PANDUAN PENGGUNAAN PERAN KETUA PROGRAM STUDI (KAPRODI)</w:t></w:r><w:bookmarkEnd w:id="2"/></w:p><w:p><w:pPr><w:spacing w:after="40"/><w:numPr><w:ilvl w:val="0"/><w:numId w:val="5"/></w:numPr></w:pPr><w:r><w:rPr><w:rFonts w:ascii="Arial" w:hAnsi="Arial" w:eastAsia="Arial" w:cs="Arial"/><w:sz w:val="19"/><w:szCs w:val="19"/></w:rPr><w:t xml:space="preserve">Disposisi Pembimbing: Evaluasi usulan judul mahasiswa, periksa indikator batas kuota aktif dosen, dan tetapkan Pembimbing 1 & 2 di menu Pengajuan Judul.</w:t></w:r></w:p><w:p><w:pPr><w:spacing w:after="40"/><w:numPr><w:ilvl w:val="0"/><w:numId w:val="5"/></w:numPr></w:pPr><w:r><w:rPr><w:rFonts w:ascii="Arial" w:hAnsi="Arial" w:eastAsia="Arial" w:cs="Arial"/><w:sz w:val="19"/><w:szCs w:val="19"/></w:rPr><w:t xml:space="preserve">Validasi Berkas Ujian: Tinjau kelengkapan berkas pendaftaran sempro dan sidang skripsi mahasiswa pada menu Validasi Pendaftaran.</w:t></w:r></w:p><w:p><w:pPr><w:spacing w:after="40"/><w:numPr><w:ilvl w:val="0"/><w:numId w:val="5"/></w:numPr></w:pPr><w:r><w:rPr><w:rFonts w:ascii="Arial" w:hAnsi="Arial" w:eastAsia="Arial" w:cs="Arial"/><w:sz w:val="19"/><w:szCs w:val="19"/></w:rPr><w:t xml:space="preserve">AutoSchedule Simulation: Jalankan mesin simulasi penjadwalan otomatis untuk menyusun jadwal ujian tanpa tabrakan dosen dan ruangan.</w:t></w:r></w:p><w:p><w:pPr><w:spacing w:after="40"/><w:numPr><w:ilvl w:val="0"/><w:numId w:val="5"/></w:numPr></w:pPr><w:r><w:rPr><w:rFonts w:ascii="Arial" w:hAnsi="Arial" w:eastAsia="Arial" w:cs="Arial"/><w:sz w:val="19"/><w:szCs w:val="19"/></w:rPr><w:t xml:space="preserve">Ekspor Word (.docx): Ekspor rekapitulasi jadwal resmi seminar dan sidang lengkap dengan kop surat dan tanda tangan digital ke format Microsoft Word.</w:t></w:r></w:p><w:p><w:pPr><w:spacing w:after="40"/><w:numPr><w:ilvl w:val="0"/><w:numId w:val="5"/></w:numPr></w:pPr><w:r><w:rPr><w:rFonts w:ascii="Arial" w:hAnsi="Arial" w:eastAsia="Arial" w:cs="Arial"/><w:sz w:val="19"/><w:szCs w:val="19"/></w:rPr><w:t xml:space="preserve">Monitoring Kritis: Pantau mahasiswa bimbingan pasif (>30 hari) dan mahasiswa angkatan tua di menu Monitoring Masa Studi (DO Alert).</w:t></w:r></w:p><w:p/><w:p><w:pPr><w:pStyle w:val="Heading1"/></w:pPr><w:bookmarkStart w:id="3" w:name="_Toc3"/><w:r><w:t>4. PANDUAN ADMINISTRATOR, STAF TU & DEKAN</w:t></w:r><w:bookmarkEnd w:id="3"/></w:p><w:p><w:pPr><w:spacing w:after="40"/><w:numPr><w:ilvl w:val="0"/><w:numId w:val="5"/></w:numPr></w:pPr><w:r><w:rPr><w:rFonts w:ascii="Arial" w:hAnsi="Arial" w:eastAsia="Arial" w:cs="Arial"/><w:sz w:val="19"/><w:szCs w:val="19"/></w:rPr><w:t xml:space="preserve">Manajemen User: Tambah akun baru, reset password pengguna, dan impor pengguna massal via Excel di menu Data Pengguna.</w:t></w:r></w:p><w:p><w:pPr><w:spacing w:after="40"/><w:numPr><w:ilvl w:val="0"/><w:numId w:val="5"/></w:numPr></w:pPr><w:r><w:rPr><w:rFonts w:ascii="Arial" w:hAnsi="Arial" w:eastAsia="Arial" w:cs="Arial"/><w:sz w:val="19"/><w:szCs w:val="19"/></w:rPr><w:t xml:space="preserve">Gelombang Ujian: Atur tanggal buka dan tutup gelombang pelaksanaan sempro dan sidang di menu Gelombang Pelaksanaan.</w:t></w:r></w:p><w:p><w:pPr><w:spacing w:after="40"/><w:numPr><w:ilvl w:val="0"/><w:numId w:val="5"/></w:numPr></w:pPr><w:r><w:rPr><w:rFonts w:ascii="Arial" w:hAnsi="Arial" w:eastAsia="Arial" w:cs="Arial"/><w:sz w:val="19"/><w:szCs w:val="19"/></w:rPr><w:t xml:space="preserve">Penomoran Surat: Konfigurasi pola nomor otomatis untuk Berita Acara dan SK Dekan di menu Pengaturan Nomor Surat.</w:t></w:r></w:p><w:p><w:pPr><w:spacing w:after="40"/><w:numPr><w:ilvl w:val="0"/><w:numId w:val="5"/></w:numPr></w:pPr><w:r><w:rPr><w:rFonts w:ascii="Arial" w:hAnsi="Arial" w:eastAsia="Arial" w:cs="Arial"/><w:sz w:val="19"/><w:szCs w:val="19"/></w:rPr><w:t xml:space="preserve">Broadcast WhatsApp: Kirimkan pengumuman atau pengingat jadwal massal menggunakan Spintax di menu Broadcast WA.</w:t></w:r></w:p><w:p><w:pPr><w:spacing w:after="40"/><w:numPr><w:ilvl w:val="0"/><w:numId w:val="5"/></w:numPr></w:pPr><w:r><w:rPr><w:rFonts w:ascii="Arial" w:hAnsi="Arial" w:eastAsia="Arial" w:cs="Arial"/><w:sz w:val="19"/><w:szCs w:val="19"/></w:rPr><w:t xml:space="preserve">Backup & Cache: Lakukan backup basis data berkala (.sql.gz) dan bersihkan cache aplikasi di menu Pemeliharaan Sistem.</w:t></w:r></w:p><w:sectPr><w:pgSz w:orient="portrait" w:w="11905.511811023622" w:h="16837.79527559055"/><w:pgMar w:top="1417.3228346456694" w:right="1417.3228346456694" w:bottom="1417.3228346456694" w:left="1417.3228346456694" w:header="720" w:footer="720" w:gutter="0"/><w:cols w:num="1" w:space="720"/></w:sectPr></w:body></w:document>
+<file path=word/document.xml><?xml version="1.0" encoding="utf-8"?>
+<w:document xmlns:ve="http://schemas.openxmlformats.org/markup-compatibility/2006" xmlns:o="urn:schemas-microsoft-com:office:office" xmlns:r="http://schemas.openxmlformats.org/officeDocument/2006/relationships" xmlns:m="http://schemas.openxmlformats.org/officeDocument/2006/math" xmlns:v="urn:schemas-microsoft-com:vml" xmlns:wp="http://schemas.openxmlformats.org/drawingml/2006/wordprocessingDrawing" xmlns:w10="urn:schemas-microsoft-com:office:word" xmlns:w="http://schemas.openxmlformats.org/wordprocessingml/2006/main" xmlns:wne="http://schemas.microsoft.com/office/word/2006/wordml">
+  <w:body>
+    <w:p>
+      <w:pPr>
+        <w:jc w:val="center"/>
+        <w:spacing w:after="60"/>
+      </w:pPr>
+      <w:r>
+        <w:rPr>
+          <w:rFonts w:ascii="Calibri" w:hAnsi="Calibri" w:eastAsia="Calibri" w:cs="Calibri"/>
+          <w:color w:val="EA580C"/>
+          <w:sz w:val="30"/>
+          <w:szCs w:val="30"/>
+          <w:b w:val="1"/>
+          <w:bCs w:val="1"/>
+        </w:rPr>
+        <w:t xml:space="preserve">PANDUAN PENGGUNAAN SISTEM INFORMASI BIMBINGAN TUGAS AKHIR (SIBIMA)</w:t>
+      </w:r>
+    </w:p>
+    <w:p>
+      <w:pPr>
+        <w:pStyle w:val="Heading1"/>
+      </w:pPr>
+      <w:bookmarkStart w:id="0" w:name="_Toc0"/>
+      <w:r>
+        <w:t>FAKULTAS ILMU KOMPUTER - UNIVERSITAS SUBANG (FASILKOM UNSUB)</w:t>
+      </w:r>
+      <w:bookmarkEnd w:id="0"/>
+    </w:p>
+    <w:tbl>
+      <w:tblGrid>
+        <w:gridCol w:w="2700" w:type="dxa"/>
+        <w:gridCol w:w="6370" w:type="dxa"/>
+      </w:tblGrid>
+      <w:tblPr>
+        <w:jc w:val="center"/>
+        <w:tblW w:w="0" w:type="auto"/>
+        <w:tblLayout w:type="autofit"/>
+        <w:tblCellMar>
+          <w:top w:w="50" w:type="dxa"/>
+          <w:left w:w="70" w:type="dxa"/>
+          <w:right w:w="70" w:type="dxa"/>
+          <w:bottom w:w="50" w:type="dxa"/>
+        </w:tblCellMar>
+        <w:tblBorders>
+          <w:top w:val="single" w:sz="6" w:color="CBD5E1"/>
+          <w:left w:val="single" w:sz="6" w:color="CBD5E1"/>
+          <w:right w:val="single" w:sz="6" w:color="CBD5E1"/>
+          <w:bottom w:val="single" w:sz="6" w:color="CBD5E1"/>
+          <w:insideH w:val="single" w:sz="6" w:color="CBD5E1"/>
+          <w:insideV w:val="single" w:sz="6" w:color="CBD5E1"/>
+        </w:tblBorders>
+      </w:tblPr>
+      <w:tr>
+        <w:trPr/>
+        <w:tc>
+          <w:tcPr>
+            <w:tcW w:w="2700" w:type="dxa"/>
+            <w:shd w:val="clear" w:fill="F1F5F9"/>
+            <w:noWrap/>
+          </w:tcPr>
+          <w:p>
+            <w:pPr>
+              <w:spacing w:after="0"/>
+            </w:pPr>
+            <w:r>
+              <w:rPr>
+                <w:rFonts w:ascii="Calibri" w:hAnsi="Calibri" w:eastAsia="Calibri" w:cs="Calibri"/>
+                <w:color w:val="0F172A"/>
+                <w:sz w:val="19"/>
+                <w:szCs w:val="19"/>
+                <w:b w:val="1"/>
+                <w:bCs w:val="1"/>
+              </w:rPr>
+              <w:t xml:space="preserve">Metadata Dokumen</w:t>
+            </w:r>
+          </w:p>
+        </w:tc>
+        <w:tc>
+          <w:tcPr>
+            <w:tcW w:w="6370" w:type="dxa"/>
+            <w:shd w:val="clear" w:fill="F1F5F9"/>
+            <w:noWrap/>
+          </w:tcPr>
+          <w:p>
+            <w:pPr>
+              <w:spacing w:after="0"/>
+            </w:pPr>
+            <w:r>
+              <w:rPr>
+                <w:rFonts w:ascii="Calibri" w:hAnsi="Calibri" w:eastAsia="Calibri" w:cs="Calibri"/>
+                <w:color w:val="0F172A"/>
+                <w:sz w:val="19"/>
+                <w:szCs w:val="19"/>
+                <w:b w:val="1"/>
+                <w:bCs w:val="1"/>
+              </w:rPr>
+              <w:t xml:space="preserve">Deskripsi Spesifikasi</w:t>
+            </w:r>
+          </w:p>
+        </w:tc>
+      </w:tr>
+      <w:tr>
+        <w:trPr/>
+        <w:tc>
+          <w:tcPr>
+            <w:tcW w:w="2700" w:type="dxa"/>
+            <w:shd w:val="clear" w:fill="FFFFFF"/>
+            <w:noWrap/>
+          </w:tcPr>
+          <w:p>
+            <w:pPr>
+              <w:spacing w:after="0"/>
+            </w:pPr>
+            <w:r>
+              <w:rPr>
+                <w:rFonts w:ascii="Calibri" w:hAnsi="Calibri" w:eastAsia="Calibri" w:cs="Calibri"/>
+                <w:color w:val="334155"/>
+                <w:sz w:val="17"/>
+                <w:szCs w:val="17"/>
+                <w:b w:val="0"/>
+                <w:bCs w:val="0"/>
+              </w:rPr>
+              <w:t xml:space="preserve">Nama Sistem</w:t>
+            </w:r>
+          </w:p>
+        </w:tc>
+        <w:tc>
+          <w:tcPr>
+            <w:tcW w:w="6370" w:type="dxa"/>
+            <w:shd w:val="clear" w:fill="FFFFFF"/>
+            <w:noWrap/>
+          </w:tcPr>
+          <w:p>
+            <w:pPr>
+              <w:spacing w:after="0"/>
+            </w:pPr>
+            <w:r>
+              <w:rPr>
+                <w:rFonts w:ascii="Calibri" w:hAnsi="Calibri" w:eastAsia="Calibri" w:cs="Calibri"/>
+                <w:color w:val="334155"/>
+                <w:sz w:val="17"/>
+                <w:szCs w:val="17"/>
+                <w:b w:val="0"/>
+                <w:bCs w:val="0"/>
+              </w:rPr>
+              <w:t xml:space="preserve">SIBIMA (Sistem Informasi Bimbingan Tugas Akhir Mahasiswa)</w:t>
+            </w:r>
+          </w:p>
+        </w:tc>
+      </w:tr>
+      <w:tr>
+        <w:trPr/>
+        <w:tc>
+          <w:tcPr>
+            <w:tcW w:w="2700" w:type="dxa"/>
+            <w:shd w:val="clear" w:fill="F8FAFC"/>
+            <w:noWrap/>
+          </w:tcPr>
+          <w:p>
+            <w:pPr>
+              <w:spacing w:after="0"/>
+            </w:pPr>
+            <w:r>
+              <w:rPr>
+                <w:rFonts w:ascii="Calibri" w:hAnsi="Calibri" w:eastAsia="Calibri" w:cs="Calibri"/>
+                <w:color w:val="334155"/>
+                <w:sz w:val="17"/>
+                <w:szCs w:val="17"/>
+                <w:b w:val="0"/>
+                <w:bCs w:val="0"/>
+              </w:rPr>
+              <w:t xml:space="preserve">Institusi</w:t>
+            </w:r>
+          </w:p>
+        </w:tc>
+        <w:tc>
+          <w:tcPr>
+            <w:tcW w:w="6370" w:type="dxa"/>
+            <w:shd w:val="clear" w:fill="F8FAFC"/>
+            <w:noWrap/>
+          </w:tcPr>
+          <w:p>
+            <w:pPr>
+              <w:spacing w:after="0"/>
+            </w:pPr>
+            <w:r>
+              <w:rPr>
+                <w:rFonts w:ascii="Calibri" w:hAnsi="Calibri" w:eastAsia="Calibri" w:cs="Calibri"/>
+                <w:color w:val="334155"/>
+                <w:sz w:val="17"/>
+                <w:szCs w:val="17"/>
+                <w:b w:val="0"/>
+                <w:bCs w:val="0"/>
+              </w:rPr>
+              <w:t xml:space="preserve">Program Studi Sistem Informasi &amp; Informatika, Fakultas Ilmu Komputer, Universitas Subang</w:t>
+            </w:r>
+          </w:p>
+        </w:tc>
+      </w:tr>
+      <w:tr>
+        <w:trPr/>
+        <w:tc>
+          <w:tcPr>
+            <w:tcW w:w="2700" w:type="dxa"/>
+            <w:shd w:val="clear" w:fill="FFFFFF"/>
+            <w:noWrap/>
+          </w:tcPr>
+          <w:p>
+            <w:pPr>
+              <w:spacing w:after="0"/>
+            </w:pPr>
+            <w:r>
+              <w:rPr>
+                <w:rFonts w:ascii="Calibri" w:hAnsi="Calibri" w:eastAsia="Calibri" w:cs="Calibri"/>
+                <w:color w:val="334155"/>
+                <w:sz w:val="17"/>
+                <w:szCs w:val="17"/>
+                <w:b w:val="0"/>
+                <w:bCs w:val="0"/>
+              </w:rPr>
+              <w:t xml:space="preserve">Versi Dokumen</w:t>
+            </w:r>
+          </w:p>
+        </w:tc>
+        <w:tc>
+          <w:tcPr>
+            <w:tcW w:w="6370" w:type="dxa"/>
+            <w:shd w:val="clear" w:fill="FFFFFF"/>
+            <w:noWrap/>
+          </w:tcPr>
+          <w:p>
+            <w:pPr>
+              <w:spacing w:after="0"/>
+            </w:pPr>
+            <w:r>
+              <w:rPr>
+                <w:rFonts w:ascii="Calibri" w:hAnsi="Calibri" w:eastAsia="Calibri" w:cs="Calibri"/>
+                <w:color w:val="334155"/>
+                <w:sz w:val="17"/>
+                <w:szCs w:val="17"/>
+                <w:b w:val="0"/>
+                <w:bCs w:val="0"/>
+              </w:rPr>
+              <w:t xml:space="preserve">3.0 (User Manual Lengkap Berbasis Multi-Role &amp; Alur Sistematis)</w:t>
+            </w:r>
+          </w:p>
+        </w:tc>
+      </w:tr>
+      <w:tr>
+        <w:trPr/>
+        <w:tc>
+          <w:tcPr>
+            <w:tcW w:w="2700" w:type="dxa"/>
+            <w:shd w:val="clear" w:fill="F8FAFC"/>
+            <w:noWrap/>
+          </w:tcPr>
+          <w:p>
+            <w:pPr>
+              <w:spacing w:after="0"/>
+            </w:pPr>
+            <w:r>
+              <w:rPr>
+                <w:rFonts w:ascii="Calibri" w:hAnsi="Calibri" w:eastAsia="Calibri" w:cs="Calibri"/>
+                <w:color w:val="334155"/>
+                <w:sz w:val="17"/>
+                <w:szCs w:val="17"/>
+                <w:b w:val="0"/>
+                <w:bCs w:val="0"/>
+              </w:rPr>
+              <w:t xml:space="preserve">Target Pengguna</w:t>
+            </w:r>
+          </w:p>
+        </w:tc>
+        <w:tc>
+          <w:tcPr>
+            <w:tcW w:w="6370" w:type="dxa"/>
+            <w:shd w:val="clear" w:fill="F8FAFC"/>
+            <w:noWrap/>
+          </w:tcPr>
+          <w:p>
+            <w:pPr>
+              <w:spacing w:after="0"/>
+            </w:pPr>
+            <w:r>
+              <w:rPr>
+                <w:rFonts w:ascii="Calibri" w:hAnsi="Calibri" w:eastAsia="Calibri" w:cs="Calibri"/>
+                <w:color w:val="334155"/>
+                <w:sz w:val="17"/>
+                <w:szCs w:val="17"/>
+                <w:b w:val="0"/>
+                <w:bCs w:val="0"/>
+              </w:rPr>
+              <w:t xml:space="preserve">Mahasiswa, Dosen (Pembimbing &amp; Penguji), Ketua Program Studi (Kaprodi), Dekan, dan Administrator / Staf TU</w:t>
+            </w:r>
+          </w:p>
+        </w:tc>
+      </w:tr>
+      <w:tr>
+        <w:trPr/>
+        <w:tc>
+          <w:tcPr>
+            <w:tcW w:w="2700" w:type="dxa"/>
+            <w:shd w:val="clear" w:fill="FFFFFF"/>
+            <w:noWrap/>
+          </w:tcPr>
+          <w:p>
+            <w:pPr>
+              <w:spacing w:after="0"/>
+            </w:pPr>
+            <w:r>
+              <w:rPr>
+                <w:rFonts w:ascii="Calibri" w:hAnsi="Calibri" w:eastAsia="Calibri" w:cs="Calibri"/>
+                <w:color w:val="334155"/>
+                <w:sz w:val="17"/>
+                <w:szCs w:val="17"/>
+                <w:b w:val="0"/>
+                <w:bCs w:val="0"/>
+              </w:rPr>
+              <w:t xml:space="preserve">Teknologi Sistem</w:t>
+            </w:r>
+          </w:p>
+        </w:tc>
+        <w:tc>
+          <w:tcPr>
+            <w:tcW w:w="6370" w:type="dxa"/>
+            <w:shd w:val="clear" w:fill="FFFFFF"/>
+            <w:noWrap/>
+          </w:tcPr>
+          <w:p>
+            <w:pPr>
+              <w:spacing w:after="0"/>
+            </w:pPr>
+            <w:r>
+              <w:rPr>
+                <w:rFonts w:ascii="Calibri" w:hAnsi="Calibri" w:eastAsia="Calibri" w:cs="Calibri"/>
+                <w:color w:val="334155"/>
+                <w:sz w:val="17"/>
+                <w:szCs w:val="17"/>
+                <w:b w:val="0"/>
+                <w:bCs w:val="0"/>
+              </w:rPr>
+              <w:t xml:space="preserve">Laravel 11 • Tailwind CSS v3.4 • Alpine.js • Inter Font • QR Code Dynamic Token • In-App PDF Streamer</w:t>
+            </w:r>
+          </w:p>
+        </w:tc>
+      </w:tr>
+      <w:tr>
+        <w:trPr/>
+        <w:tc>
+          <w:tcPr>
+            <w:tcW w:w="2700" w:type="dxa"/>
+            <w:shd w:val="clear" w:fill="F8FAFC"/>
+            <w:noWrap/>
+          </w:tcPr>
+          <w:p>
+            <w:pPr>
+              <w:spacing w:after="0"/>
+            </w:pPr>
+            <w:r>
+              <w:rPr>
+                <w:rFonts w:ascii="Calibri" w:hAnsi="Calibri" w:eastAsia="Calibri" w:cs="Calibri"/>
+                <w:color w:val="334155"/>
+                <w:sz w:val="17"/>
+                <w:szCs w:val="17"/>
+                <w:b w:val="0"/>
+                <w:bCs w:val="0"/>
+              </w:rPr>
+              <w:t xml:space="preserve">Klasifikasi Dokumen</w:t>
+            </w:r>
+          </w:p>
+        </w:tc>
+        <w:tc>
+          <w:tcPr>
+            <w:tcW w:w="6370" w:type="dxa"/>
+            <w:shd w:val="clear" w:fill="F8FAFC"/>
+            <w:noWrap/>
+          </w:tcPr>
+          <w:p>
+            <w:pPr>
+              <w:spacing w:after="0"/>
+            </w:pPr>
+            <w:r>
+              <w:rPr>
+                <w:rFonts w:ascii="Calibri" w:hAnsi="Calibri" w:eastAsia="Calibri" w:cs="Calibri"/>
+                <w:color w:val="334155"/>
+                <w:sz w:val="17"/>
+                <w:szCs w:val="17"/>
+                <w:b w:val="0"/>
+                <w:bCs w:val="0"/>
+              </w:rPr>
+              <w:t xml:space="preserve">Dokumen Panduan Operasional Resmi (*Standard Operating Procedure &amp; User Manual*)</w:t>
+            </w:r>
+          </w:p>
+        </w:tc>
+      </w:tr>
+      <w:tr>
+        <w:trPr/>
+        <w:tc>
+          <w:tcPr>
+            <w:tcW w:w="2700" w:type="dxa"/>
+            <w:shd w:val="clear" w:fill="FFFFFF"/>
+            <w:noWrap/>
+          </w:tcPr>
+          <w:p>
+            <w:pPr>
+              <w:spacing w:after="0"/>
+            </w:pPr>
+            <w:r>
+              <w:rPr>
+                <w:rFonts w:ascii="Calibri" w:hAnsi="Calibri" w:eastAsia="Calibri" w:cs="Calibri"/>
+                <w:color w:val="334155"/>
+                <w:sz w:val="17"/>
+                <w:szCs w:val="17"/>
+                <w:b w:val="0"/>
+                <w:bCs w:val="0"/>
+              </w:rPr>
+              <w:t xml:space="preserve">Tanggal Pembaruan</w:t>
+            </w:r>
+          </w:p>
+        </w:tc>
+        <w:tc>
+          <w:tcPr>
+            <w:tcW w:w="6370" w:type="dxa"/>
+            <w:shd w:val="clear" w:fill="FFFFFF"/>
+            <w:noWrap/>
+          </w:tcPr>
+          <w:p>
+            <w:pPr>
+              <w:spacing w:after="0"/>
+            </w:pPr>
+            <w:r>
+              <w:rPr>
+                <w:rFonts w:ascii="Calibri" w:hAnsi="Calibri" w:eastAsia="Calibri" w:cs="Calibri"/>
+                <w:color w:val="334155"/>
+                <w:sz w:val="17"/>
+                <w:szCs w:val="17"/>
+                <w:b w:val="0"/>
+                <w:bCs w:val="0"/>
+              </w:rPr>
+              <w:t xml:space="preserve">29 Oktober 2026</w:t>
+            </w:r>
+          </w:p>
+        </w:tc>
+      </w:tr>
+      <w:tr>
+        <w:trPr/>
+        <w:tc>
+          <w:tcPr>
+            <w:tcW w:w="2700" w:type="dxa"/>
+            <w:shd w:val="clear" w:fill="F8FAFC"/>
+            <w:noWrap/>
+          </w:tcPr>
+          <w:p>
+            <w:pPr>
+              <w:spacing w:after="0"/>
+            </w:pPr>
+            <w:r>
+              <w:rPr>
+                <w:rFonts w:ascii="Calibri" w:hAnsi="Calibri" w:eastAsia="Calibri" w:cs="Calibri"/>
+                <w:color w:val="334155"/>
+                <w:sz w:val="17"/>
+                <w:szCs w:val="17"/>
+                <w:b w:val="0"/>
+                <w:bCs w:val="0"/>
+              </w:rPr>
+              <w:t xml:space="preserve">Status Dokumen</w:t>
+            </w:r>
+          </w:p>
+        </w:tc>
+        <w:tc>
+          <w:tcPr>
+            <w:tcW w:w="6370" w:type="dxa"/>
+            <w:shd w:val="clear" w:fill="F8FAFC"/>
+            <w:noWrap/>
+          </w:tcPr>
+          <w:p>
+            <w:pPr>
+              <w:spacing w:after="0"/>
+            </w:pPr>
+            <w:r>
+              <w:rPr>
+                <w:rFonts w:ascii="Calibri" w:hAnsi="Calibri" w:eastAsia="Calibri" w:cs="Calibri"/>
+                <w:color w:val="334155"/>
+                <w:sz w:val="17"/>
+                <w:szCs w:val="17"/>
+                <w:b w:val="0"/>
+                <w:bCs w:val="0"/>
+              </w:rPr>
+              <w:t xml:space="preserve">Resmi &amp; Siap Digunakan (*Production Guide*)</w:t>
+            </w:r>
+          </w:p>
+        </w:tc>
+      </w:tr>
+    </w:tbl>
+    <w:p>
+      <w:pPr>
+        <w:rPr>
+          <w:sz w:val="12"/>
+          <w:szCs w:val="12"/>
+        </w:rPr>
+      </w:pPr>
+    </w:p>
+    <w:p>
+      <w:pPr>
+        <w:pStyle w:val="Heading1"/>
+      </w:pPr>
+      <w:bookmarkStart w:id="1" w:name="_Toc1"/>
+      <w:r>
+        <w:t>1. PENDAHULUAN &amp; PANDUAN AKSES DASAR SISTEM</w:t>
+      </w:r>
+      <w:bookmarkEnd w:id="1"/>
+    </w:p>
+    <w:p>
+      <w:pPr>
+        <w:pStyle w:val="Heading2"/>
+      </w:pPr>
+      <w:bookmarkStart w:id="2" w:name="_Toc2"/>
+      <w:r>
+        <w:t>1.1 Persyaratan Perangkat &amp; Peramban (*Browser*) yang Didukung</w:t>
+      </w:r>
+      <w:bookmarkEnd w:id="2"/>
+    </w:p>
+    <w:p>
+      <w:pPr>
+        <w:jc w:val="both"/>
+        <w:spacing w:after="50"/>
+      </w:pPr>
+      <w:r>
+        <w:rPr>
+          <w:rFonts w:ascii="Calibri" w:hAnsi="Calibri" w:eastAsia="Calibri" w:cs="Calibri"/>
+          <w:color w:val="1E293B"/>
+          <w:sz w:val="19"/>
+          <w:szCs w:val="19"/>
+        </w:rPr>
+        <w:t xml:space="preserve">SIBIMA dirancang berbasis web (*web-based responsive*) dan dapat diakses dengan optimal melalui komputer desktop, laptop, tablet, maupun ponsel pintar (*smartphone*).</w:t>
+      </w:r>
+    </w:p>
+    <w:p>
+      <w:pPr>
+        <w:spacing w:after="25"/>
+        <w:numPr>
+          <w:ilvl w:val="0"/>
+          <w:numId w:val="4"/>
+        </w:numPr>
+      </w:pPr>
+      <w:r>
+        <w:rPr>
+          <w:rFonts w:ascii="Calibri" w:hAnsi="Calibri" w:eastAsia="Calibri" w:cs="Calibri"/>
+          <w:sz w:val="19"/>
+          <w:szCs w:val="19"/>
+        </w:rPr>
+        <w:t xml:space="preserve">**Peramban yang Didukung Penuh**:</w:t>
+      </w:r>
+    </w:p>
+    <w:p>
+      <w:pPr>
+        <w:spacing w:after="25"/>
+        <w:numPr>
+          <w:ilvl w:val="0"/>
+          <w:numId w:val="4"/>
+        </w:numPr>
+      </w:pPr>
+      <w:r>
+        <w:rPr>
+          <w:rFonts w:ascii="Calibri" w:hAnsi="Calibri" w:eastAsia="Calibri" w:cs="Calibri"/>
+          <w:sz w:val="19"/>
+          <w:szCs w:val="19"/>
+        </w:rPr>
+        <w:t xml:space="preserve">Google Chrome (versi 100+)</w:t>
+      </w:r>
+    </w:p>
+    <w:p>
+      <w:pPr>
+        <w:spacing w:after="25"/>
+        <w:numPr>
+          <w:ilvl w:val="0"/>
+          <w:numId w:val="4"/>
+        </w:numPr>
+      </w:pPr>
+      <w:r>
+        <w:rPr>
+          <w:rFonts w:ascii="Calibri" w:hAnsi="Calibri" w:eastAsia="Calibri" w:cs="Calibri"/>
+          <w:sz w:val="19"/>
+          <w:szCs w:val="19"/>
+        </w:rPr>
+        <w:t xml:space="preserve">Mozilla Firefox (versi 100+)</w:t>
+      </w:r>
+    </w:p>
+    <w:p>
+      <w:pPr>
+        <w:spacing w:after="25"/>
+        <w:numPr>
+          <w:ilvl w:val="0"/>
+          <w:numId w:val="4"/>
+        </w:numPr>
+      </w:pPr>
+      <w:r>
+        <w:rPr>
+          <w:rFonts w:ascii="Calibri" w:hAnsi="Calibri" w:eastAsia="Calibri" w:cs="Calibri"/>
+          <w:sz w:val="19"/>
+          <w:szCs w:val="19"/>
+        </w:rPr>
+        <w:t xml:space="preserve">Microsoft Edge (versi 100+)</w:t>
+      </w:r>
+    </w:p>
+    <w:p>
+      <w:pPr>
+        <w:spacing w:after="25"/>
+        <w:numPr>
+          <w:ilvl w:val="0"/>
+          <w:numId w:val="4"/>
+        </w:numPr>
+      </w:pPr>
+      <w:r>
+        <w:rPr>
+          <w:rFonts w:ascii="Calibri" w:hAnsi="Calibri" w:eastAsia="Calibri" w:cs="Calibri"/>
+          <w:sz w:val="19"/>
+          <w:szCs w:val="19"/>
+        </w:rPr>
+        <w:t xml:space="preserve">Apple Safari (iOS 15+ / macOS 12+)</w:t>
+      </w:r>
+    </w:p>
+    <w:p>
+      <w:pPr>
+        <w:spacing w:after="25"/>
+        <w:numPr>
+          <w:ilvl w:val="0"/>
+          <w:numId w:val="4"/>
+        </w:numPr>
+      </w:pPr>
+      <w:r>
+        <w:rPr>
+          <w:rFonts w:ascii="Calibri" w:hAnsi="Calibri" w:eastAsia="Calibri" w:cs="Calibri"/>
+          <w:sz w:val="19"/>
+          <w:szCs w:val="19"/>
+        </w:rPr>
+        <w:t xml:space="preserve">**Fitur Perangkat Keras yang Dibutuhkan**:</w:t>
+      </w:r>
+    </w:p>
+    <w:p>
+      <w:pPr>
+        <w:spacing w:after="25"/>
+        <w:numPr>
+          <w:ilvl w:val="0"/>
+          <w:numId w:val="4"/>
+        </w:numPr>
+      </w:pPr>
+      <w:r>
+        <w:rPr>
+          <w:rFonts w:ascii="Calibri" w:hAnsi="Calibri" w:eastAsia="Calibri" w:cs="Calibri"/>
+          <w:sz w:val="19"/>
+          <w:szCs w:val="19"/>
+        </w:rPr>
+        <w:t xml:space="preserve">**Kamera Ponsel / Webcam**: Wajib memiliki izin akses kamera (*camera permission*) pada peramban untuk memindai kode QR presensi bimbingan tugas akhir.</w:t>
+      </w:r>
+    </w:p>
+    <w:p>
+      <w:pPr>
+        <w:spacing w:after="25"/>
+        <w:numPr>
+          <w:ilvl w:val="0"/>
+          <w:numId w:val="4"/>
+        </w:numPr>
+      </w:pPr>
+      <w:r>
+        <w:rPr>
+          <w:rFonts w:ascii="Calibri" w:hAnsi="Calibri" w:eastAsia="Calibri" w:cs="Calibri"/>
+          <w:sz w:val="19"/>
+          <w:szCs w:val="19"/>
+        </w:rPr>
+        <w:t xml:space="preserve">**Resolusi Layar**: Responsif dari layar ponsel (360px) hingga layar monitor lebar (1920px+).</w:t>
+      </w:r>
+    </w:p>
+    <w:p>
+      <w:pPr>
+        <w:pStyle w:val="Heading2"/>
+      </w:pPr>
+      <w:bookmarkStart w:id="3" w:name="_Toc3"/>
+      <w:r>
+        <w:t>1.2 Alamat Akses &amp; Alur Masuk Akun (*Login*)</w:t>
+      </w:r>
+      <w:bookmarkEnd w:id="3"/>
+    </w:p>
+    <w:p>
+      <w:pPr>
+        <w:spacing w:after="25"/>
+        <w:numPr>
+          <w:ilvl w:val="0"/>
+          <w:numId w:val="4"/>
+        </w:numPr>
+      </w:pPr>
+      <w:r>
+        <w:rPr>
+          <w:rFonts w:ascii="Calibri" w:hAnsi="Calibri" w:eastAsia="Calibri" w:cs="Calibri"/>
+          <w:sz w:val="19"/>
+          <w:szCs w:val="19"/>
+        </w:rPr>
+        <w:t xml:space="preserve">Buka peramban internet Anda dan ketikkan alamat resmi sistem SIBIMA:</w:t>
+      </w:r>
+    </w:p>
+    <w:p>
+      <w:pPr>
+        <w:jc w:val="both"/>
+        <w:spacing w:after="50"/>
+      </w:pPr>
+      <w:r>
+        <w:rPr>
+          <w:rFonts w:ascii="Calibri" w:hAnsi="Calibri" w:eastAsia="Calibri" w:cs="Calibri"/>
+          <w:color w:val="1E293B"/>
+          <w:sz w:val="19"/>
+          <w:szCs w:val="19"/>
+        </w:rPr>
+        <w:t xml:space="preserve">`https://sibima.fasilkom.unsub.ac.id` (atau alamat URL server yang telah ditentukan institusi).</w:t>
+      </w:r>
+    </w:p>
+    <w:p>
+      <w:pPr>
+        <w:spacing w:after="25"/>
+        <w:numPr>
+          <w:ilvl w:val="0"/>
+          <w:numId w:val="4"/>
+        </w:numPr>
+      </w:pPr>
+      <w:r>
+        <w:rPr>
+          <w:rFonts w:ascii="Calibri" w:hAnsi="Calibri" w:eastAsia="Calibri" w:cs="Calibri"/>
+          <w:sz w:val="19"/>
+          <w:szCs w:val="19"/>
+        </w:rPr>
+        <w:t xml:space="preserve">Anda akan diarahkan ke halaman utama (*Welcome Page*). Klik tombol **Masuk ke SIBIMA** atau langsung menuju rute login:</w:t>
+      </w:r>
+    </w:p>
+    <w:p>
+      <w:pPr>
+        <w:jc w:val="both"/>
+        <w:spacing w:after="50"/>
+      </w:pPr>
+      <w:r>
+        <w:rPr>
+          <w:rFonts w:ascii="Calibri" w:hAnsi="Calibri" w:eastAsia="Calibri" w:cs="Calibri"/>
+          <w:color w:val="1E293B"/>
+          <w:sz w:val="19"/>
+          <w:szCs w:val="19"/>
+        </w:rPr>
+        <w:t xml:space="preserve">`https://sibima.fasilkom.unsub.ac.id/login`</w:t>
+      </w:r>
+    </w:p>
+    <w:p>
+      <w:pPr>
+        <w:spacing w:after="25"/>
+        <w:numPr>
+          <w:ilvl w:val="0"/>
+          <w:numId w:val="4"/>
+        </w:numPr>
+      </w:pPr>
+      <w:r>
+        <w:rPr>
+          <w:rFonts w:ascii="Calibri" w:hAnsi="Calibri" w:eastAsia="Calibri" w:cs="Calibri"/>
+          <w:sz w:val="19"/>
+          <w:szCs w:val="19"/>
+        </w:rPr>
+        <w:t xml:space="preserve">Masukkan kredensial akun Anda:</w:t>
+      </w:r>
+    </w:p>
+    <w:p>
+      <w:pPr>
+        <w:spacing w:after="25"/>
+        <w:numPr>
+          <w:ilvl w:val="0"/>
+          <w:numId w:val="4"/>
+        </w:numPr>
+      </w:pPr>
+      <w:r>
+        <w:rPr>
+          <w:rFonts w:ascii="Calibri" w:hAnsi="Calibri" w:eastAsia="Calibri" w:cs="Calibri"/>
+          <w:sz w:val="19"/>
+          <w:szCs w:val="19"/>
+        </w:rPr>
+        <w:t xml:space="preserve">**NPM / NIDN / Email**: Masukkan Nomor Pokok Mahasiswa (untuk mahasiswa) atau NIDN/NIP/Email resmi (untuk dosen dan staf).</w:t>
+      </w:r>
+    </w:p>
+    <w:p>
+      <w:pPr>
+        <w:spacing w:after="25"/>
+        <w:numPr>
+          <w:ilvl w:val="0"/>
+          <w:numId w:val="4"/>
+        </w:numPr>
+      </w:pPr>
+      <w:r>
+        <w:rPr>
+          <w:rFonts w:ascii="Calibri" w:hAnsi="Calibri" w:eastAsia="Calibri" w:cs="Calibri"/>
+          <w:sz w:val="19"/>
+          <w:szCs w:val="19"/>
+        </w:rPr>
+        <w:t xml:space="preserve">**Kata Sandi (*Password*)**: Masukkan kata sandi rahasia Anda.</w:t>
+      </w:r>
+    </w:p>
+    <w:p>
+      <w:pPr>
+        <w:spacing w:after="25"/>
+        <w:numPr>
+          <w:ilvl w:val="0"/>
+          <w:numId w:val="4"/>
+        </w:numPr>
+      </w:pPr>
+      <w:r>
+        <w:rPr>
+          <w:rFonts w:ascii="Calibri" w:hAnsi="Calibri" w:eastAsia="Calibri" w:cs="Calibri"/>
+          <w:sz w:val="19"/>
+          <w:szCs w:val="19"/>
+        </w:rPr>
+        <w:t xml:space="preserve">**Ingat Saya (*Remember Me*)**: Centang opsi ini jika Anda mengakses dari perangkat pribadi.</w:t>
+      </w:r>
+    </w:p>
+    <w:p>
+      <w:pPr>
+        <w:spacing w:after="25"/>
+        <w:numPr>
+          <w:ilvl w:val="0"/>
+          <w:numId w:val="4"/>
+        </w:numPr>
+      </w:pPr>
+      <w:r>
+        <w:rPr>
+          <w:rFonts w:ascii="Calibri" w:hAnsi="Calibri" w:eastAsia="Calibri" w:cs="Calibri"/>
+          <w:sz w:val="19"/>
+          <w:szCs w:val="19"/>
+        </w:rPr>
+        <w:t xml:space="preserve">Klik tombol **Masuk Sekarang** (`bg-orange-600`).</w:t>
+      </w:r>
+    </w:p>
+    <w:p>
+      <w:pPr>
+        <w:spacing w:after="25"/>
+        <w:numPr>
+          <w:ilvl w:val="0"/>
+          <w:numId w:val="4"/>
+        </w:numPr>
+      </w:pPr>
+      <w:r>
+        <w:rPr>
+          <w:rFonts w:ascii="Calibri" w:hAnsi="Calibri" w:eastAsia="Calibri" w:cs="Calibri"/>
+          <w:sz w:val="19"/>
+          <w:szCs w:val="19"/>
+        </w:rPr>
+        <w:t xml:space="preserve">Sistem akan melakukan autentikasi dan secara otomatis mengarahkan Anda ke **Dasbor Utama** sesuai peran (*role*) akun Anda.</w:t>
+      </w:r>
+    </w:p>
+    <w:tbl>
+      <w:tblGrid>
+        <w:gridCol w:w="9070" w:type="dxa"/>
+      </w:tblGrid>
+      <w:tblPr>
+        <w:tblW w:w="0" w:type="auto"/>
+        <w:tblLayout w:type="autofit"/>
+        <w:tblCellMar>
+          <w:top w:w="40" w:type="dxa"/>
+          <w:left w:w="70" w:type="dxa"/>
+          <w:bottom w:w="40" w:type="dxa"/>
+        </w:tblCellMar>
+        <w:tblBorders>
+          <w:left w:val="single" w:sz="18" w:color="EA580C"/>
+        </w:tblBorders>
+      </w:tblPr>
+      <w:tr>
+        <w:trPr/>
+        <w:tc>
+          <w:tcPr>
+            <w:tcW w:w="9070" w:type="dxa"/>
+            <w:shd w:val="clear" w:fill="FFF7ED"/>
+            <w:noWrap/>
+          </w:tcPr>
+          <w:p>
+            <w:pPr>
+              <w:spacing w:after="0"/>
+            </w:pPr>
+            <w:r>
+              <w:rPr>
+                <w:rFonts w:ascii="Calibri" w:hAnsi="Calibri" w:eastAsia="Calibri" w:cs="Calibri"/>
+                <w:color w:val="9A3412"/>
+                <w:sz w:val="18"/>
+                <w:szCs w:val="18"/>
+                <w:i w:val="1"/>
+                <w:iCs w:val="1"/>
+              </w:rPr>
+              <w:t xml:space="preserve">**Catatan Keamanan**: Jangan pernah membagikan kata sandi Anda kepada siapa pun. Jika Anda mengakses dari komputer laboratorium atau komputer bersama di kampus, pastikan selalu menekan menu **Keluar (Log Out)** sebelum meninggalkan komputer.</w:t>
+            </w:r>
+          </w:p>
+        </w:tc>
+      </w:tr>
+    </w:tbl>
+    <w:p>
+      <w:pPr>
+        <w:rPr>
+          <w:sz w:val="8"/>
+          <w:szCs w:val="8"/>
+        </w:rPr>
+      </w:pPr>
+    </w:p>
+    <w:p>
+      <w:pPr>
+        <w:pStyle w:val="Heading2"/>
+      </w:pPr>
+      <w:bookmarkStart w:id="4" w:name="_Toc4"/>
+      <w:r>
+        <w:t>1.3 Navigasi Global &amp; Pengalihan Mode Tampilan (*Dark &amp; Light Mode*)</w:t>
+      </w:r>
+      <w:bookmarkEnd w:id="4"/>
+    </w:p>
+    <w:p>
+      <w:pPr>
+        <w:spacing w:after="25"/>
+        <w:numPr>
+          <w:ilvl w:val="0"/>
+          <w:numId w:val="4"/>
+        </w:numPr>
+      </w:pPr>
+      <w:r>
+        <w:rPr>
+          <w:rFonts w:ascii="Calibri" w:hAnsi="Calibri" w:eastAsia="Calibri" w:cs="Calibri"/>
+          <w:sz w:val="19"/>
+          <w:szCs w:val="19"/>
+        </w:rPr>
+        <w:t xml:space="preserve">**Sidebar Menu**: Terletak di sisi kiri layar. Pada tampilan desktop, Anda dapat mengecilkan sidebar (*collapse*) dengan menekan tombol **Minimize** di pojok kiri atas untuk memberikan area kerja yang lebih luas.</w:t>
+      </w:r>
+    </w:p>
+    <w:p>
+      <w:pPr>
+        <w:spacing w:after="25"/>
+        <w:numPr>
+          <w:ilvl w:val="0"/>
+          <w:numId w:val="4"/>
+        </w:numPr>
+      </w:pPr>
+      <w:r>
+        <w:rPr>
+          <w:rFonts w:ascii="Calibri" w:hAnsi="Calibri" w:eastAsia="Calibri" w:cs="Calibri"/>
+          <w:sz w:val="19"/>
+          <w:szCs w:val="19"/>
+        </w:rPr>
+        <w:t xml:space="preserve">**Mode Terang / Gelap (*Theme Toggle*)**: Ikon matahari/bulan pada bilah atas memungkinkan Anda berganti antara *Light Mode* (latar putih bersih) dan *Dark Mode* (latar gelap ramah mata) dengan rasio kontras tinggi berstandar WCAG AA.</w:t>
+      </w:r>
+    </w:p>
+    <w:p>
+      <w:pPr>
+        <w:spacing w:after="25"/>
+        <w:numPr>
+          <w:ilvl w:val="0"/>
+          <w:numId w:val="4"/>
+        </w:numPr>
+      </w:pPr>
+      <w:r>
+        <w:rPr>
+          <w:rFonts w:ascii="Calibri" w:hAnsi="Calibri" w:eastAsia="Calibri" w:cs="Calibri"/>
+          <w:sz w:val="19"/>
+          <w:szCs w:val="19"/>
+        </w:rPr>
+        <w:t xml:space="preserve">**Notifikasi Lonceng &amp; Suara**: Menampilkan pemberitahuan jadwal baru, persetujuan judul, dan komentar revisi secara waktu nyata (*real-time*). Anda dapat mengaktifkan atau menonaktifkan efek suara notifikasi melalui ikon lonceng di bilah atas.</w:t>
+      </w:r>
+    </w:p>
+    <w:p>
+      <w:pPr>
+        <w:pStyle w:val="Heading2"/>
+      </w:pPr>
+      <w:bookmarkStart w:id="5" w:name="_Toc5"/>
+      <w:r>
+        <w:t>1.4 Pengaturan Profil Mandiri &amp; Penggantian Kata Sandi</w:t>
+      </w:r>
+      <w:bookmarkEnd w:id="5"/>
+    </w:p>
+    <w:p>
+      <w:pPr>
+        <w:spacing w:after="25"/>
+        <w:numPr>
+          <w:ilvl w:val="0"/>
+          <w:numId w:val="4"/>
+        </w:numPr>
+      </w:pPr>
+      <w:r>
+        <w:rPr>
+          <w:rFonts w:ascii="Calibri" w:hAnsi="Calibri" w:eastAsia="Calibri" w:cs="Calibri"/>
+          <w:sz w:val="19"/>
+          <w:szCs w:val="19"/>
+        </w:rPr>
+        <w:t xml:space="preserve">Klik foto profil atau nama Anda di sudut kanan atas layar, lalu pilih menu **Profil Pengguna**.</w:t>
+      </w:r>
+    </w:p>
+    <w:p>
+      <w:pPr>
+        <w:spacing w:after="25"/>
+        <w:numPr>
+          <w:ilvl w:val="0"/>
+          <w:numId w:val="4"/>
+        </w:numPr>
+      </w:pPr>
+      <w:r>
+        <w:rPr>
+          <w:rFonts w:ascii="Calibri" w:hAnsi="Calibri" w:eastAsia="Calibri" w:cs="Calibri"/>
+          <w:sz w:val="19"/>
+          <w:szCs w:val="19"/>
+        </w:rPr>
+        <w:t xml:space="preserve">**Memperbarui Data Diri**: Anda dapat memperbarui Nama Lengkap, Nomor WhatsApp aktif (sangat penting untuk menerima notifikasi otomatis), dan mengunggah foto profil resmi.</w:t>
+      </w:r>
+    </w:p>
+    <w:p>
+      <w:pPr>
+        <w:spacing w:after="25"/>
+        <w:numPr>
+          <w:ilvl w:val="0"/>
+          <w:numId w:val="4"/>
+        </w:numPr>
+      </w:pPr>
+      <w:r>
+        <w:rPr>
+          <w:rFonts w:ascii="Calibri" w:hAnsi="Calibri" w:eastAsia="Calibri" w:cs="Calibri"/>
+          <w:sz w:val="19"/>
+          <w:szCs w:val="19"/>
+        </w:rPr>
+        <w:t xml:space="preserve">**Mengganti Kata Sandi**:</w:t>
+      </w:r>
+    </w:p>
+    <w:p>
+      <w:pPr>
+        <w:spacing w:after="25"/>
+        <w:numPr>
+          <w:ilvl w:val="0"/>
+          <w:numId w:val="4"/>
+        </w:numPr>
+      </w:pPr>
+      <w:r>
+        <w:rPr>
+          <w:rFonts w:ascii="Calibri" w:hAnsi="Calibri" w:eastAsia="Calibri" w:cs="Calibri"/>
+          <w:sz w:val="19"/>
+          <w:szCs w:val="19"/>
+        </w:rPr>
+        <w:t xml:space="preserve">Masukkan kata sandi saat ini (*Current Password*).</w:t>
+      </w:r>
+    </w:p>
+    <w:p>
+      <w:pPr>
+        <w:spacing w:after="25"/>
+        <w:numPr>
+          <w:ilvl w:val="0"/>
+          <w:numId w:val="4"/>
+        </w:numPr>
+      </w:pPr>
+      <w:r>
+        <w:rPr>
+          <w:rFonts w:ascii="Calibri" w:hAnsi="Calibri" w:eastAsia="Calibri" w:cs="Calibri"/>
+          <w:sz w:val="19"/>
+          <w:szCs w:val="19"/>
+        </w:rPr>
+        <w:t xml:space="preserve">Masukkan kata sandi baru minimal 8 karakter (disarankan kombinasi huruf kapital, angka, dan simbol).</w:t>
+      </w:r>
+    </w:p>
+    <w:p>
+      <w:pPr>
+        <w:spacing w:after="25"/>
+        <w:numPr>
+          <w:ilvl w:val="0"/>
+          <w:numId w:val="4"/>
+        </w:numPr>
+      </w:pPr>
+      <w:r>
+        <w:rPr>
+          <w:rFonts w:ascii="Calibri" w:hAnsi="Calibri" w:eastAsia="Calibri" w:cs="Calibri"/>
+          <w:sz w:val="19"/>
+          <w:szCs w:val="19"/>
+        </w:rPr>
+        <w:t xml:space="preserve">Masukkan ulang kata sandi baru untuk konfirmasi.</w:t>
+      </w:r>
+    </w:p>
+    <w:p>
+      <w:pPr>
+        <w:spacing w:after="25"/>
+        <w:numPr>
+          <w:ilvl w:val="0"/>
+          <w:numId w:val="4"/>
+        </w:numPr>
+      </w:pPr>
+      <w:r>
+        <w:rPr>
+          <w:rFonts w:ascii="Calibri" w:hAnsi="Calibri" w:eastAsia="Calibri" w:cs="Calibri"/>
+          <w:sz w:val="19"/>
+          <w:szCs w:val="19"/>
+        </w:rPr>
+        <w:t xml:space="preserve">Klik tombol **Simpan Kata Sandi**.</w:t>
+      </w:r>
+    </w:p>
+    <w:p>
+      <w:pPr>
+        <w:pStyle w:val="Heading1"/>
+      </w:pPr>
+      <w:bookmarkStart w:id="6" w:name="_Toc6"/>
+      <w:r>
+        <w:t>2. PANDUAN PENGGUNAAN PERAN MAHASISWA</w:t>
+      </w:r>
+      <w:bookmarkEnd w:id="6"/>
+    </w:p>
+    <w:p>
+      <w:pPr>
+        <w:jc w:val="both"/>
+        <w:spacing w:after="50"/>
+      </w:pPr>
+      <w:r>
+        <w:rPr>
+          <w:rFonts w:ascii="Calibri" w:hAnsi="Calibri" w:eastAsia="Calibri" w:cs="Calibri"/>
+          <w:color w:val="1E293B"/>
+          <w:sz w:val="19"/>
+          <w:szCs w:val="19"/>
+        </w:rPr>
+        <w:t xml:space="preserve">Siklus Tugas Akhir di SIBIMA dirancang secara linear melalui menu bernomor urut **1 s/d 6** di bilah menu samping (*sidebar*), memudahkan mahasiswa memantau progres kelulusan langkah demi langkah:</w:t>
+      </w:r>
+    </w:p>
+    <w:tbl>
+      <w:tblGrid>
+        <w:gridCol w:w="9070" w:type="dxa"/>
+      </w:tblGrid>
+      <w:tblPr>
+        <w:jc w:val="center"/>
+        <w:tblW w:w="0" w:type="auto"/>
+        <w:tblLayout w:type="autofit"/>
+        <w:tblCellMar>
+          <w:top w:w="70" w:type="dxa"/>
+          <w:left w:w="70" w:type="dxa"/>
+          <w:right w:w="70" w:type="dxa"/>
+          <w:bottom w:w="70" w:type="dxa"/>
+        </w:tblCellMar>
+        <w:tblBorders>
+          <w:top w:val="single" w:sz="6" w:color="E2E8F0"/>
+          <w:left w:val="single" w:sz="6" w:color="E2E8F0"/>
+          <w:right w:val="single" w:sz="6" w:color="E2E8F0"/>
+          <w:bottom w:val="single" w:sz="6" w:color="E2E8F0"/>
+          <w:insideH w:val="single" w:sz="6" w:color="E2E8F0"/>
+          <w:insideV w:val="single" w:sz="6" w:color="E2E8F0"/>
+        </w:tblBorders>
+      </w:tblPr>
+      <w:tr>
+        <w:trPr/>
+        <w:tc>
+          <w:tcPr>
+            <w:tcW w:w="9070" w:type="dxa"/>
+            <w:shd w:val="clear" w:fill="F8FAFC"/>
+            <w:noWrap/>
+          </w:tcPr>
+          <w:p>
+            <w:pPr>
+              <w:spacing w:after="0"/>
+            </w:pPr>
+            <w:r>
+              <w:rPr>
+                <w:rFonts w:ascii="Consolas" w:hAnsi="Consolas" w:eastAsia="Consolas" w:cs="Consolas"/>
+                <w:color w:val="334155"/>
+                <w:sz w:val="17"/>
+                <w:szCs w:val="17"/>
+              </w:rPr>
+              <w:t xml:space="preserve">[1. Pengajuan Judul] ➔ [Bimbingan &amp; Logbook] ➔ [2. Pendaftaran Sempro] ➔ [3. Revisi Sempro] </w:t>
+            </w:r>
+          </w:p>
+          <w:p>
+            <w:pPr>
+              <w:spacing w:after="0"/>
+            </w:pPr>
+            <w:r>
+              <w:rPr>
+                <w:rFonts w:ascii="Consolas" w:hAnsi="Consolas" w:eastAsia="Consolas" w:cs="Consolas"/>
+                <w:color w:val="334155"/>
+                <w:sz w:val="17"/>
+                <w:szCs w:val="17"/>
+              </w:rPr>
+              <w:t xml:space="preserve">         ➔ [4. Pendaftaran Sidang] ➔ [5. Revisi Sidang] ➔ [6. Yudisium &amp; SKL]</w:t>
+            </w:r>
+          </w:p>
+        </w:tc>
+      </w:tr>
+    </w:tbl>
+    <w:p>
+      <w:pPr>
+        <w:rPr>
+          <w:sz w:val="12"/>
+          <w:szCs w:val="12"/>
+        </w:rPr>
+      </w:pPr>
+    </w:p>
+    <w:p>
+      <w:pPr>
+        <w:pStyle w:val="Heading2"/>
+      </w:pPr>
+      <w:bookmarkStart w:id="7" w:name="_Toc7"/>
+      <w:r>
+        <w:t>2.1 Langkah 1: Pengajuan Usulan Judul Tugas Akhir</w:t>
+      </w:r>
+      <w:bookmarkEnd w:id="7"/>
+    </w:p>
+    <w:p>
+      <w:pPr>
+        <w:jc w:val="both"/>
+        <w:spacing w:after="50"/>
+      </w:pPr>
+      <w:r>
+        <w:rPr>
+          <w:rFonts w:ascii="Calibri" w:hAnsi="Calibri" w:eastAsia="Calibri" w:cs="Calibri"/>
+          <w:color w:val="1E293B"/>
+          <w:sz w:val="19"/>
+          <w:szCs w:val="19"/>
+        </w:rPr>
+        <w:t xml:space="preserve">Menu: **Tahapan Skripsi ➔ 1. Pengajuan Judul**</w:t>
+      </w:r>
+    </w:p>
+    <w:p>
+      <w:pPr>
+        <w:spacing w:after="25"/>
+        <w:numPr>
+          <w:ilvl w:val="0"/>
+          <w:numId w:val="4"/>
+        </w:numPr>
+      </w:pPr>
+      <w:r>
+        <w:rPr>
+          <w:rFonts w:ascii="Calibri" w:hAnsi="Calibri" w:eastAsia="Calibri" w:cs="Calibri"/>
+          <w:sz w:val="19"/>
+          <w:szCs w:val="19"/>
+        </w:rPr>
+        <w:t xml:space="preserve">Klik menu **1. Pengajuan Judul** di sidebar.</w:t>
+      </w:r>
+    </w:p>
+    <w:p>
+      <w:pPr>
+        <w:spacing w:after="25"/>
+        <w:numPr>
+          <w:ilvl w:val="0"/>
+          <w:numId w:val="4"/>
+        </w:numPr>
+      </w:pPr>
+      <w:r>
+        <w:rPr>
+          <w:rFonts w:ascii="Calibri" w:hAnsi="Calibri" w:eastAsia="Calibri" w:cs="Calibri"/>
+          <w:sz w:val="19"/>
+          <w:szCs w:val="19"/>
+        </w:rPr>
+        <w:t xml:space="preserve">Anda akan disajikan formulir pengajuan judul skripsi:</w:t>
+      </w:r>
+    </w:p>
+    <w:p>
+      <w:pPr>
+        <w:spacing w:after="25"/>
+        <w:numPr>
+          <w:ilvl w:val="0"/>
+          <w:numId w:val="4"/>
+        </w:numPr>
+      </w:pPr>
+      <w:r>
+        <w:rPr>
+          <w:rFonts w:ascii="Calibri" w:hAnsi="Calibri" w:eastAsia="Calibri" w:cs="Calibri"/>
+          <w:sz w:val="19"/>
+          <w:szCs w:val="19"/>
+        </w:rPr>
+        <w:t xml:space="preserve">**Judul Utama (Alternatif 1)**: Tuliskan judul tugas akhir yang paling Anda prioritaskan menggunakan huruf kapital di awal kata (*Title Case*).</w:t>
+      </w:r>
+    </w:p>
+    <w:p>
+      <w:pPr>
+        <w:spacing w:after="25"/>
+        <w:numPr>
+          <w:ilvl w:val="0"/>
+          <w:numId w:val="4"/>
+        </w:numPr>
+      </w:pPr>
+      <w:r>
+        <w:rPr>
+          <w:rFonts w:ascii="Calibri" w:hAnsi="Calibri" w:eastAsia="Calibri" w:cs="Calibri"/>
+          <w:sz w:val="19"/>
+          <w:szCs w:val="19"/>
+        </w:rPr>
+        <w:t xml:space="preserve">**Judul Alternatif 2 &amp; 3**: Tuliskan cadangan judul lain yang relevan sebagai opsi pertimbangan bagi Kaprodi jika judul utama memerlukan penyesuaian.</w:t>
+      </w:r>
+    </w:p>
+    <w:p>
+      <w:pPr>
+        <w:spacing w:after="25"/>
+        <w:numPr>
+          <w:ilvl w:val="0"/>
+          <w:numId w:val="4"/>
+        </w:numPr>
+      </w:pPr>
+      <w:r>
+        <w:rPr>
+          <w:rFonts w:ascii="Calibri" w:hAnsi="Calibri" w:eastAsia="Calibri" w:cs="Calibri"/>
+          <w:sz w:val="19"/>
+          <w:szCs w:val="19"/>
+        </w:rPr>
+        <w:t xml:space="preserve">**Rumusan Masalah &amp; Ruang Lingkup**: Jelaskan secara ringkas latar belakang permasalahan, tujuan penelitian, dan batasan sistem yang akan dibangun.</w:t>
+      </w:r>
+    </w:p>
+    <w:p>
+      <w:pPr>
+        <w:spacing w:after="25"/>
+        <w:numPr>
+          <w:ilvl w:val="0"/>
+          <w:numId w:val="4"/>
+        </w:numPr>
+      </w:pPr>
+      <w:r>
+        <w:rPr>
+          <w:rFonts w:ascii="Calibri" w:hAnsi="Calibri" w:eastAsia="Calibri" w:cs="Calibri"/>
+          <w:sz w:val="19"/>
+          <w:szCs w:val="19"/>
+        </w:rPr>
+        <w:t xml:space="preserve">**Berkas Proposal Awal (PDF)**: Unggah dokumen draf proposal awal (format `.pdf`, ukuran maksimal 5 MB).</w:t>
+      </w:r>
+    </w:p>
+    <w:p>
+      <w:pPr>
+        <w:spacing w:after="25"/>
+        <w:numPr>
+          <w:ilvl w:val="0"/>
+          <w:numId w:val="4"/>
+        </w:numPr>
+      </w:pPr>
+      <w:r>
+        <w:rPr>
+          <w:rFonts w:ascii="Calibri" w:hAnsi="Calibri" w:eastAsia="Calibri" w:cs="Calibri"/>
+          <w:sz w:val="19"/>
+          <w:szCs w:val="19"/>
+        </w:rPr>
+        <w:t xml:space="preserve">Periksa kembali seluruh isian formulir, lalu klik **Kirim Pengajuan Judul**.</w:t>
+      </w:r>
+    </w:p>
+    <w:p>
+      <w:pPr>
+        <w:spacing w:after="25"/>
+        <w:numPr>
+          <w:ilvl w:val="0"/>
+          <w:numId w:val="4"/>
+        </w:numPr>
+      </w:pPr>
+      <w:r>
+        <w:rPr>
+          <w:rFonts w:ascii="Calibri" w:hAnsi="Calibri" w:eastAsia="Calibri" w:cs="Calibri"/>
+          <w:sz w:val="19"/>
+          <w:szCs w:val="19"/>
+        </w:rPr>
+        <w:t xml:space="preserve">**Status Judul**:</w:t>
+      </w:r>
+    </w:p>
+    <w:p>
+      <w:pPr>
+        <w:spacing w:after="25"/>
+        <w:numPr>
+          <w:ilvl w:val="0"/>
+          <w:numId w:val="4"/>
+        </w:numPr>
+      </w:pPr>
+      <w:r>
+        <w:rPr>
+          <w:rFonts w:ascii="Calibri" w:hAnsi="Calibri" w:eastAsia="Calibri" w:cs="Calibri"/>
+          <w:sz w:val="19"/>
+          <w:szCs w:val="19"/>
+        </w:rPr>
+        <w:t xml:space="preserve">*Pending / Menunggu Persetujuan*: Judul sedang ditinjau oleh Ketua Program Studi.</w:t>
+      </w:r>
+    </w:p>
+    <w:p>
+      <w:pPr>
+        <w:spacing w:after="25"/>
+        <w:numPr>
+          <w:ilvl w:val="0"/>
+          <w:numId w:val="4"/>
+        </w:numPr>
+      </w:pPr>
+      <w:r>
+        <w:rPr>
+          <w:rFonts w:ascii="Calibri" w:hAnsi="Calibri" w:eastAsia="Calibri" w:cs="Calibri"/>
+          <w:sz w:val="19"/>
+          <w:szCs w:val="19"/>
+        </w:rPr>
+        <w:t xml:space="preserve">*Disetujui*: Judul diterima, dan sistem akan menampilkan nama **Dosen Pembimbing 1** dan **Dosen Pembimbing 2**.</w:t>
+      </w:r>
+    </w:p>
+    <w:p>
+      <w:pPr>
+        <w:spacing w:after="25"/>
+        <w:numPr>
+          <w:ilvl w:val="0"/>
+          <w:numId w:val="4"/>
+        </w:numPr>
+      </w:pPr>
+      <w:r>
+        <w:rPr>
+          <w:rFonts w:ascii="Calibri" w:hAnsi="Calibri" w:eastAsia="Calibri" w:cs="Calibri"/>
+          <w:sz w:val="19"/>
+          <w:szCs w:val="19"/>
+        </w:rPr>
+        <w:t xml:space="preserve">*Ditolak*: Tinjau catatan alasan penolakan dari Kaprodi, lalu lakukan revisi judul dengan menekan tombol **Ajukan Ulang**.</w:t>
+      </w:r>
+    </w:p>
+    <w:p>
+      <w:pPr>
+        <w:pStyle w:val="Heading2"/>
+      </w:pPr>
+      <w:bookmarkStart w:id="8" w:name="_Toc8"/>
+      <w:r>
+        <w:t>2.2 Langkah 2: Pelaksanaan Sesi Bimbingan &amp; Presensi Scan QR Code</w:t>
+      </w:r>
+      <w:bookmarkEnd w:id="8"/>
+    </w:p>
+    <w:p>
+      <w:pPr>
+        <w:jc w:val="both"/>
+        <w:spacing w:after="50"/>
+      </w:pPr>
+      <w:r>
+        <w:rPr>
+          <w:rFonts w:ascii="Calibri" w:hAnsi="Calibri" w:eastAsia="Calibri" w:cs="Calibri"/>
+          <w:color w:val="1E293B"/>
+          <w:sz w:val="19"/>
+          <w:szCs w:val="19"/>
+        </w:rPr>
+        <w:t xml:space="preserve">Menu: **Aktivitas &amp; Bimbingan ➔ Jadwal Bimbingan**</w:t>
+      </w:r>
+    </w:p>
+    <w:p>
+      <w:pPr>
+        <w:jc w:val="both"/>
+        <w:spacing w:after="50"/>
+      </w:pPr>
+      <w:r>
+        <w:rPr>
+          <w:rFonts w:ascii="Calibri" w:hAnsi="Calibri" w:eastAsia="Calibri" w:cs="Calibri"/>
+          <w:color w:val="1E293B"/>
+          <w:sz w:val="19"/>
+          <w:szCs w:val="19"/>
+        </w:rPr>
+        <w:t xml:space="preserve">Presensi bimbingan tugas akhir di SIBIMA wajib dilakukan secara tatap muka (*offline*) atau konsultasi terjadwal menggunakan **Kode QR Dinamis bertanda tangan kriptografis**:</w:t>
+      </w:r>
+    </w:p>
+    <w:p>
+      <w:pPr>
+        <w:spacing w:after="25"/>
+        <w:numPr>
+          <w:ilvl w:val="0"/>
+          <w:numId w:val="4"/>
+        </w:numPr>
+      </w:pPr>
+      <w:r>
+        <w:rPr>
+          <w:rFonts w:ascii="Calibri" w:hAnsi="Calibri" w:eastAsia="Calibri" w:cs="Calibri"/>
+          <w:sz w:val="19"/>
+          <w:szCs w:val="19"/>
+        </w:rPr>
+        <w:t xml:space="preserve">Dosen pembimbing akan membuka sesi bimbingan di aplikasinya dan menampilkan **Kode QR Presensi** di layar laptop atau ponsel dosen.</w:t>
+      </w:r>
+    </w:p>
+    <w:p>
+      <w:pPr>
+        <w:spacing w:after="25"/>
+        <w:numPr>
+          <w:ilvl w:val="0"/>
+          <w:numId w:val="4"/>
+        </w:numPr>
+      </w:pPr>
+      <w:r>
+        <w:rPr>
+          <w:rFonts w:ascii="Calibri" w:hAnsi="Calibri" w:eastAsia="Calibri" w:cs="Calibri"/>
+          <w:sz w:val="19"/>
+          <w:szCs w:val="19"/>
+        </w:rPr>
+        <w:t xml:space="preserve">Pada ponsel Anda, buka SIBIMA dan pilih menu **Jadwal Bimbingan**.</w:t>
+      </w:r>
+    </w:p>
+    <w:p>
+      <w:pPr>
+        <w:spacing w:after="25"/>
+        <w:numPr>
+          <w:ilvl w:val="0"/>
+          <w:numId w:val="4"/>
+        </w:numPr>
+      </w:pPr>
+      <w:r>
+        <w:rPr>
+          <w:rFonts w:ascii="Calibri" w:hAnsi="Calibri" w:eastAsia="Calibri" w:cs="Calibri"/>
+          <w:sz w:val="19"/>
+          <w:szCs w:val="19"/>
+        </w:rPr>
+        <w:t xml:space="preserve">Klik tombol **Pindai QR Presensi** (`bg-orange-600`).</w:t>
+      </w:r>
+    </w:p>
+    <w:p>
+      <w:pPr>
+        <w:spacing w:after="25"/>
+        <w:numPr>
+          <w:ilvl w:val="0"/>
+          <w:numId w:val="4"/>
+        </w:numPr>
+      </w:pPr>
+      <w:r>
+        <w:rPr>
+          <w:rFonts w:ascii="Calibri" w:hAnsi="Calibri" w:eastAsia="Calibri" w:cs="Calibri"/>
+          <w:sz w:val="19"/>
+          <w:szCs w:val="19"/>
+        </w:rPr>
+        <w:t xml:space="preserve">Jika peramban meminta izin akses kamera, pilih **Izinkan (Allow)**.</w:t>
+      </w:r>
+    </w:p>
+    <w:p>
+      <w:pPr>
+        <w:spacing w:after="25"/>
+        <w:numPr>
+          <w:ilvl w:val="0"/>
+          <w:numId w:val="4"/>
+        </w:numPr>
+      </w:pPr>
+      <w:r>
+        <w:rPr>
+          <w:rFonts w:ascii="Calibri" w:hAnsi="Calibri" w:eastAsia="Calibri" w:cs="Calibri"/>
+          <w:sz w:val="19"/>
+          <w:szCs w:val="19"/>
+        </w:rPr>
+        <w:t xml:space="preserve">Arahkan kamera ponsel Anda tepat ke Kode QR yang ditampilkan oleh dosen pembimbing.</w:t>
+      </w:r>
+    </w:p>
+    <w:p>
+      <w:pPr>
+        <w:spacing w:after="25"/>
+        <w:numPr>
+          <w:ilvl w:val="0"/>
+          <w:numId w:val="4"/>
+        </w:numPr>
+      </w:pPr>
+      <w:r>
+        <w:rPr>
+          <w:rFonts w:ascii="Calibri" w:hAnsi="Calibri" w:eastAsia="Calibri" w:cs="Calibri"/>
+          <w:sz w:val="19"/>
+          <w:szCs w:val="19"/>
+        </w:rPr>
+        <w:t xml:space="preserve">Dalam hitungan detik, sistem akan membaca token 32 karakter dan menampilkan notifikasi:</w:t>
+      </w:r>
+    </w:p>
+    <w:p>
+      <w:pPr>
+        <w:jc w:val="both"/>
+        <w:spacing w:after="50"/>
+      </w:pPr>
+      <w:r>
+        <w:rPr>
+          <w:rFonts w:ascii="Calibri" w:hAnsi="Calibri" w:eastAsia="Calibri" w:cs="Calibri"/>
+          <w:color w:val="1E293B"/>
+          <w:sz w:val="19"/>
+          <w:szCs w:val="19"/>
+        </w:rPr>
+        <w:t xml:space="preserve">`"Presensi Bimbingan Berhasil Diverifikasi! Tanggal dan waktu kehadiran Anda telah tercatat resmi."`</w:t>
+      </w:r>
+    </w:p>
+    <w:p>
+      <w:pPr>
+        <w:spacing w:after="25"/>
+        <w:numPr>
+          <w:ilvl w:val="0"/>
+          <w:numId w:val="4"/>
+        </w:numPr>
+      </w:pPr>
+      <w:r>
+        <w:rPr>
+          <w:rFonts w:ascii="Calibri" w:hAnsi="Calibri" w:eastAsia="Calibri" w:cs="Calibri"/>
+          <w:sz w:val="19"/>
+          <w:szCs w:val="19"/>
+        </w:rPr>
+        <w:t xml:space="preserve">Sesi bimbingan otomatis masuk ke riwayat kartu bimbingan Anda dengan status *Selesai / Terverifikasi*.</w:t>
+      </w:r>
+    </w:p>
+    <w:p>
+      <w:pPr>
+        <w:pStyle w:val="Heading2"/>
+      </w:pPr>
+      <w:bookmarkStart w:id="9" w:name="_Toc9"/>
+      <w:r>
+        <w:t>2.3 Langkah 3: Pengisian Logbook Kemajuan Harian &amp; Cetak Kartu Bimbingan</w:t>
+      </w:r>
+      <w:bookmarkEnd w:id="9"/>
+    </w:p>
+    <w:p>
+      <w:pPr>
+        <w:jc w:val="both"/>
+        <w:spacing w:after="50"/>
+      </w:pPr>
+      <w:r>
+        <w:rPr>
+          <w:rFonts w:ascii="Calibri" w:hAnsi="Calibri" w:eastAsia="Calibri" w:cs="Calibri"/>
+          <w:color w:val="1E293B"/>
+          <w:sz w:val="19"/>
+          <w:szCs w:val="19"/>
+        </w:rPr>
+        <w:t xml:space="preserve">Menu: **Aktivitas &amp; Bimbingan ➔ Logbook Bimbingan**</w:t>
+      </w:r>
+    </w:p>
+    <w:p>
+      <w:pPr>
+        <w:jc w:val="both"/>
+        <w:spacing w:after="50"/>
+      </w:pPr>
+      <w:r>
+        <w:rPr>
+          <w:rFonts w:ascii="Calibri" w:hAnsi="Calibri" w:eastAsia="Calibri" w:cs="Calibri"/>
+          <w:color w:val="1E293B"/>
+          <w:sz w:val="19"/>
+          <w:szCs w:val="19"/>
+        </w:rPr>
+        <w:t xml:space="preserve">Mahasiswa diwajibkan mencatat setiap aktivitas kemajuan penulisan skripsi secara berkala ke dalam logbook sistem:</w:t>
+      </w:r>
+    </w:p>
+    <w:p>
+      <w:pPr>
+        <w:spacing w:after="25"/>
+        <w:numPr>
+          <w:ilvl w:val="0"/>
+          <w:numId w:val="4"/>
+        </w:numPr>
+      </w:pPr>
+      <w:r>
+        <w:rPr>
+          <w:rFonts w:ascii="Calibri" w:hAnsi="Calibri" w:eastAsia="Calibri" w:cs="Calibri"/>
+          <w:sz w:val="19"/>
+          <w:szCs w:val="19"/>
+        </w:rPr>
+        <w:t xml:space="preserve">Buka menu **Logbook Bimbingan**.</w:t>
+      </w:r>
+    </w:p>
+    <w:p>
+      <w:pPr>
+        <w:spacing w:after="25"/>
+        <w:numPr>
+          <w:ilvl w:val="0"/>
+          <w:numId w:val="4"/>
+        </w:numPr>
+      </w:pPr>
+      <w:r>
+        <w:rPr>
+          <w:rFonts w:ascii="Calibri" w:hAnsi="Calibri" w:eastAsia="Calibri" w:cs="Calibri"/>
+          <w:sz w:val="19"/>
+          <w:szCs w:val="19"/>
+        </w:rPr>
+        <w:t xml:space="preserve">Klik tombol **+ Tambah Logbook Baru**.</w:t>
+      </w:r>
+    </w:p>
+    <w:p>
+      <w:pPr>
+        <w:spacing w:after="25"/>
+        <w:numPr>
+          <w:ilvl w:val="0"/>
+          <w:numId w:val="4"/>
+        </w:numPr>
+      </w:pPr>
+      <w:r>
+        <w:rPr>
+          <w:rFonts w:ascii="Calibri" w:hAnsi="Calibri" w:eastAsia="Calibri" w:cs="Calibri"/>
+          <w:sz w:val="19"/>
+          <w:szCs w:val="19"/>
+        </w:rPr>
+        <w:t xml:space="preserve">Isi data catatan harian:</w:t>
+      </w:r>
+    </w:p>
+    <w:p>
+      <w:pPr>
+        <w:spacing w:after="25"/>
+        <w:numPr>
+          <w:ilvl w:val="0"/>
+          <w:numId w:val="4"/>
+        </w:numPr>
+      </w:pPr>
+      <w:r>
+        <w:rPr>
+          <w:rFonts w:ascii="Calibri" w:hAnsi="Calibri" w:eastAsia="Calibri" w:cs="Calibri"/>
+          <w:sz w:val="19"/>
+          <w:szCs w:val="19"/>
+        </w:rPr>
+        <w:t xml:space="preserve">**Tanggal Aktivitas**: Pilih tanggal pengerjaan tugas akhir.</w:t>
+      </w:r>
+    </w:p>
+    <w:p>
+      <w:pPr>
+        <w:spacing w:after="25"/>
+        <w:numPr>
+          <w:ilvl w:val="0"/>
+          <w:numId w:val="4"/>
+        </w:numPr>
+      </w:pPr>
+      <w:r>
+        <w:rPr>
+          <w:rFonts w:ascii="Calibri" w:hAnsi="Calibri" w:eastAsia="Calibri" w:cs="Calibri"/>
+          <w:sz w:val="19"/>
+          <w:szCs w:val="19"/>
+        </w:rPr>
+        <w:t xml:space="preserve">**Bab yang Dikerjakan**: Pilih tahapan bab (BAB I, BAB II, BAB III, BAB IV, BAB V, BAB VI, atau Perancangan Sistem).</w:t>
+      </w:r>
+    </w:p>
+    <w:p>
+      <w:pPr>
+        <w:spacing w:after="25"/>
+        <w:numPr>
+          <w:ilvl w:val="0"/>
+          <w:numId w:val="4"/>
+        </w:numPr>
+      </w:pPr>
+      <w:r>
+        <w:rPr>
+          <w:rFonts w:ascii="Calibri" w:hAnsi="Calibri" w:eastAsia="Calibri" w:cs="Calibri"/>
+          <w:sz w:val="19"/>
+          <w:szCs w:val="19"/>
+        </w:rPr>
+        <w:t xml:space="preserve">**Uraian Kemajuan**: Tuliskan secara deskriptif hal-hal yang telah diselesaikan (misalnya: *Menyelesaikan diagram use case dan activity diagram modul pembayaran*).</w:t>
+      </w:r>
+    </w:p>
+    <w:p>
+      <w:pPr>
+        <w:spacing w:after="25"/>
+        <w:numPr>
+          <w:ilvl w:val="0"/>
+          <w:numId w:val="4"/>
+        </w:numPr>
+      </w:pPr>
+      <w:r>
+        <w:rPr>
+          <w:rFonts w:ascii="Calibri" w:hAnsi="Calibri" w:eastAsia="Calibri" w:cs="Calibri"/>
+          <w:sz w:val="19"/>
+          <w:szCs w:val="19"/>
+        </w:rPr>
+        <w:t xml:space="preserve">**Kendala yang Dihadapi**: Tuliskan hambatan teknis atau kesulitan referensi (jika ada).</w:t>
+      </w:r>
+    </w:p>
+    <w:p>
+      <w:pPr>
+        <w:spacing w:after="25"/>
+        <w:numPr>
+          <w:ilvl w:val="0"/>
+          <w:numId w:val="4"/>
+        </w:numPr>
+      </w:pPr>
+      <w:r>
+        <w:rPr>
+          <w:rFonts w:ascii="Calibri" w:hAnsi="Calibri" w:eastAsia="Calibri" w:cs="Calibri"/>
+          <w:sz w:val="19"/>
+          <w:szCs w:val="19"/>
+        </w:rPr>
+        <w:t xml:space="preserve">**Unggah Lampiran Berkas (Opsional)**: Unggah draf dokumen bab terbaru (format `.pdf` atau `.docx`).</w:t>
+      </w:r>
+    </w:p>
+    <w:p>
+      <w:pPr>
+        <w:spacing w:after="25"/>
+        <w:numPr>
+          <w:ilvl w:val="0"/>
+          <w:numId w:val="4"/>
+        </w:numPr>
+      </w:pPr>
+      <w:r>
+        <w:rPr>
+          <w:rFonts w:ascii="Calibri" w:hAnsi="Calibri" w:eastAsia="Calibri" w:cs="Calibri"/>
+          <w:sz w:val="19"/>
+          <w:szCs w:val="19"/>
+        </w:rPr>
+        <w:t xml:space="preserve">Klik **Simpan Logbook**.</w:t>
+      </w:r>
+    </w:p>
+    <w:p>
+      <w:pPr>
+        <w:spacing w:after="25"/>
+        <w:numPr>
+          <w:ilvl w:val="0"/>
+          <w:numId w:val="4"/>
+        </w:numPr>
+      </w:pPr>
+      <w:r>
+        <w:rPr>
+          <w:rFonts w:ascii="Calibri" w:hAnsi="Calibri" w:eastAsia="Calibri" w:cs="Calibri"/>
+          <w:sz w:val="19"/>
+          <w:szCs w:val="19"/>
+        </w:rPr>
+        <w:t xml:space="preserve">Dosen pembimbing akan meninjau dan memberikan catatan persetujuan pada logbook Anda.</w:t>
+      </w:r>
+    </w:p>
+    <w:p>
+      <w:pPr>
+        <w:spacing w:after="25"/>
+        <w:numPr>
+          <w:ilvl w:val="0"/>
+          <w:numId w:val="4"/>
+        </w:numPr>
+      </w:pPr>
+      <w:r>
+        <w:rPr>
+          <w:rFonts w:ascii="Calibri" w:hAnsi="Calibri" w:eastAsia="Calibri" w:cs="Calibri"/>
+          <w:sz w:val="19"/>
+          <w:szCs w:val="19"/>
+        </w:rPr>
+        <w:t xml:space="preserve">**Cetak Kartu Bimbingan Resmi**:</w:t>
+      </w:r>
+    </w:p>
+    <w:p>
+      <w:pPr>
+        <w:spacing w:after="25"/>
+        <w:numPr>
+          <w:ilvl w:val="0"/>
+          <w:numId w:val="4"/>
+        </w:numPr>
+      </w:pPr>
+      <w:r>
+        <w:rPr>
+          <w:rFonts w:ascii="Calibri" w:hAnsi="Calibri" w:eastAsia="Calibri" w:cs="Calibri"/>
+          <w:sz w:val="19"/>
+          <w:szCs w:val="19"/>
+        </w:rPr>
+        <w:t xml:space="preserve">Setelah sesi bimbingan mencukupi syarat minimal (minimal 8 kali bimbingan tervalidasi), klik tombol **Cetak Kartu Bimbingan (PDF)** di bagian atas halaman logbook.</w:t>
+      </w:r>
+    </w:p>
+    <w:p>
+      <w:pPr>
+        <w:spacing w:after="25"/>
+        <w:numPr>
+          <w:ilvl w:val="0"/>
+          <w:numId w:val="4"/>
+        </w:numPr>
+      </w:pPr>
+      <w:r>
+        <w:rPr>
+          <w:rFonts w:ascii="Calibri" w:hAnsi="Calibri" w:eastAsia="Calibri" w:cs="Calibri"/>
+          <w:sz w:val="19"/>
+          <w:szCs w:val="19"/>
+        </w:rPr>
+        <w:t xml:space="preserve">Dokumen PDF kartu bimbingan akan terunduh otomatis, lengkap dengan rekapitulasi tanggal, materi bimbingan, dan paraf digital dosen pembimbing.</w:t>
+      </w:r>
+    </w:p>
+    <w:p>
+      <w:pPr>
+        <w:pStyle w:val="Heading2"/>
+      </w:pPr>
+      <w:bookmarkStart w:id="10" w:name="_Toc10"/>
+      <w:r>
+        <w:t>2.4 Langkah 4: Pendaftaran Ujian Seminar Proposal (Sempro)</w:t>
+      </w:r>
+      <w:bookmarkEnd w:id="10"/>
+    </w:p>
+    <w:p>
+      <w:pPr>
+        <w:jc w:val="both"/>
+        <w:spacing w:after="50"/>
+      </w:pPr>
+      <w:r>
+        <w:rPr>
+          <w:rFonts w:ascii="Calibri" w:hAnsi="Calibri" w:eastAsia="Calibri" w:cs="Calibri"/>
+          <w:color w:val="1E293B"/>
+          <w:sz w:val="19"/>
+          <w:szCs w:val="19"/>
+        </w:rPr>
+        <w:t xml:space="preserve">Menu: **Tahapan Skripsi ➔ 2. Pendaftaran Seminar**</w:t>
+      </w:r>
+    </w:p>
+    <w:p>
+      <w:pPr>
+        <w:jc w:val="both"/>
+        <w:spacing w:after="50"/>
+      </w:pPr>
+      <w:r>
+        <w:rPr>
+          <w:rFonts w:ascii="Calibri" w:hAnsi="Calibri" w:eastAsia="Calibri" w:cs="Calibri"/>
+          <w:color w:val="1E293B"/>
+          <w:sz w:val="19"/>
+          <w:szCs w:val="19"/>
+        </w:rPr>
+        <w:t xml:space="preserve">Setelah draf proposal tuntas dan disetujui oleh kedua dosen pembimbing, mahasiswa mendaftar ujian seminar proposal:</w:t>
+      </w:r>
+    </w:p>
+    <w:p>
+      <w:pPr>
+        <w:spacing w:after="25"/>
+        <w:numPr>
+          <w:ilvl w:val="0"/>
+          <w:numId w:val="4"/>
+        </w:numPr>
+      </w:pPr>
+      <w:r>
+        <w:rPr>
+          <w:rFonts w:ascii="Calibri" w:hAnsi="Calibri" w:eastAsia="Calibri" w:cs="Calibri"/>
+          <w:sz w:val="19"/>
+          <w:szCs w:val="19"/>
+        </w:rPr>
+        <w:t xml:space="preserve">Buka menu **2. Pendaftaran Seminar**.</w:t>
+      </w:r>
+    </w:p>
+    <w:p>
+      <w:pPr>
+        <w:spacing w:after="25"/>
+        <w:numPr>
+          <w:ilvl w:val="0"/>
+          <w:numId w:val="4"/>
+        </w:numPr>
+      </w:pPr>
+      <w:r>
+        <w:rPr>
+          <w:rFonts w:ascii="Calibri" w:hAnsi="Calibri" w:eastAsia="Calibri" w:cs="Calibri"/>
+          <w:sz w:val="19"/>
+          <w:szCs w:val="19"/>
+        </w:rPr>
+        <w:t xml:space="preserve">**Pemeriksaan Prasyarat Otomatis**:</w:t>
+      </w:r>
+    </w:p>
+    <w:p>
+      <w:pPr>
+        <w:jc w:val="both"/>
+        <w:spacing w:after="50"/>
+      </w:pPr>
+      <w:r>
+        <w:rPr>
+          <w:rFonts w:ascii="Calibri" w:hAnsi="Calibri" w:eastAsia="Calibri" w:cs="Calibri"/>
+          <w:color w:val="1E293B"/>
+          <w:sz w:val="19"/>
+          <w:szCs w:val="19"/>
+        </w:rPr>
+        <w:t xml:space="preserve">Sistem akan secara otomatis memeriksa:</w:t>
+      </w:r>
+    </w:p>
+    <w:p>
+      <w:pPr>
+        <w:spacing w:after="25"/>
+        <w:numPr>
+          <w:ilvl w:val="0"/>
+          <w:numId w:val="4"/>
+        </w:numPr>
+      </w:pPr>
+      <w:r>
+        <w:rPr>
+          <w:rFonts w:ascii="Calibri" w:hAnsi="Calibri" w:eastAsia="Calibri" w:cs="Calibri"/>
+          <w:sz w:val="19"/>
+          <w:szCs w:val="19"/>
+        </w:rPr>
+        <w:t xml:space="preserve">Jumlah bimbingan minimal tercapai ($\ge 8$ sesi).</w:t>
+      </w:r>
+    </w:p>
+    <w:p>
+      <w:pPr>
+        <w:spacing w:after="25"/>
+        <w:numPr>
+          <w:ilvl w:val="0"/>
+          <w:numId w:val="4"/>
+        </w:numPr>
+      </w:pPr>
+      <w:r>
+        <w:rPr>
+          <w:rFonts w:ascii="Calibri" w:hAnsi="Calibri" w:eastAsia="Calibri" w:cs="Calibri"/>
+          <w:sz w:val="19"/>
+          <w:szCs w:val="19"/>
+        </w:rPr>
+        <w:t xml:space="preserve">Status persetujuan (*ACC*) dari Pembimbing 1 dan Pembimbing 2 aktif.</w:t>
+      </w:r>
+    </w:p>
+    <w:p>
+      <w:pPr>
+        <w:spacing w:after="25"/>
+        <w:numPr>
+          <w:ilvl w:val="0"/>
+          <w:numId w:val="4"/>
+        </w:numPr>
+      </w:pPr>
+      <w:r>
+        <w:rPr>
+          <w:rFonts w:ascii="Calibri" w:hAnsi="Calibri" w:eastAsia="Calibri" w:cs="Calibri"/>
+          <w:sz w:val="19"/>
+          <w:szCs w:val="19"/>
+        </w:rPr>
+        <w:t xml:space="preserve">**Pilih Gelombang Ujian**: Pilih gelombang pelaksanaan seminar proposal yang sedang dibuka oleh program studi.</w:t>
+      </w:r>
+    </w:p>
+    <w:p>
+      <w:pPr>
+        <w:spacing w:after="25"/>
+        <w:numPr>
+          <w:ilvl w:val="0"/>
+          <w:numId w:val="4"/>
+        </w:numPr>
+      </w:pPr>
+      <w:r>
+        <w:rPr>
+          <w:rFonts w:ascii="Calibri" w:hAnsi="Calibri" w:eastAsia="Calibri" w:cs="Calibri"/>
+          <w:sz w:val="19"/>
+          <w:szCs w:val="19"/>
+        </w:rPr>
+        <w:t xml:space="preserve">**Unggah Dokumen Persyaratan**:</w:t>
+      </w:r>
+    </w:p>
+    <w:p>
+      <w:pPr>
+        <w:spacing w:after="25"/>
+        <w:numPr>
+          <w:ilvl w:val="0"/>
+          <w:numId w:val="4"/>
+        </w:numPr>
+      </w:pPr>
+      <w:r>
+        <w:rPr>
+          <w:rFonts w:ascii="Calibri" w:hAnsi="Calibri" w:eastAsia="Calibri" w:cs="Calibri"/>
+          <w:sz w:val="19"/>
+          <w:szCs w:val="19"/>
+        </w:rPr>
+        <w:t xml:space="preserve">Berkas Naskah Proposal Skripsi Lengkap (format `.pdf`).</w:t>
+      </w:r>
+    </w:p>
+    <w:p>
+      <w:pPr>
+        <w:spacing w:after="25"/>
+        <w:numPr>
+          <w:ilvl w:val="0"/>
+          <w:numId w:val="4"/>
+        </w:numPr>
+      </w:pPr>
+      <w:r>
+        <w:rPr>
+          <w:rFonts w:ascii="Calibri" w:hAnsi="Calibri" w:eastAsia="Calibri" w:cs="Calibri"/>
+          <w:sz w:val="19"/>
+          <w:szCs w:val="19"/>
+        </w:rPr>
+        <w:t xml:space="preserve">Lembar Persetujuan Seminar Proposal yang telah ditandatangani pembimbing.</w:t>
+      </w:r>
+    </w:p>
+    <w:p>
+      <w:pPr>
+        <w:spacing w:after="25"/>
+        <w:numPr>
+          <w:ilvl w:val="0"/>
+          <w:numId w:val="4"/>
+        </w:numPr>
+      </w:pPr>
+      <w:r>
+        <w:rPr>
+          <w:rFonts w:ascii="Calibri" w:hAnsi="Calibri" w:eastAsia="Calibri" w:cs="Calibri"/>
+          <w:sz w:val="19"/>
+          <w:szCs w:val="19"/>
+        </w:rPr>
+        <w:t xml:space="preserve">Transkrip Nilai Sementara terbaru.</w:t>
+      </w:r>
+    </w:p>
+    <w:p>
+      <w:pPr>
+        <w:spacing w:after="25"/>
+        <w:numPr>
+          <w:ilvl w:val="0"/>
+          <w:numId w:val="4"/>
+        </w:numPr>
+      </w:pPr>
+      <w:r>
+        <w:rPr>
+          <w:rFonts w:ascii="Calibri" w:hAnsi="Calibri" w:eastAsia="Calibri" w:cs="Calibri"/>
+          <w:sz w:val="19"/>
+          <w:szCs w:val="19"/>
+        </w:rPr>
+        <w:t xml:space="preserve">Kartu Bimbingan Tugas Akhir.</w:t>
+      </w:r>
+    </w:p>
+    <w:p>
+      <w:pPr>
+        <w:spacing w:after="25"/>
+        <w:numPr>
+          <w:ilvl w:val="0"/>
+          <w:numId w:val="4"/>
+        </w:numPr>
+      </w:pPr>
+      <w:r>
+        <w:rPr>
+          <w:rFonts w:ascii="Calibri" w:hAnsi="Calibri" w:eastAsia="Calibri" w:cs="Calibri"/>
+          <w:sz w:val="19"/>
+          <w:szCs w:val="19"/>
+        </w:rPr>
+        <w:t xml:space="preserve">Klik **Kirim Pendaftaran Seminar**.</w:t>
+      </w:r>
+    </w:p>
+    <w:p>
+      <w:pPr>
+        <w:spacing w:after="25"/>
+        <w:numPr>
+          <w:ilvl w:val="0"/>
+          <w:numId w:val="4"/>
+        </w:numPr>
+      </w:pPr>
+      <w:r>
+        <w:rPr>
+          <w:rFonts w:ascii="Calibri" w:hAnsi="Calibri" w:eastAsia="Calibri" w:cs="Calibri"/>
+          <w:sz w:val="19"/>
+          <w:szCs w:val="19"/>
+        </w:rPr>
+        <w:t xml:space="preserve">Pantau status pendaftaran. Setelah Kaprodi menerbitkan jadwal ujian, kartu jadwal seminar proposal (tanggal, jam, ruang ujian, dan nama dosen penguji) akan muncul pada dasbor Anda.</w:t>
+      </w:r>
+    </w:p>
+    <w:p>
+      <w:pPr>
+        <w:pStyle w:val="Heading2"/>
+      </w:pPr>
+      <w:bookmarkStart w:id="11" w:name="_Toc11"/>
+      <w:r>
+        <w:t>2.5 Langkah 5: Pengelolaan Revisi Seminar Proposal</w:t>
+      </w:r>
+      <w:bookmarkEnd w:id="11"/>
+    </w:p>
+    <w:p>
+      <w:pPr>
+        <w:jc w:val="both"/>
+        <w:spacing w:after="50"/>
+      </w:pPr>
+      <w:r>
+        <w:rPr>
+          <w:rFonts w:ascii="Calibri" w:hAnsi="Calibri" w:eastAsia="Calibri" w:cs="Calibri"/>
+          <w:color w:val="1E293B"/>
+          <w:sz w:val="19"/>
+          <w:szCs w:val="19"/>
+        </w:rPr>
+        <w:t xml:space="preserve">Menu: **Tahapan Skripsi ➔ 3. Revisi Seminar**</w:t>
+      </w:r>
+    </w:p>
+    <w:p>
+      <w:pPr>
+        <w:jc w:val="both"/>
+        <w:spacing w:after="50"/>
+      </w:pPr>
+      <w:r>
+        <w:rPr>
+          <w:rFonts w:ascii="Calibri" w:hAnsi="Calibri" w:eastAsia="Calibri" w:cs="Calibri"/>
+          <w:color w:val="1E293B"/>
+          <w:sz w:val="19"/>
+          <w:szCs w:val="19"/>
+        </w:rPr>
+        <w:t xml:space="preserve">Setelah seminar proposal selesai dilaksanakan, mahasiswa wajib menyelesaikan catatan revisi dari dewan penguji dalam batas waktu **maksimal 14 hari kerja**:</w:t>
+      </w:r>
+    </w:p>
+    <w:p>
+      <w:pPr>
+        <w:spacing w:after="25"/>
+        <w:numPr>
+          <w:ilvl w:val="0"/>
+          <w:numId w:val="4"/>
+        </w:numPr>
+      </w:pPr>
+      <w:r>
+        <w:rPr>
+          <w:rFonts w:ascii="Calibri" w:hAnsi="Calibri" w:eastAsia="Calibri" w:cs="Calibri"/>
+          <w:sz w:val="19"/>
+          <w:szCs w:val="19"/>
+        </w:rPr>
+        <w:t xml:space="preserve">Buka menu **3. Revisi Seminar**.</w:t>
+      </w:r>
+    </w:p>
+    <w:p>
+      <w:pPr>
+        <w:spacing w:after="25"/>
+        <w:numPr>
+          <w:ilvl w:val="0"/>
+          <w:numId w:val="4"/>
+        </w:numPr>
+      </w:pPr>
+      <w:r>
+        <w:rPr>
+          <w:rFonts w:ascii="Calibri" w:hAnsi="Calibri" w:eastAsia="Calibri" w:cs="Calibri"/>
+          <w:sz w:val="19"/>
+          <w:szCs w:val="19"/>
+        </w:rPr>
+        <w:t xml:space="preserve">Pada halaman ini, Anda dapat membaca:</w:t>
+      </w:r>
+    </w:p>
+    <w:p>
+      <w:pPr>
+        <w:spacing w:after="25"/>
+        <w:numPr>
+          <w:ilvl w:val="0"/>
+          <w:numId w:val="4"/>
+        </w:numPr>
+      </w:pPr>
+      <w:r>
+        <w:rPr>
+          <w:rFonts w:ascii="Calibri" w:hAnsi="Calibri" w:eastAsia="Calibri" w:cs="Calibri"/>
+          <w:sz w:val="19"/>
+          <w:szCs w:val="19"/>
+        </w:rPr>
+        <w:t xml:space="preserve">**Berita Acara Seminar Proposal**: Nilai akhir seminar dan keputusan status.</w:t>
+      </w:r>
+    </w:p>
+    <w:p>
+      <w:pPr>
+        <w:spacing w:after="25"/>
+        <w:numPr>
+          <w:ilvl w:val="0"/>
+          <w:numId w:val="4"/>
+        </w:numPr>
+      </w:pPr>
+      <w:r>
+        <w:rPr>
+          <w:rFonts w:ascii="Calibri" w:hAnsi="Calibri" w:eastAsia="Calibri" w:cs="Calibri"/>
+          <w:sz w:val="19"/>
+          <w:szCs w:val="19"/>
+        </w:rPr>
+        <w:t xml:space="preserve">**Poin Catatan Revisi**: Rincian perbaikan dari Penguji 1, Penguji 2, dan Dosen Pembimbing.</w:t>
+      </w:r>
+    </w:p>
+    <w:p>
+      <w:pPr>
+        <w:spacing w:after="25"/>
+        <w:numPr>
+          <w:ilvl w:val="0"/>
+          <w:numId w:val="4"/>
+        </w:numPr>
+      </w:pPr>
+      <w:r>
+        <w:rPr>
+          <w:rFonts w:ascii="Calibri" w:hAnsi="Calibri" w:eastAsia="Calibri" w:cs="Calibri"/>
+          <w:sz w:val="19"/>
+          <w:szCs w:val="19"/>
+        </w:rPr>
+        <w:t xml:space="preserve">**Sisa Batas Waktu (*Deadline*)**: Penghitung waktu mundur (*countdown timer*) 14 hari kerja.</w:t>
+      </w:r>
+    </w:p>
+    <w:p>
+      <w:pPr>
+        <w:spacing w:after="25"/>
+        <w:numPr>
+          <w:ilvl w:val="0"/>
+          <w:numId w:val="4"/>
+        </w:numPr>
+      </w:pPr>
+      <w:r>
+        <w:rPr>
+          <w:rFonts w:ascii="Calibri" w:hAnsi="Calibri" w:eastAsia="Calibri" w:cs="Calibri"/>
+          <w:sz w:val="19"/>
+          <w:szCs w:val="19"/>
+        </w:rPr>
+        <w:t xml:space="preserve">Lakukan perbaikan pada naskah proposal Anda sesuai masukan para penguji.</w:t>
+      </w:r>
+    </w:p>
+    <w:p>
+      <w:pPr>
+        <w:spacing w:after="25"/>
+        <w:numPr>
+          <w:ilvl w:val="0"/>
+          <w:numId w:val="4"/>
+        </w:numPr>
+      </w:pPr>
+      <w:r>
+        <w:rPr>
+          <w:rFonts w:ascii="Calibri" w:hAnsi="Calibri" w:eastAsia="Calibri" w:cs="Calibri"/>
+          <w:sz w:val="19"/>
+          <w:szCs w:val="19"/>
+        </w:rPr>
+        <w:t xml:space="preserve">Klik tombol **Unggah Naskah Revisi**:</w:t>
+      </w:r>
+    </w:p>
+    <w:p>
+      <w:pPr>
+        <w:spacing w:after="25"/>
+        <w:numPr>
+          <w:ilvl w:val="0"/>
+          <w:numId w:val="4"/>
+        </w:numPr>
+      </w:pPr>
+      <w:r>
+        <w:rPr>
+          <w:rFonts w:ascii="Calibri" w:hAnsi="Calibri" w:eastAsia="Calibri" w:cs="Calibri"/>
+          <w:sz w:val="19"/>
+          <w:szCs w:val="19"/>
+        </w:rPr>
+        <w:t xml:space="preserve">Lampirkan berkas naskah proposal yang telah diperbaiki (`.pdf` / `.docx`).</w:t>
+      </w:r>
+    </w:p>
+    <w:p>
+      <w:pPr>
+        <w:spacing w:after="25"/>
+        <w:numPr>
+          <w:ilvl w:val="0"/>
+          <w:numId w:val="4"/>
+        </w:numPr>
+      </w:pPr>
+      <w:r>
+        <w:rPr>
+          <w:rFonts w:ascii="Calibri" w:hAnsi="Calibri" w:eastAsia="Calibri" w:cs="Calibri"/>
+          <w:sz w:val="19"/>
+          <w:szCs w:val="19"/>
+        </w:rPr>
+        <w:t xml:space="preserve">Tuliskan ringkasan poin-poin yang telah diperbaiki pada kolom keterangan matriks revisi.</w:t>
+      </w:r>
+    </w:p>
+    <w:p>
+      <w:pPr>
+        <w:spacing w:after="25"/>
+        <w:numPr>
+          <w:ilvl w:val="0"/>
+          <w:numId w:val="4"/>
+        </w:numPr>
+      </w:pPr>
+      <w:r>
+        <w:rPr>
+          <w:rFonts w:ascii="Calibri" w:hAnsi="Calibri" w:eastAsia="Calibri" w:cs="Calibri"/>
+          <w:sz w:val="19"/>
+          <w:szCs w:val="19"/>
+        </w:rPr>
+        <w:t xml:space="preserve">**Diskusi Dua Arah (*Revision Thread*)**:</w:t>
+      </w:r>
+    </w:p>
+    <w:p>
+      <w:pPr>
+        <w:jc w:val="both"/>
+        <w:spacing w:after="50"/>
+      </w:pPr>
+      <w:r>
+        <w:rPr>
+          <w:rFonts w:ascii="Calibri" w:hAnsi="Calibri" w:eastAsia="Calibri" w:cs="Calibri"/>
+          <w:color w:val="1E293B"/>
+          <w:sz w:val="19"/>
+          <w:szCs w:val="19"/>
+        </w:rPr>
+        <w:t xml:space="preserve">Gunakan fitur percakapan revisi di bawah halaman untuk berkonsultasi langsung dengan dosen penguji jika terdapat catatan yang memerlukan klarifikasi.</w:t>
+      </w:r>
+    </w:p>
+    <w:p>
+      <w:pPr>
+        <w:spacing w:after="25"/>
+        <w:numPr>
+          <w:ilvl w:val="0"/>
+          <w:numId w:val="4"/>
+        </w:numPr>
+      </w:pPr>
+      <w:r>
+        <w:rPr>
+          <w:rFonts w:ascii="Calibri" w:hAnsi="Calibri" w:eastAsia="Calibri" w:cs="Calibri"/>
+          <w:sz w:val="19"/>
+          <w:szCs w:val="19"/>
+        </w:rPr>
+        <w:t xml:space="preserve">Setelah seluruh dosen penguji menekan tombol **ACC Revisi**, status revisi seminar Anda akan berubah menjadi **Selesai / Lulus Penuh**, dan menu *4. Pendaftaran Sidang* akan terbuka secara otomatis.</w:t>
+      </w:r>
+    </w:p>
+    <w:p>
+      <w:pPr>
+        <w:pStyle w:val="Heading2"/>
+      </w:pPr>
+      <w:bookmarkStart w:id="12" w:name="_Toc12"/>
+      <w:r>
+        <w:t>2.6 Langkah 6: Pendaftaran Ujian Sidang Skripsi (Sidang Akhir)</w:t>
+      </w:r>
+      <w:bookmarkEnd w:id="12"/>
+    </w:p>
+    <w:p>
+      <w:pPr>
+        <w:jc w:val="both"/>
+        <w:spacing w:after="50"/>
+      </w:pPr>
+      <w:r>
+        <w:rPr>
+          <w:rFonts w:ascii="Calibri" w:hAnsi="Calibri" w:eastAsia="Calibri" w:cs="Calibri"/>
+          <w:color w:val="1E293B"/>
+          <w:sz w:val="19"/>
+          <w:szCs w:val="19"/>
+        </w:rPr>
+        <w:t xml:space="preserve">Menu: **Tahapan Skripsi ➔ 4. Pendaftaran Sidang**</w:t>
+      </w:r>
+    </w:p>
+    <w:p>
+      <w:pPr>
+        <w:jc w:val="both"/>
+        <w:spacing w:after="50"/>
+      </w:pPr>
+      <w:r>
+        <w:rPr>
+          <w:rFonts w:ascii="Calibri" w:hAnsi="Calibri" w:eastAsia="Calibri" w:cs="Calibri"/>
+          <w:color w:val="1E293B"/>
+          <w:sz w:val="19"/>
+          <w:szCs w:val="19"/>
+        </w:rPr>
+        <w:t xml:space="preserve">Mahasiswa yang telah menuntaskan seluruh naskah BAB I s/d BAB VI dan telah memperoleh persetujuan pembimbing dapat mendaftar Sidang Skripsi:</w:t>
+      </w:r>
+    </w:p>
+    <w:p>
+      <w:pPr>
+        <w:spacing w:after="25"/>
+        <w:numPr>
+          <w:ilvl w:val="0"/>
+          <w:numId w:val="4"/>
+        </w:numPr>
+      </w:pPr>
+      <w:r>
+        <w:rPr>
+          <w:rFonts w:ascii="Calibri" w:hAnsi="Calibri" w:eastAsia="Calibri" w:cs="Calibri"/>
+          <w:sz w:val="19"/>
+          <w:szCs w:val="19"/>
+        </w:rPr>
+        <w:t xml:space="preserve">Buka menu **4. Pendaftaran Sidang**.</w:t>
+      </w:r>
+    </w:p>
+    <w:p>
+      <w:pPr>
+        <w:spacing w:after="25"/>
+        <w:numPr>
+          <w:ilvl w:val="0"/>
+          <w:numId w:val="4"/>
+        </w:numPr>
+      </w:pPr>
+      <w:r>
+        <w:rPr>
+          <w:rFonts w:ascii="Calibri" w:hAnsi="Calibri" w:eastAsia="Calibri" w:cs="Calibri"/>
+          <w:sz w:val="19"/>
+          <w:szCs w:val="19"/>
+        </w:rPr>
+        <w:t xml:space="preserve">Pilih gelombang sidang skripsi yang aktif.</w:t>
+      </w:r>
+    </w:p>
+    <w:p>
+      <w:pPr>
+        <w:spacing w:after="25"/>
+        <w:numPr>
+          <w:ilvl w:val="0"/>
+          <w:numId w:val="4"/>
+        </w:numPr>
+      </w:pPr>
+      <w:r>
+        <w:rPr>
+          <w:rFonts w:ascii="Calibri" w:hAnsi="Calibri" w:eastAsia="Calibri" w:cs="Calibri"/>
+          <w:sz w:val="19"/>
+          <w:szCs w:val="19"/>
+        </w:rPr>
+        <w:t xml:space="preserve">**Unggah Berkas Persyaratan Sidang**:</w:t>
+      </w:r>
+    </w:p>
+    <w:p>
+      <w:pPr>
+        <w:spacing w:after="25"/>
+        <w:numPr>
+          <w:ilvl w:val="0"/>
+          <w:numId w:val="4"/>
+        </w:numPr>
+      </w:pPr>
+      <w:r>
+        <w:rPr>
+          <w:rFonts w:ascii="Calibri" w:hAnsi="Calibri" w:eastAsia="Calibri" w:cs="Calibri"/>
+          <w:sz w:val="19"/>
+          <w:szCs w:val="19"/>
+        </w:rPr>
+        <w:t xml:space="preserve">Naskah Skripsi Lengkap (BAB I s/d BAB VI) format PDF.</w:t>
+      </w:r>
+    </w:p>
+    <w:p>
+      <w:pPr>
+        <w:spacing w:after="25"/>
+        <w:numPr>
+          <w:ilvl w:val="0"/>
+          <w:numId w:val="4"/>
+        </w:numPr>
+      </w:pPr>
+      <w:r>
+        <w:rPr>
+          <w:rFonts w:ascii="Calibri" w:hAnsi="Calibri" w:eastAsia="Calibri" w:cs="Calibri"/>
+          <w:sz w:val="19"/>
+          <w:szCs w:val="19"/>
+        </w:rPr>
+        <w:t xml:space="preserve">Formulir Persetujuan Sidang Skripsi dari Pembimbing 1 dan 2.</w:t>
+      </w:r>
+    </w:p>
+    <w:p>
+      <w:pPr>
+        <w:spacing w:after="25"/>
+        <w:numPr>
+          <w:ilvl w:val="0"/>
+          <w:numId w:val="4"/>
+        </w:numPr>
+      </w:pPr>
+      <w:r>
+        <w:rPr>
+          <w:rFonts w:ascii="Calibri" w:hAnsi="Calibri" w:eastAsia="Calibri" w:cs="Calibri"/>
+          <w:sz w:val="19"/>
+          <w:szCs w:val="19"/>
+        </w:rPr>
+        <w:t xml:space="preserve">Bukti Hasil Cek Plagiarisme (*Turnitin*) resmi dari perpustakaan (Similarity Index $\le 25\%$).</w:t>
+      </w:r>
+    </w:p>
+    <w:p>
+      <w:pPr>
+        <w:spacing w:after="25"/>
+        <w:numPr>
+          <w:ilvl w:val="0"/>
+          <w:numId w:val="4"/>
+        </w:numPr>
+      </w:pPr>
+      <w:r>
+        <w:rPr>
+          <w:rFonts w:ascii="Calibri" w:hAnsi="Calibri" w:eastAsia="Calibri" w:cs="Calibri"/>
+          <w:sz w:val="19"/>
+          <w:szCs w:val="19"/>
+        </w:rPr>
+        <w:t xml:space="preserve">Bukti Bebas Tunggakan Biaya Kuliah dari Bagian Keuangan.</w:t>
+      </w:r>
+    </w:p>
+    <w:p>
+      <w:pPr>
+        <w:spacing w:after="25"/>
+        <w:numPr>
+          <w:ilvl w:val="0"/>
+          <w:numId w:val="4"/>
+        </w:numPr>
+      </w:pPr>
+      <w:r>
+        <w:rPr>
+          <w:rFonts w:ascii="Calibri" w:hAnsi="Calibri" w:eastAsia="Calibri" w:cs="Calibri"/>
+          <w:sz w:val="19"/>
+          <w:szCs w:val="19"/>
+        </w:rPr>
+        <w:t xml:space="preserve">Sertifikat Kemampuan Bahasa Inggris (TOEFL / sejenis) dan SKPI.</w:t>
+      </w:r>
+    </w:p>
+    <w:p>
+      <w:pPr>
+        <w:spacing w:after="25"/>
+        <w:numPr>
+          <w:ilvl w:val="0"/>
+          <w:numId w:val="4"/>
+        </w:numPr>
+      </w:pPr>
+      <w:r>
+        <w:rPr>
+          <w:rFonts w:ascii="Calibri" w:hAnsi="Calibri" w:eastAsia="Calibri" w:cs="Calibri"/>
+          <w:sz w:val="19"/>
+          <w:szCs w:val="19"/>
+        </w:rPr>
+        <w:t xml:space="preserve">Klik **Kirim Berkas Pendaftaran Sidang**.</w:t>
+      </w:r>
+    </w:p>
+    <w:p>
+      <w:pPr>
+        <w:spacing w:after="25"/>
+        <w:numPr>
+          <w:ilvl w:val="0"/>
+          <w:numId w:val="4"/>
+        </w:numPr>
+      </w:pPr>
+      <w:r>
+        <w:rPr>
+          <w:rFonts w:ascii="Calibri" w:hAnsi="Calibri" w:eastAsia="Calibri" w:cs="Calibri"/>
+          <w:sz w:val="19"/>
+          <w:szCs w:val="19"/>
+        </w:rPr>
+        <w:t xml:space="preserve">Tunggu proses validasi oleh program studi. Jadwal sidang resmi (susunan majelis ketua sidang, sekretaris, dan penguji) akan tampil di dasbor setelah dijadwalkan oleh Kaprodi.</w:t>
+      </w:r>
+    </w:p>
+    <w:p>
+      <w:pPr>
+        <w:pStyle w:val="Heading2"/>
+      </w:pPr>
+      <w:bookmarkStart w:id="13" w:name="_Toc13"/>
+      <w:r>
+        <w:t>2.7 Langkah 7: Pengelolaan Revisi Sidang Skripsi</w:t>
+      </w:r>
+      <w:bookmarkEnd w:id="13"/>
+    </w:p>
+    <w:p>
+      <w:pPr>
+        <w:jc w:val="both"/>
+        <w:spacing w:after="50"/>
+      </w:pPr>
+      <w:r>
+        <w:rPr>
+          <w:rFonts w:ascii="Calibri" w:hAnsi="Calibri" w:eastAsia="Calibri" w:cs="Calibri"/>
+          <w:color w:val="1E293B"/>
+          <w:sz w:val="19"/>
+          <w:szCs w:val="19"/>
+        </w:rPr>
+        <w:t xml:space="preserve">Menu: **Tahapan Skripsi ➔ 5. Revisi Sidang**</w:t>
+      </w:r>
+    </w:p>
+    <w:p>
+      <w:pPr>
+        <w:spacing w:after="25"/>
+        <w:numPr>
+          <w:ilvl w:val="0"/>
+          <w:numId w:val="4"/>
+        </w:numPr>
+      </w:pPr>
+      <w:r>
+        <w:rPr>
+          <w:rFonts w:ascii="Calibri" w:hAnsi="Calibri" w:eastAsia="Calibri" w:cs="Calibri"/>
+          <w:sz w:val="19"/>
+          <w:szCs w:val="19"/>
+        </w:rPr>
+        <w:t xml:space="preserve">Setelah pelaksanaan sidang majelis, buka menu **5. Revisi Sidang**.</w:t>
+      </w:r>
+    </w:p>
+    <w:p>
+      <w:pPr>
+        <w:spacing w:after="25"/>
+        <w:numPr>
+          <w:ilvl w:val="0"/>
+          <w:numId w:val="4"/>
+        </w:numPr>
+      </w:pPr>
+      <w:r>
+        <w:rPr>
+          <w:rFonts w:ascii="Calibri" w:hAnsi="Calibri" w:eastAsia="Calibri" w:cs="Calibri"/>
+          <w:sz w:val="19"/>
+          <w:szCs w:val="19"/>
+        </w:rPr>
+        <w:t xml:space="preserve">Periksa status keputusan dewan penguji (*Lulus Murni*, *Lulus dengan Revisi*, atau *Mengulang*).</w:t>
+      </w:r>
+    </w:p>
+    <w:p>
+      <w:pPr>
+        <w:spacing w:after="25"/>
+        <w:numPr>
+          <w:ilvl w:val="0"/>
+          <w:numId w:val="4"/>
+        </w:numPr>
+      </w:pPr>
+      <w:r>
+        <w:rPr>
+          <w:rFonts w:ascii="Calibri" w:hAnsi="Calibri" w:eastAsia="Calibri" w:cs="Calibri"/>
+          <w:sz w:val="19"/>
+          <w:szCs w:val="19"/>
+        </w:rPr>
+        <w:t xml:space="preserve">Jika berstatus *Lulus dengan Revisi*, pelajari seluruh catatan perbaikan dari Ketua Sidang, Penguji Utama, dan Pembimbing.</w:t>
+      </w:r>
+    </w:p>
+    <w:p>
+      <w:pPr>
+        <w:spacing w:after="25"/>
+        <w:numPr>
+          <w:ilvl w:val="0"/>
+          <w:numId w:val="4"/>
+        </w:numPr>
+      </w:pPr>
+      <w:r>
+        <w:rPr>
+          <w:rFonts w:ascii="Calibri" w:hAnsi="Calibri" w:eastAsia="Calibri" w:cs="Calibri"/>
+          <w:sz w:val="19"/>
+          <w:szCs w:val="19"/>
+        </w:rPr>
+        <w:t xml:space="preserve">Lakukan revisi pada naskah skripsi final dan unggah berkas naskah final yang telah diperbaiki.</w:t>
+      </w:r>
+    </w:p>
+    <w:p>
+      <w:pPr>
+        <w:spacing w:after="25"/>
+        <w:numPr>
+          <w:ilvl w:val="0"/>
+          <w:numId w:val="4"/>
+        </w:numPr>
+      </w:pPr>
+      <w:r>
+        <w:rPr>
+          <w:rFonts w:ascii="Calibri" w:hAnsi="Calibri" w:eastAsia="Calibri" w:cs="Calibri"/>
+          <w:sz w:val="19"/>
+          <w:szCs w:val="19"/>
+        </w:rPr>
+        <w:t xml:space="preserve">Pantau status persetujuan dari masing-masing dewan penguji. Seluruh dewan penguji wajib memberikan persetujuan revisi agar Anda berhak melangkah ke tahap Yudisium.</w:t>
+      </w:r>
+    </w:p>
+    <w:p>
+      <w:pPr>
+        <w:pStyle w:val="Heading2"/>
+      </w:pPr>
+      <w:bookmarkStart w:id="14" w:name="_Toc14"/>
+      <w:r>
+        <w:t>2.8 Langkah 8: Pengajuan Yudisium &amp; Surat Keterangan Lulus (SKL) Digital</w:t>
+      </w:r>
+      <w:bookmarkEnd w:id="14"/>
+    </w:p>
+    <w:p>
+      <w:pPr>
+        <w:jc w:val="both"/>
+        <w:spacing w:after="50"/>
+      </w:pPr>
+      <w:r>
+        <w:rPr>
+          <w:rFonts w:ascii="Calibri" w:hAnsi="Calibri" w:eastAsia="Calibri" w:cs="Calibri"/>
+          <w:color w:val="1E293B"/>
+          <w:sz w:val="19"/>
+          <w:szCs w:val="19"/>
+        </w:rPr>
+        <w:t xml:space="preserve">Menu: **Tahapan Skripsi ➔ 6. Yudisium &amp; SKL**</w:t>
+      </w:r>
+    </w:p>
+    <w:p>
+      <w:pPr>
+        <w:jc w:val="both"/>
+        <w:spacing w:after="50"/>
+      </w:pPr>
+      <w:r>
+        <w:rPr>
+          <w:rFonts w:ascii="Calibri" w:hAnsi="Calibri" w:eastAsia="Calibri" w:cs="Calibri"/>
+          <w:color w:val="1E293B"/>
+          <w:sz w:val="19"/>
+          <w:szCs w:val="19"/>
+        </w:rPr>
+        <w:t xml:space="preserve">Tahap pamungkas siklus tugas akhir untuk pengesahan kelulusan akademik:</w:t>
+      </w:r>
+    </w:p>
+    <w:p>
+      <w:pPr>
+        <w:spacing w:after="25"/>
+        <w:numPr>
+          <w:ilvl w:val="0"/>
+          <w:numId w:val="4"/>
+        </w:numPr>
+      </w:pPr>
+      <w:r>
+        <w:rPr>
+          <w:rFonts w:ascii="Calibri" w:hAnsi="Calibri" w:eastAsia="Calibri" w:cs="Calibri"/>
+          <w:sz w:val="19"/>
+          <w:szCs w:val="19"/>
+        </w:rPr>
+        <w:t xml:space="preserve">Buka menu **6. Yudisium &amp; SKL**.</w:t>
+      </w:r>
+    </w:p>
+    <w:p>
+      <w:pPr>
+        <w:spacing w:after="25"/>
+        <w:numPr>
+          <w:ilvl w:val="0"/>
+          <w:numId w:val="4"/>
+        </w:numPr>
+      </w:pPr>
+      <w:r>
+        <w:rPr>
+          <w:rFonts w:ascii="Calibri" w:hAnsi="Calibri" w:eastAsia="Calibri" w:cs="Calibri"/>
+          <w:sz w:val="19"/>
+          <w:szCs w:val="19"/>
+        </w:rPr>
+        <w:t xml:space="preserve">Lengkapi formulir pendaftaran yudisium:</w:t>
+      </w:r>
+    </w:p>
+    <w:p>
+      <w:pPr>
+        <w:spacing w:after="25"/>
+        <w:numPr>
+          <w:ilvl w:val="0"/>
+          <w:numId w:val="4"/>
+        </w:numPr>
+      </w:pPr>
+      <w:r>
+        <w:rPr>
+          <w:rFonts w:ascii="Calibri" w:hAnsi="Calibri" w:eastAsia="Calibri" w:cs="Calibri"/>
+          <w:sz w:val="19"/>
+          <w:szCs w:val="19"/>
+        </w:rPr>
+        <w:t xml:space="preserve">**Biodata Alumni Lengkap**: Nama lengkap tanpa singkatan, NIK KTP, tempat tanggal lahir (sesuai ijazah SMA), dan alamat tinggal tetap.</w:t>
+      </w:r>
+    </w:p>
+    <w:p>
+      <w:pPr>
+        <w:spacing w:after="25"/>
+        <w:numPr>
+          <w:ilvl w:val="0"/>
+          <w:numId w:val="4"/>
+        </w:numPr>
+      </w:pPr>
+      <w:r>
+        <w:rPr>
+          <w:rFonts w:ascii="Calibri" w:hAnsi="Calibri" w:eastAsia="Calibri" w:cs="Calibri"/>
+          <w:sz w:val="19"/>
+          <w:szCs w:val="19"/>
+        </w:rPr>
+        <w:t xml:space="preserve">**Unggah Bukti Penyerahan Naskah Jilid / CD**: Bukti tanda terima penyerahan berkas tugas akhir ke perpustakaan universitas.</w:t>
+      </w:r>
+    </w:p>
+    <w:p>
+      <w:pPr>
+        <w:spacing w:after="25"/>
+        <w:numPr>
+          <w:ilvl w:val="0"/>
+          <w:numId w:val="4"/>
+        </w:numPr>
+      </w:pPr>
+      <w:r>
+        <w:rPr>
+          <w:rFonts w:ascii="Calibri" w:hAnsi="Calibri" w:eastAsia="Calibri" w:cs="Calibri"/>
+          <w:sz w:val="19"/>
+          <w:szCs w:val="19"/>
+        </w:rPr>
+        <w:t xml:space="preserve">**Unggah Naskah Publikasi / Artikel Jurnal**: Draf artikel ilmiah tugas akhir.</w:t>
+      </w:r>
+    </w:p>
+    <w:p>
+      <w:pPr>
+        <w:spacing w:after="25"/>
+        <w:numPr>
+          <w:ilvl w:val="0"/>
+          <w:numId w:val="4"/>
+        </w:numPr>
+      </w:pPr>
+      <w:r>
+        <w:rPr>
+          <w:rFonts w:ascii="Calibri" w:hAnsi="Calibri" w:eastAsia="Calibri" w:cs="Calibri"/>
+          <w:sz w:val="19"/>
+          <w:szCs w:val="19"/>
+        </w:rPr>
+        <w:t xml:space="preserve">Klik tombol **Ajukan Permohonan Yudisium**.</w:t>
+      </w:r>
+    </w:p>
+    <w:p>
+      <w:pPr>
+        <w:spacing w:after="25"/>
+        <w:numPr>
+          <w:ilvl w:val="0"/>
+          <w:numId w:val="4"/>
+        </w:numPr>
+      </w:pPr>
+      <w:r>
+        <w:rPr>
+          <w:rFonts w:ascii="Calibri" w:hAnsi="Calibri" w:eastAsia="Calibri" w:cs="Calibri"/>
+          <w:sz w:val="19"/>
+          <w:szCs w:val="19"/>
+        </w:rPr>
+        <w:t xml:space="preserve">Setelah disetujui oleh Dekan FASILKOM, tombol **Unduh Surat Keterangan Lulus (SKL)** akan aktif.</w:t>
+      </w:r>
+    </w:p>
+    <w:p>
+      <w:pPr>
+        <w:spacing w:after="25"/>
+        <w:numPr>
+          <w:ilvl w:val="0"/>
+          <w:numId w:val="4"/>
+        </w:numPr>
+      </w:pPr>
+      <w:r>
+        <w:rPr>
+          <w:rFonts w:ascii="Calibri" w:hAnsi="Calibri" w:eastAsia="Calibri" w:cs="Calibri"/>
+          <w:sz w:val="19"/>
+          <w:szCs w:val="19"/>
+        </w:rPr>
+        <w:t xml:space="preserve">SKL digital dilengkapi stempel elektronik dan **Kode QR Verifikasi Keabsahan Ijazah/SKL** yang dapat dipindai oleh perusahaan/instansi luar untuk memverifikasi keaslian dokumen kelulusan Anda.</w:t>
+      </w:r>
+    </w:p>
+    <w:p>
+      <w:pPr>
+        <w:pStyle w:val="Heading2"/>
+      </w:pPr>
+      <w:bookmarkStart w:id="15" w:name="_Toc15"/>
+      <w:r>
+        <w:t>2.9 Fitur Penunjang Mahasiswa: Pustaka Skripsi &amp; Jurnal Ilmiah</w:t>
+      </w:r>
+      <w:bookmarkEnd w:id="15"/>
+    </w:p>
+    <w:p>
+      <w:pPr>
+        <w:jc w:val="both"/>
+        <w:spacing w:after="50"/>
+      </w:pPr>
+      <w:r>
+        <w:rPr>
+          <w:rFonts w:ascii="Calibri" w:hAnsi="Calibri" w:eastAsia="Calibri" w:cs="Calibri"/>
+          <w:color w:val="1E293B"/>
+          <w:sz w:val="19"/>
+          <w:szCs w:val="19"/>
+        </w:rPr>
+        <w:t xml:space="preserve">Menu: **Repositori &amp; Referensi ➔ Katalog Skripsi / Jurnal Ilmiah**</w:t>
+      </w:r>
+    </w:p>
+    <w:p>
+      <w:pPr>
+        <w:spacing w:after="25"/>
+        <w:numPr>
+          <w:ilvl w:val="0"/>
+          <w:numId w:val="4"/>
+        </w:numPr>
+      </w:pPr>
+      <w:r>
+        <w:rPr>
+          <w:rFonts w:ascii="Calibri" w:hAnsi="Calibri" w:eastAsia="Calibri" w:cs="Calibri"/>
+          <w:sz w:val="19"/>
+          <w:szCs w:val="19"/>
+        </w:rPr>
+        <w:t xml:space="preserve">**Membaca Skripsi Alumni (In-App PDF Reader)**:</w:t>
+      </w:r>
+    </w:p>
+    <w:p>
+      <w:pPr>
+        <w:spacing w:after="25"/>
+        <w:numPr>
+          <w:ilvl w:val="0"/>
+          <w:numId w:val="4"/>
+        </w:numPr>
+      </w:pPr>
+      <w:r>
+        <w:rPr>
+          <w:rFonts w:ascii="Calibri" w:hAnsi="Calibri" w:eastAsia="Calibri" w:cs="Calibri"/>
+          <w:sz w:val="19"/>
+          <w:szCs w:val="19"/>
+        </w:rPr>
+        <w:t xml:space="preserve">Masuk ke menu **Katalog Skripsi**.</w:t>
+      </w:r>
+    </w:p>
+    <w:p>
+      <w:pPr>
+        <w:spacing w:after="25"/>
+        <w:numPr>
+          <w:ilvl w:val="0"/>
+          <w:numId w:val="4"/>
+        </w:numPr>
+      </w:pPr>
+      <w:r>
+        <w:rPr>
+          <w:rFonts w:ascii="Calibri" w:hAnsi="Calibri" w:eastAsia="Calibri" w:cs="Calibri"/>
+          <w:sz w:val="19"/>
+          <w:szCs w:val="19"/>
+        </w:rPr>
+        <w:t xml:space="preserve">Gunakan kotak pencarian untuk mencari topik skripsi (misal: *Sistem Pakar*, *Machine Learning*, *Laravel*, *Flutter*).</w:t>
+      </w:r>
+    </w:p>
+    <w:p>
+      <w:pPr>
+        <w:spacing w:after="25"/>
+        <w:numPr>
+          <w:ilvl w:val="0"/>
+          <w:numId w:val="4"/>
+        </w:numPr>
+      </w:pPr>
+      <w:r>
+        <w:rPr>
+          <w:rFonts w:ascii="Calibri" w:hAnsi="Calibri" w:eastAsia="Calibri" w:cs="Calibri"/>
+          <w:sz w:val="19"/>
+          <w:szCs w:val="19"/>
+        </w:rPr>
+        <w:t xml:space="preserve">Klik tombol **Baca Naskah** untuk membuka *In-App Multi-Chapter PDF Reader*. Anda dapat membaca per bab (BAB 1 s/d BAB 6) langsung di browser tanpa perlu mengunduh file besar.</w:t>
+      </w:r>
+    </w:p>
+    <w:p>
+      <w:pPr>
+        <w:spacing w:after="25"/>
+        <w:numPr>
+          <w:ilvl w:val="0"/>
+          <w:numId w:val="4"/>
+        </w:numPr>
+      </w:pPr>
+      <w:r>
+        <w:rPr>
+          <w:rFonts w:ascii="Calibri" w:hAnsi="Calibri" w:eastAsia="Calibri" w:cs="Calibri"/>
+          <w:sz w:val="19"/>
+          <w:szCs w:val="19"/>
+        </w:rPr>
+        <w:t xml:space="preserve">**Eksplorasi Jurnal Ilmiah Multi-Pangkalan Data**:</w:t>
+      </w:r>
+    </w:p>
+    <w:p>
+      <w:pPr>
+        <w:spacing w:after="25"/>
+        <w:numPr>
+          <w:ilvl w:val="0"/>
+          <w:numId w:val="4"/>
+        </w:numPr>
+      </w:pPr>
+      <w:r>
+        <w:rPr>
+          <w:rFonts w:ascii="Calibri" w:hAnsi="Calibri" w:eastAsia="Calibri" w:cs="Calibri"/>
+          <w:sz w:val="19"/>
+          <w:szCs w:val="19"/>
+        </w:rPr>
+        <w:t xml:space="preserve">Masuk ke menu **Jurnal Ilmiah**.</w:t>
+      </w:r>
+    </w:p>
+    <w:p>
+      <w:pPr>
+        <w:spacing w:after="25"/>
+        <w:numPr>
+          <w:ilvl w:val="0"/>
+          <w:numId w:val="4"/>
+        </w:numPr>
+      </w:pPr>
+      <w:r>
+        <w:rPr>
+          <w:rFonts w:ascii="Calibri" w:hAnsi="Calibri" w:eastAsia="Calibri" w:cs="Calibri"/>
+          <w:sz w:val="19"/>
+          <w:szCs w:val="19"/>
+        </w:rPr>
+        <w:t xml:space="preserve">Cari artikel referensi dari 5 pangkalan data bereputasi: *Jurnal GLOBAL FASILKOM*, *GARUDA Kemdiktisaintek (SINTA)*, *DOAJ (Directory of Open Access Journals)*, *Crossref*, dan *OpenAlex*.</w:t>
+      </w:r>
+    </w:p>
+    <w:p>
+      <w:pPr>
+        <w:spacing w:after="25"/>
+        <w:numPr>
+          <w:ilvl w:val="0"/>
+          <w:numId w:val="4"/>
+        </w:numPr>
+      </w:pPr>
+      <w:r>
+        <w:rPr>
+          <w:rFonts w:ascii="Calibri" w:hAnsi="Calibri" w:eastAsia="Calibri" w:cs="Calibri"/>
+          <w:sz w:val="19"/>
+          <w:szCs w:val="19"/>
+        </w:rPr>
+        <w:t xml:space="preserve">**Salin Sitasi Instan**: Klik tombol **Kutip** pada artikel yang diinginkan, pilih format sitasi (**APA 7th**, **IEEE**, atau **BibTeX**), lalu tempelkan (*paste*) langsung ke Daftar Pustaka naskah skripsi Anda.</w:t>
+      </w:r>
+    </w:p>
+    <w:p>
+      <w:pPr>
+        <w:spacing w:after="25"/>
+        <w:numPr>
+          <w:ilvl w:val="0"/>
+          <w:numId w:val="4"/>
+        </w:numPr>
+      </w:pPr>
+      <w:r>
+        <w:rPr>
+          <w:rFonts w:ascii="Calibri" w:hAnsi="Calibri" w:eastAsia="Calibri" w:cs="Calibri"/>
+          <w:sz w:val="19"/>
+          <w:szCs w:val="19"/>
+        </w:rPr>
+        <w:t xml:space="preserve">**Simpan ke Bookmark**: Simpan artikel penting ke dalam folder pustaka pribadi di SIBIMA untuk dibaca kembali sewaktu-waktu.</w:t>
+      </w:r>
+    </w:p>
+    <w:p>
+      <w:pPr>
+        <w:pStyle w:val="Heading1"/>
+      </w:pPr>
+      <w:bookmarkStart w:id="16" w:name="_Toc16"/>
+      <w:r>
+        <w:t>3. PANDUAN PENGGUNAAN PERAN DOSEN (PEMBIMBING &amp; PENGUJI)</w:t>
+      </w:r>
+      <w:bookmarkEnd w:id="16"/>
+    </w:p>
+    <w:p>
+      <w:pPr>
+        <w:jc w:val="both"/>
+        <w:spacing w:after="50"/>
+      </w:pPr>
+      <w:r>
+        <w:rPr>
+          <w:rFonts w:ascii="Calibri" w:hAnsi="Calibri" w:eastAsia="Calibri" w:cs="Calibri"/>
+          <w:color w:val="1E293B"/>
+          <w:sz w:val="19"/>
+          <w:szCs w:val="19"/>
+        </w:rPr>
+        <w:t xml:space="preserve">Akun Dosen di SIBIMA memiliki dua fungsi utama: sebagai **Dosen Pembimbing** yang memandu mahasiswa dari awal hingga akhir, dan sebagai **Dewan Penguji** pada seminar proposal dan sidang skripsi.</w:t>
+      </w:r>
+    </w:p>
+    <w:p>
+      <w:pPr>
+        <w:pStyle w:val="Heading2"/>
+      </w:pPr>
+      <w:bookmarkStart w:id="17" w:name="_Toc17"/>
+      <w:r>
+        <w:t>3.1 Sebagai Pembimbing: Meninjau &amp; Menyetujui Usulan Judul Mahasiswa</w:t>
+      </w:r>
+      <w:bookmarkEnd w:id="17"/>
+    </w:p>
+    <w:p>
+      <w:pPr>
+        <w:jc w:val="both"/>
+        <w:spacing w:after="50"/>
+      </w:pPr>
+      <w:r>
+        <w:rPr>
+          <w:rFonts w:ascii="Calibri" w:hAnsi="Calibri" w:eastAsia="Calibri" w:cs="Calibri"/>
+          <w:color w:val="1E293B"/>
+          <w:sz w:val="19"/>
+          <w:szCs w:val="19"/>
+        </w:rPr>
+        <w:t xml:space="preserve">Menu: **Dokumentasi &amp; Bimbingan ➔ Mahasiswa Bimbingan**</w:t>
+      </w:r>
+    </w:p>
+    <w:p>
+      <w:pPr>
+        <w:spacing w:after="25"/>
+        <w:numPr>
+          <w:ilvl w:val="0"/>
+          <w:numId w:val="4"/>
+        </w:numPr>
+      </w:pPr>
+      <w:r>
+        <w:rPr>
+          <w:rFonts w:ascii="Calibri" w:hAnsi="Calibri" w:eastAsia="Calibri" w:cs="Calibri"/>
+          <w:sz w:val="19"/>
+          <w:szCs w:val="19"/>
+        </w:rPr>
+        <w:t xml:space="preserve">Masuk ke menu **Mahasiswa Bimbingan**.</w:t>
+      </w:r>
+    </w:p>
+    <w:p>
+      <w:pPr>
+        <w:spacing w:after="25"/>
+        <w:numPr>
+          <w:ilvl w:val="0"/>
+          <w:numId w:val="4"/>
+        </w:numPr>
+      </w:pPr>
+      <w:r>
+        <w:rPr>
+          <w:rFonts w:ascii="Calibri" w:hAnsi="Calibri" w:eastAsia="Calibri" w:cs="Calibri"/>
+          <w:sz w:val="19"/>
+          <w:szCs w:val="19"/>
+        </w:rPr>
+        <w:t xml:space="preserve">Pada tab **Pengajuan Judul**, sistem menampilkan daftar mahasiswa yang mengusulkan judul di mana Anda ditugaskan sebagai Pembimbing 1 atau Pembimbing 2.</w:t>
+      </w:r>
+    </w:p>
+    <w:p>
+      <w:pPr>
+        <w:spacing w:after="25"/>
+        <w:numPr>
+          <w:ilvl w:val="0"/>
+          <w:numId w:val="4"/>
+        </w:numPr>
+      </w:pPr>
+      <w:r>
+        <w:rPr>
+          <w:rFonts w:ascii="Calibri" w:hAnsi="Calibri" w:eastAsia="Calibri" w:cs="Calibri"/>
+          <w:sz w:val="19"/>
+          <w:szCs w:val="19"/>
+        </w:rPr>
+        <w:t xml:space="preserve">Klik nama mahasiswa atau tombol **Tinjau Judul** untuk membaca draf proposal awal dan 3 usulan judul yang diajukan.</w:t>
+      </w:r>
+    </w:p>
+    <w:p>
+      <w:pPr>
+        <w:spacing w:after="25"/>
+        <w:numPr>
+          <w:ilvl w:val="0"/>
+          <w:numId w:val="4"/>
+        </w:numPr>
+      </w:pPr>
+      <w:r>
+        <w:rPr>
+          <w:rFonts w:ascii="Calibri" w:hAnsi="Calibri" w:eastAsia="Calibri" w:cs="Calibri"/>
+          <w:sz w:val="19"/>
+          <w:szCs w:val="19"/>
+        </w:rPr>
+        <w:t xml:space="preserve">Pilih tindakan:</w:t>
+      </w:r>
+    </w:p>
+    <w:p>
+      <w:pPr>
+        <w:spacing w:after="25"/>
+        <w:numPr>
+          <w:ilvl w:val="0"/>
+          <w:numId w:val="4"/>
+        </w:numPr>
+      </w:pPr>
+      <w:r>
+        <w:rPr>
+          <w:rFonts w:ascii="Calibri" w:hAnsi="Calibri" w:eastAsia="Calibri" w:cs="Calibri"/>
+          <w:sz w:val="19"/>
+          <w:szCs w:val="19"/>
+        </w:rPr>
+        <w:t xml:space="preserve">**Setujui Usulan Judul**: Jika topik sesuai dengan bidang keahlian dan memenuhi standar ilmiah tugas akhir.</w:t>
+      </w:r>
+    </w:p>
+    <w:p>
+      <w:pPr>
+        <w:spacing w:after="25"/>
+        <w:numPr>
+          <w:ilvl w:val="0"/>
+          <w:numId w:val="4"/>
+        </w:numPr>
+      </w:pPr>
+      <w:r>
+        <w:rPr>
+          <w:rFonts w:ascii="Calibri" w:hAnsi="Calibri" w:eastAsia="Calibri" w:cs="Calibri"/>
+          <w:sz w:val="19"/>
+          <w:szCs w:val="19"/>
+        </w:rPr>
+        <w:t xml:space="preserve">**Beri Catatan / Koreksi Judul**: Jika rumusan kalimat judul perlu disempurnakan.</w:t>
+      </w:r>
+    </w:p>
+    <w:p>
+      <w:pPr>
+        <w:spacing w:after="25"/>
+        <w:numPr>
+          <w:ilvl w:val="0"/>
+          <w:numId w:val="4"/>
+        </w:numPr>
+      </w:pPr>
+      <w:r>
+        <w:rPr>
+          <w:rFonts w:ascii="Calibri" w:hAnsi="Calibri" w:eastAsia="Calibri" w:cs="Calibri"/>
+          <w:sz w:val="19"/>
+          <w:szCs w:val="19"/>
+        </w:rPr>
+        <w:t xml:space="preserve">**Tolak Usulan Judul**: Berikan alasan penolakan secara jelas pada kolom catatan agar mahasiswa dapat mengajukan topik alternatif.</w:t>
+      </w:r>
+    </w:p>
+    <w:p>
+      <w:pPr>
+        <w:pStyle w:val="Heading2"/>
+      </w:pPr>
+      <w:bookmarkStart w:id="18" w:name="_Toc18"/>
+      <w:r>
+        <w:t>3.2 Sebagai Pembimbing: Membuat Jadwal Bimbingan &amp; Menerbitkan QR Code</w:t>
+      </w:r>
+      <w:bookmarkEnd w:id="18"/>
+    </w:p>
+    <w:p>
+      <w:pPr>
+        <w:jc w:val="both"/>
+        <w:spacing w:after="50"/>
+      </w:pPr>
+      <w:r>
+        <w:rPr>
+          <w:rFonts w:ascii="Calibri" w:hAnsi="Calibri" w:eastAsia="Calibri" w:cs="Calibri"/>
+          <w:color w:val="1E293B"/>
+          <w:sz w:val="19"/>
+          <w:szCs w:val="19"/>
+        </w:rPr>
+        <w:t xml:space="preserve">Menu: **Dokumentasi &amp; Bimbingan ➔ Jadwal Bimbingan**</w:t>
+      </w:r>
+    </w:p>
+    <w:p>
+      <w:pPr>
+        <w:jc w:val="both"/>
+        <w:spacing w:after="50"/>
+      </w:pPr>
+      <w:r>
+        <w:rPr>
+          <w:rFonts w:ascii="Calibri" w:hAnsi="Calibri" w:eastAsia="Calibri" w:cs="Calibri"/>
+          <w:color w:val="1E293B"/>
+          <w:sz w:val="19"/>
+          <w:szCs w:val="19"/>
+        </w:rPr>
+        <w:t xml:space="preserve">Untuk memastikan akuntabilitas kehadiran mahasiswa dan mencegah manipulasi tandatangan kartu bimbingan:</w:t>
+      </w:r>
+    </w:p>
+    <w:p>
+      <w:pPr>
+        <w:spacing w:after="25"/>
+        <w:numPr>
+          <w:ilvl w:val="0"/>
+          <w:numId w:val="4"/>
+        </w:numPr>
+      </w:pPr>
+      <w:r>
+        <w:rPr>
+          <w:rFonts w:ascii="Calibri" w:hAnsi="Calibri" w:eastAsia="Calibri" w:cs="Calibri"/>
+          <w:sz w:val="19"/>
+          <w:szCs w:val="19"/>
+        </w:rPr>
+        <w:t xml:space="preserve">Buka menu **Jadwal Bimbingan**.</w:t>
+      </w:r>
+    </w:p>
+    <w:p>
+      <w:pPr>
+        <w:spacing w:after="25"/>
+        <w:numPr>
+          <w:ilvl w:val="0"/>
+          <w:numId w:val="4"/>
+        </w:numPr>
+      </w:pPr>
+      <w:r>
+        <w:rPr>
+          <w:rFonts w:ascii="Calibri" w:hAnsi="Calibri" w:eastAsia="Calibri" w:cs="Calibri"/>
+          <w:sz w:val="19"/>
+          <w:szCs w:val="19"/>
+        </w:rPr>
+        <w:t xml:space="preserve">Klik tombol **+ Buat Sesi Bimbingan**.</w:t>
+      </w:r>
+    </w:p>
+    <w:p>
+      <w:pPr>
+        <w:spacing w:after="25"/>
+        <w:numPr>
+          <w:ilvl w:val="0"/>
+          <w:numId w:val="4"/>
+        </w:numPr>
+      </w:pPr>
+      <w:r>
+        <w:rPr>
+          <w:rFonts w:ascii="Calibri" w:hAnsi="Calibri" w:eastAsia="Calibri" w:cs="Calibri"/>
+          <w:sz w:val="19"/>
+          <w:szCs w:val="19"/>
+        </w:rPr>
+        <w:t xml:space="preserve">Tentukan rincian sesi:</w:t>
+      </w:r>
+    </w:p>
+    <w:p>
+      <w:pPr>
+        <w:spacing w:after="25"/>
+        <w:numPr>
+          <w:ilvl w:val="0"/>
+          <w:numId w:val="4"/>
+        </w:numPr>
+      </w:pPr>
+      <w:r>
+        <w:rPr>
+          <w:rFonts w:ascii="Calibri" w:hAnsi="Calibri" w:eastAsia="Calibri" w:cs="Calibri"/>
+          <w:sz w:val="19"/>
+          <w:szCs w:val="19"/>
+        </w:rPr>
+        <w:t xml:space="preserve">**Tipe Bimbingan**: Pilih *Bimbingan Mandiri (1 Mahasiswa)* atau *Bimbingan Kelompok (Banyak Mahasiswa Sekaligus)*.</w:t>
+      </w:r>
+    </w:p>
+    <w:p>
+      <w:pPr>
+        <w:spacing w:after="25"/>
+        <w:numPr>
+          <w:ilvl w:val="0"/>
+          <w:numId w:val="4"/>
+        </w:numPr>
+      </w:pPr>
+      <w:r>
+        <w:rPr>
+          <w:rFonts w:ascii="Calibri" w:hAnsi="Calibri" w:eastAsia="Calibri" w:cs="Calibri"/>
+          <w:sz w:val="19"/>
+          <w:szCs w:val="19"/>
+        </w:rPr>
+        <w:t xml:space="preserve">**Mahasiswa Sasaran**: Pilih nama mahasiswa bimbingan Anda.</w:t>
+      </w:r>
+    </w:p>
+    <w:p>
+      <w:pPr>
+        <w:spacing w:after="25"/>
+        <w:numPr>
+          <w:ilvl w:val="0"/>
+          <w:numId w:val="4"/>
+        </w:numPr>
+      </w:pPr>
+      <w:r>
+        <w:rPr>
+          <w:rFonts w:ascii="Calibri" w:hAnsi="Calibri" w:eastAsia="Calibri" w:cs="Calibri"/>
+          <w:sz w:val="19"/>
+          <w:szCs w:val="19"/>
+        </w:rPr>
+        <w:t xml:space="preserve">**Materi / Topik Diskusi**: Tuliskan bahasan bimbingan (misalnya: *Review Bab 3 Metodologi Penelitian dan Desain Basis Data*).</w:t>
+      </w:r>
+    </w:p>
+    <w:p>
+      <w:pPr>
+        <w:spacing w:after="25"/>
+        <w:numPr>
+          <w:ilvl w:val="0"/>
+          <w:numId w:val="4"/>
+        </w:numPr>
+      </w:pPr>
+      <w:r>
+        <w:rPr>
+          <w:rFonts w:ascii="Calibri" w:hAnsi="Calibri" w:eastAsia="Calibri" w:cs="Calibri"/>
+          <w:sz w:val="19"/>
+          <w:szCs w:val="19"/>
+        </w:rPr>
+        <w:t xml:space="preserve">**Tanggal &amp; Waktu**: Tentukan jam pelaksanaan bimbingan.</w:t>
+      </w:r>
+    </w:p>
+    <w:p>
+      <w:pPr>
+        <w:spacing w:after="25"/>
+        <w:numPr>
+          <w:ilvl w:val="0"/>
+          <w:numId w:val="4"/>
+        </w:numPr>
+      </w:pPr>
+      <w:r>
+        <w:rPr>
+          <w:rFonts w:ascii="Calibri" w:hAnsi="Calibri" w:eastAsia="Calibri" w:cs="Calibri"/>
+          <w:sz w:val="19"/>
+          <w:szCs w:val="19"/>
+        </w:rPr>
+        <w:t xml:space="preserve">Klik **Simpan &amp; Tampilkan Kode QR**.</w:t>
+      </w:r>
+    </w:p>
+    <w:p>
+      <w:pPr>
+        <w:spacing w:after="25"/>
+        <w:numPr>
+          <w:ilvl w:val="0"/>
+          <w:numId w:val="4"/>
+        </w:numPr>
+      </w:pPr>
+      <w:r>
+        <w:rPr>
+          <w:rFonts w:ascii="Calibri" w:hAnsi="Calibri" w:eastAsia="Calibri" w:cs="Calibri"/>
+          <w:sz w:val="19"/>
+          <w:szCs w:val="19"/>
+        </w:rPr>
+        <w:t xml:space="preserve">Layar Anda akan memunculkan **Kode QR Dinamis**. Minta mahasiswa untuk membuka aplikasi SIBIMA di ponsel mereka dan memindai kode QR tersebut.</w:t>
+      </w:r>
+    </w:p>
+    <w:p>
+      <w:pPr>
+        <w:spacing w:after="25"/>
+        <w:numPr>
+          <w:ilvl w:val="0"/>
+          <w:numId w:val="4"/>
+        </w:numPr>
+      </w:pPr>
+      <w:r>
+        <w:rPr>
+          <w:rFonts w:ascii="Calibri" w:hAnsi="Calibri" w:eastAsia="Calibri" w:cs="Calibri"/>
+          <w:sz w:val="19"/>
+          <w:szCs w:val="19"/>
+        </w:rPr>
+        <w:t xml:space="preserve">Saat mahasiswa memindai kode QR, daftar hadir di layar Anda akan otomatis tercentang hijau secara *real-time*.</w:t>
+      </w:r>
+    </w:p>
+    <w:p>
+      <w:pPr>
+        <w:spacing w:after="25"/>
+        <w:numPr>
+          <w:ilvl w:val="0"/>
+          <w:numId w:val="4"/>
+        </w:numPr>
+      </w:pPr>
+      <w:r>
+        <w:rPr>
+          <w:rFonts w:ascii="Calibri" w:hAnsi="Calibri" w:eastAsia="Calibri" w:cs="Calibri"/>
+          <w:sz w:val="19"/>
+          <w:szCs w:val="19"/>
+        </w:rPr>
+        <w:t xml:space="preserve">Klik tombol **Tutup Sesi &amp; Berikan Catatan** untuk mencatat poin perbaikan yang harus dikerjakan mahasiswa sebelum bimbingan berikutnya.</w:t>
+      </w:r>
+    </w:p>
+    <w:p>
+      <w:pPr>
+        <w:pStyle w:val="Heading2"/>
+      </w:pPr>
+      <w:bookmarkStart w:id="19" w:name="_Toc19"/>
+      <w:r>
+        <w:t>3.3 Sebagai Pembimbing: Memeriksa Logbook &amp; Rekomendasi Kelayakan Ujian (ACC)</w:t>
+      </w:r>
+      <w:bookmarkEnd w:id="19"/>
+    </w:p>
+    <w:p>
+      <w:pPr>
+        <w:jc w:val="both"/>
+        <w:spacing w:after="50"/>
+      </w:pPr>
+      <w:r>
+        <w:rPr>
+          <w:rFonts w:ascii="Calibri" w:hAnsi="Calibri" w:eastAsia="Calibri" w:cs="Calibri"/>
+          <w:color w:val="1E293B"/>
+          <w:sz w:val="19"/>
+          <w:szCs w:val="19"/>
+        </w:rPr>
+        <w:t xml:space="preserve">Menu: **Dokumentasi &amp; Bimbingan ➔ Mahasiswa Bimbingan ➔ Detail Bimbingan**</w:t>
+      </w:r>
+    </w:p>
+    <w:p>
+      <w:pPr>
+        <w:spacing w:after="25"/>
+        <w:numPr>
+          <w:ilvl w:val="0"/>
+          <w:numId w:val="4"/>
+        </w:numPr>
+      </w:pPr>
+      <w:r>
+        <w:rPr>
+          <w:rFonts w:ascii="Calibri" w:hAnsi="Calibri" w:eastAsia="Calibri" w:cs="Calibri"/>
+          <w:sz w:val="19"/>
+          <w:szCs w:val="19"/>
+        </w:rPr>
+        <w:t xml:space="preserve">Pada halaman detail bimbingan mahasiswa, pilih tab **Logbook Aktivitas**.</w:t>
+      </w:r>
+    </w:p>
+    <w:p>
+      <w:pPr>
+        <w:spacing w:after="25"/>
+        <w:numPr>
+          <w:ilvl w:val="0"/>
+          <w:numId w:val="4"/>
+        </w:numPr>
+      </w:pPr>
+      <w:r>
+        <w:rPr>
+          <w:rFonts w:ascii="Calibri" w:hAnsi="Calibri" w:eastAsia="Calibri" w:cs="Calibri"/>
+          <w:sz w:val="19"/>
+          <w:szCs w:val="19"/>
+        </w:rPr>
+        <w:t xml:space="preserve">Periksa catatan harian yang dikirim mahasiswa beserta dokumen bab yang dilampirkan.</w:t>
+      </w:r>
+    </w:p>
+    <w:p>
+      <w:pPr>
+        <w:spacing w:after="25"/>
+        <w:numPr>
+          <w:ilvl w:val="0"/>
+          <w:numId w:val="4"/>
+        </w:numPr>
+      </w:pPr>
+      <w:r>
+        <w:rPr>
+          <w:rFonts w:ascii="Calibri" w:hAnsi="Calibri" w:eastAsia="Calibri" w:cs="Calibri"/>
+          <w:sz w:val="19"/>
+          <w:szCs w:val="19"/>
+        </w:rPr>
+        <w:t xml:space="preserve">Anda dapat memberikan umpan balik langsung pada setiap catatan logbook.</w:t>
+      </w:r>
+    </w:p>
+    <w:p>
+      <w:pPr>
+        <w:spacing w:after="25"/>
+        <w:numPr>
+          <w:ilvl w:val="0"/>
+          <w:numId w:val="4"/>
+        </w:numPr>
+      </w:pPr>
+      <w:r>
+        <w:rPr>
+          <w:rFonts w:ascii="Calibri" w:hAnsi="Calibri" w:eastAsia="Calibri" w:cs="Calibri"/>
+          <w:sz w:val="19"/>
+          <w:szCs w:val="19"/>
+        </w:rPr>
+        <w:t xml:space="preserve">**Memberikan Persetujuan Kelayakan Ujian (ACC)**:</w:t>
+      </w:r>
+    </w:p>
+    <w:p>
+      <w:pPr>
+        <w:spacing w:after="25"/>
+        <w:numPr>
+          <w:ilvl w:val="0"/>
+          <w:numId w:val="4"/>
+        </w:numPr>
+      </w:pPr>
+      <w:r>
+        <w:rPr>
+          <w:rFonts w:ascii="Calibri" w:hAnsi="Calibri" w:eastAsia="Calibri" w:cs="Calibri"/>
+          <w:sz w:val="19"/>
+          <w:szCs w:val="19"/>
+        </w:rPr>
+        <w:t xml:space="preserve">**ACC Seminar Proposal**: Jika naskah proposal mahasiswa telah siap diuji di hadapan dewan penguji dan sesi bimbingan telah mencapai syarat minimal, klik tombol **Beri Rekomendasi ACC Sempro** (`bg-emerald-600`).</w:t>
+      </w:r>
+    </w:p>
+    <w:p>
+      <w:pPr>
+        <w:spacing w:after="25"/>
+        <w:numPr>
+          <w:ilvl w:val="0"/>
+          <w:numId w:val="4"/>
+        </w:numPr>
+      </w:pPr>
+      <w:r>
+        <w:rPr>
+          <w:rFonts w:ascii="Calibri" w:hAnsi="Calibri" w:eastAsia="Calibri" w:cs="Calibri"/>
+          <w:sz w:val="19"/>
+          <w:szCs w:val="19"/>
+        </w:rPr>
+        <w:t xml:space="preserve">**ACC Sidang Skripsi**: Jika naskah BAB I s/d BAB VI telah sempurna dan hasil cek Turnitin telah memenuhi syarat, klik tombol **Beri Rekomendasi ACC Sidang Skripsi**.</w:t>
+      </w:r>
+    </w:p>
+    <w:p>
+      <w:pPr>
+        <w:pStyle w:val="Heading2"/>
+      </w:pPr>
+      <w:bookmarkStart w:id="20" w:name="_Toc20"/>
+      <w:r>
+        <w:t>3.4 Sebagai Pembimbing: Mengunduh Surat Tugas Pembimbing (BKD / SISTER)</w:t>
+      </w:r>
+      <w:bookmarkEnd w:id="20"/>
+    </w:p>
+    <w:p>
+      <w:pPr>
+        <w:jc w:val="both"/>
+        <w:spacing w:after="50"/>
+      </w:pPr>
+      <w:r>
+        <w:rPr>
+          <w:rFonts w:ascii="Calibri" w:hAnsi="Calibri" w:eastAsia="Calibri" w:cs="Calibri"/>
+          <w:color w:val="1E293B"/>
+          <w:sz w:val="19"/>
+          <w:szCs w:val="19"/>
+        </w:rPr>
+        <w:t xml:space="preserve">Menu: **Dokumentasi &amp; Bimbingan ➔ Surat Tugas**</w:t>
+      </w:r>
+    </w:p>
+    <w:p>
+      <w:pPr>
+        <w:spacing w:after="25"/>
+        <w:numPr>
+          <w:ilvl w:val="0"/>
+          <w:numId w:val="4"/>
+        </w:numPr>
+      </w:pPr>
+      <w:r>
+        <w:rPr>
+          <w:rFonts w:ascii="Calibri" w:hAnsi="Calibri" w:eastAsia="Calibri" w:cs="Calibri"/>
+          <w:sz w:val="19"/>
+          <w:szCs w:val="19"/>
+        </w:rPr>
+        <w:t xml:space="preserve">Buka menu **Surat Tugas**.</w:t>
+      </w:r>
+    </w:p>
+    <w:p>
+      <w:pPr>
+        <w:spacing w:after="25"/>
+        <w:numPr>
+          <w:ilvl w:val="0"/>
+          <w:numId w:val="4"/>
+        </w:numPr>
+      </w:pPr>
+      <w:r>
+        <w:rPr>
+          <w:rFonts w:ascii="Calibri" w:hAnsi="Calibri" w:eastAsia="Calibri" w:cs="Calibri"/>
+          <w:sz w:val="19"/>
+          <w:szCs w:val="19"/>
+        </w:rPr>
+        <w:t xml:space="preserve">Sistem menyajikan daftar seluruh Surat Tugas dan Surat Keputusan (SK) Dekan yang menetapkan Anda sebagai Dosen Pembimbing untuk setiap semester/gelombang akademik.</w:t>
+      </w:r>
+    </w:p>
+    <w:p>
+      <w:pPr>
+        <w:spacing w:after="25"/>
+        <w:numPr>
+          <w:ilvl w:val="0"/>
+          <w:numId w:val="4"/>
+        </w:numPr>
+      </w:pPr>
+      <w:r>
+        <w:rPr>
+          <w:rFonts w:ascii="Calibri" w:hAnsi="Calibri" w:eastAsia="Calibri" w:cs="Calibri"/>
+          <w:sz w:val="19"/>
+          <w:szCs w:val="19"/>
+        </w:rPr>
+        <w:t xml:space="preserve">Klik tombol **Unduh PDF** pada nomor SK yang diinginkan. Berkas PDF resmi ber-QR Code dapat langsung dilampirkan untuk pelaporan Beban Kerja Dosen (BKD) dan portofolio SISTER Kemdiktisaintek.</w:t>
+      </w:r>
+    </w:p>
+    <w:p>
+      <w:pPr>
+        <w:pStyle w:val="Heading2"/>
+      </w:pPr>
+      <w:bookmarkStart w:id="21" w:name="_Toc21"/>
+      <w:r>
+        <w:t>3.5 Sebagai Dewan Penguji: Melaksanakan Ujian Seminar Proposal</w:t>
+      </w:r>
+      <w:bookmarkEnd w:id="21"/>
+    </w:p>
+    <w:p>
+      <w:pPr>
+        <w:jc w:val="both"/>
+        <w:spacing w:after="50"/>
+      </w:pPr>
+      <w:r>
+        <w:rPr>
+          <w:rFonts w:ascii="Calibri" w:hAnsi="Calibri" w:eastAsia="Calibri" w:cs="Calibri"/>
+          <w:color w:val="1E293B"/>
+          <w:sz w:val="19"/>
+          <w:szCs w:val="19"/>
+        </w:rPr>
+        <w:t xml:space="preserve">Menu: **Tugas Penguji ➔ Penguji Seminar**</w:t>
+      </w:r>
+    </w:p>
+    <w:p>
+      <w:pPr>
+        <w:spacing w:after="25"/>
+        <w:numPr>
+          <w:ilvl w:val="0"/>
+          <w:numId w:val="4"/>
+        </w:numPr>
+      </w:pPr>
+      <w:r>
+        <w:rPr>
+          <w:rFonts w:ascii="Calibri" w:hAnsi="Calibri" w:eastAsia="Calibri" w:cs="Calibri"/>
+          <w:sz w:val="19"/>
+          <w:szCs w:val="19"/>
+        </w:rPr>
+        <w:t xml:space="preserve">Buka menu **Penguji Seminar**. Anda akan melihat daftar jadwal ujian seminar proposal di mana Anda ditugaskan sebagai Penguji 1 atau Penguji 2.</w:t>
+      </w:r>
+    </w:p>
+    <w:p>
+      <w:pPr>
+        <w:spacing w:after="25"/>
+        <w:numPr>
+          <w:ilvl w:val="0"/>
+          <w:numId w:val="4"/>
+        </w:numPr>
+      </w:pPr>
+      <w:r>
+        <w:rPr>
+          <w:rFonts w:ascii="Calibri" w:hAnsi="Calibri" w:eastAsia="Calibri" w:cs="Calibri"/>
+          <w:sz w:val="19"/>
+          <w:szCs w:val="19"/>
+        </w:rPr>
+        <w:t xml:space="preserve">Klik tombol **Buka Ruang Ujian / Nilai**.</w:t>
+      </w:r>
+    </w:p>
+    <w:p>
+      <w:pPr>
+        <w:spacing w:after="25"/>
+        <w:numPr>
+          <w:ilvl w:val="0"/>
+          <w:numId w:val="4"/>
+        </w:numPr>
+      </w:pPr>
+      <w:r>
+        <w:rPr>
+          <w:rFonts w:ascii="Calibri" w:hAnsi="Calibri" w:eastAsia="Calibri" w:cs="Calibri"/>
+          <w:sz w:val="19"/>
+          <w:szCs w:val="19"/>
+        </w:rPr>
+        <w:t xml:space="preserve">**Membaca Berkas Naskah**: Klik tautan berkas proposal mahasiswa untuk membaca dokumen langsung di penampil naskah.</w:t>
+      </w:r>
+    </w:p>
+    <w:p>
+      <w:pPr>
+        <w:spacing w:after="25"/>
+        <w:numPr>
+          <w:ilvl w:val="0"/>
+          <w:numId w:val="4"/>
+        </w:numPr>
+      </w:pPr>
+      <w:r>
+        <w:rPr>
+          <w:rFonts w:ascii="Calibri" w:hAnsi="Calibri" w:eastAsia="Calibri" w:cs="Calibri"/>
+          <w:sz w:val="19"/>
+          <w:szCs w:val="19"/>
+        </w:rPr>
+        <w:t xml:space="preserve">**Pengisian Rubrik Penilaian**:</w:t>
+      </w:r>
+    </w:p>
+    <w:p>
+      <w:pPr>
+        <w:jc w:val="both"/>
+        <w:spacing w:after="50"/>
+      </w:pPr>
+      <w:r>
+        <w:rPr>
+          <w:rFonts w:ascii="Calibri" w:hAnsi="Calibri" w:eastAsia="Calibri" w:cs="Calibri"/>
+          <w:color w:val="1E293B"/>
+          <w:sz w:val="19"/>
+          <w:szCs w:val="19"/>
+        </w:rPr>
+        <w:t xml:space="preserve">Isi nilai angka (skala 0–100) pada masing-masing komponen penilaian objektif:</w:t>
+      </w:r>
+    </w:p>
+    <w:p>
+      <w:pPr>
+        <w:spacing w:after="25"/>
+        <w:numPr>
+          <w:ilvl w:val="0"/>
+          <w:numId w:val="4"/>
+        </w:numPr>
+      </w:pPr>
+      <w:r>
+        <w:rPr>
+          <w:rFonts w:ascii="Calibri" w:hAnsi="Calibri" w:eastAsia="Calibri" w:cs="Calibri"/>
+          <w:sz w:val="19"/>
+          <w:szCs w:val="19"/>
+        </w:rPr>
+        <w:t xml:space="preserve">*Latar Belakang &amp; Perumusan Masalah* (Bobot 25%)</w:t>
+      </w:r>
+    </w:p>
+    <w:p>
+      <w:pPr>
+        <w:spacing w:after="25"/>
+        <w:numPr>
+          <w:ilvl w:val="0"/>
+          <w:numId w:val="4"/>
+        </w:numPr>
+      </w:pPr>
+      <w:r>
+        <w:rPr>
+          <w:rFonts w:ascii="Calibri" w:hAnsi="Calibri" w:eastAsia="Calibri" w:cs="Calibri"/>
+          <w:sz w:val="19"/>
+          <w:szCs w:val="19"/>
+        </w:rPr>
+        <w:t xml:space="preserve">*Tinjauan Pustaka &amp; Landasan Teori* (Bobot 25%)</w:t>
+      </w:r>
+    </w:p>
+    <w:p>
+      <w:pPr>
+        <w:spacing w:after="25"/>
+        <w:numPr>
+          <w:ilvl w:val="0"/>
+          <w:numId w:val="4"/>
+        </w:numPr>
+      </w:pPr>
+      <w:r>
+        <w:rPr>
+          <w:rFonts w:ascii="Calibri" w:hAnsi="Calibri" w:eastAsia="Calibri" w:cs="Calibri"/>
+          <w:sz w:val="19"/>
+          <w:szCs w:val="19"/>
+        </w:rPr>
+        <w:t xml:space="preserve">*Metodologi Penelitian &amp; Perancangan* (Bobot 30%)</w:t>
+      </w:r>
+    </w:p>
+    <w:p>
+      <w:pPr>
+        <w:spacing w:after="25"/>
+        <w:numPr>
+          <w:ilvl w:val="0"/>
+          <w:numId w:val="4"/>
+        </w:numPr>
+      </w:pPr>
+      <w:r>
+        <w:rPr>
+          <w:rFonts w:ascii="Calibri" w:hAnsi="Calibri" w:eastAsia="Calibri" w:cs="Calibri"/>
+          <w:sz w:val="19"/>
+          <w:szCs w:val="19"/>
+        </w:rPr>
+        <w:t xml:space="preserve">*Penguasaan Materi &amp; Presentasi Tanya Jawab* (Bobot 20%)</w:t>
+      </w:r>
+    </w:p>
+    <w:p>
+      <w:pPr>
+        <w:spacing w:after="25"/>
+        <w:numPr>
+          <w:ilvl w:val="0"/>
+          <w:numId w:val="4"/>
+        </w:numPr>
+      </w:pPr>
+      <w:r>
+        <w:rPr>
+          <w:rFonts w:ascii="Calibri" w:hAnsi="Calibri" w:eastAsia="Calibri" w:cs="Calibri"/>
+          <w:sz w:val="19"/>
+          <w:szCs w:val="19"/>
+        </w:rPr>
+        <w:t xml:space="preserve">**Catatan Perbaikan / Revisi**:</w:t>
+      </w:r>
+    </w:p>
+    <w:p>
+      <w:pPr>
+        <w:jc w:val="both"/>
+        <w:spacing w:after="50"/>
+      </w:pPr>
+      <w:r>
+        <w:rPr>
+          <w:rFonts w:ascii="Calibri" w:hAnsi="Calibri" w:eastAsia="Calibri" w:cs="Calibri"/>
+          <w:color w:val="1E293B"/>
+          <w:sz w:val="19"/>
+          <w:szCs w:val="19"/>
+        </w:rPr>
+        <w:t xml:space="preserve">Tuliskan poin-poin wajib revisi yang harus dikerjakan mahasiswa pada kolom Berita Acara (misal: *Perbaiki diagram relasi tabel pada halaman 42*).</w:t>
+      </w:r>
+    </w:p>
+    <w:p>
+      <w:pPr>
+        <w:spacing w:after="25"/>
+        <w:numPr>
+          <w:ilvl w:val="0"/>
+          <w:numId w:val="4"/>
+        </w:numPr>
+      </w:pPr>
+      <w:r>
+        <w:rPr>
+          <w:rFonts w:ascii="Calibri" w:hAnsi="Calibri" w:eastAsia="Calibri" w:cs="Calibri"/>
+          <w:sz w:val="19"/>
+          <w:szCs w:val="19"/>
+        </w:rPr>
+        <w:t xml:space="preserve">Klik **Simpan &amp; Kunci Nilai Seminar**. Sistem akan secara otomatis menghitung rekapitulasi nilai akhir seminar proposal bersama dewan penguji lainnya.</w:t>
+      </w:r>
+    </w:p>
+    <w:p>
+      <w:pPr>
+        <w:pStyle w:val="Heading2"/>
+      </w:pPr>
+      <w:bookmarkStart w:id="22" w:name="_Toc22"/>
+      <w:r>
+        <w:t>3.6 Sebagai Dewan Penguji: Melaksanakan Sidang Skripsi &amp; Penetapan Nilai</w:t>
+      </w:r>
+      <w:bookmarkEnd w:id="22"/>
+    </w:p>
+    <w:p>
+      <w:pPr>
+        <w:jc w:val="both"/>
+        <w:spacing w:after="50"/>
+      </w:pPr>
+      <w:r>
+        <w:rPr>
+          <w:rFonts w:ascii="Calibri" w:hAnsi="Calibri" w:eastAsia="Calibri" w:cs="Calibri"/>
+          <w:color w:val="1E293B"/>
+          <w:sz w:val="19"/>
+          <w:szCs w:val="19"/>
+        </w:rPr>
+        <w:t xml:space="preserve">Menu: **Tugas Penguji ➔ Penguji Sidang**</w:t>
+      </w:r>
+    </w:p>
+    <w:p>
+      <w:pPr>
+        <w:spacing w:after="25"/>
+        <w:numPr>
+          <w:ilvl w:val="0"/>
+          <w:numId w:val="4"/>
+        </w:numPr>
+      </w:pPr>
+      <w:r>
+        <w:rPr>
+          <w:rFonts w:ascii="Calibri" w:hAnsi="Calibri" w:eastAsia="Calibri" w:cs="Calibri"/>
+          <w:sz w:val="19"/>
+          <w:szCs w:val="19"/>
+        </w:rPr>
+        <w:t xml:space="preserve">Buka menu **Penguji Sidang**.</w:t>
+      </w:r>
+    </w:p>
+    <w:p>
+      <w:pPr>
+        <w:spacing w:after="25"/>
+        <w:numPr>
+          <w:ilvl w:val="0"/>
+          <w:numId w:val="4"/>
+        </w:numPr>
+      </w:pPr>
+      <w:r>
+        <w:rPr>
+          <w:rFonts w:ascii="Calibri" w:hAnsi="Calibri" w:eastAsia="Calibri" w:cs="Calibri"/>
+          <w:sz w:val="19"/>
+          <w:szCs w:val="19"/>
+        </w:rPr>
+        <w:t xml:space="preserve">Pilih jadwal sidang mahasiswa yang sedang berlangsung, lalu klik **Form Penilaian Sidang**.</w:t>
+      </w:r>
+    </w:p>
+    <w:p>
+      <w:pPr>
+        <w:spacing w:after="25"/>
+        <w:numPr>
+          <w:ilvl w:val="0"/>
+          <w:numId w:val="4"/>
+        </w:numPr>
+      </w:pPr>
+      <w:r>
+        <w:rPr>
+          <w:rFonts w:ascii="Calibri" w:hAnsi="Calibri" w:eastAsia="Calibri" w:cs="Calibri"/>
+          <w:sz w:val="19"/>
+          <w:szCs w:val="19"/>
+        </w:rPr>
+        <w:t xml:space="preserve">Masukkan nilai rubrik komprehensif:</w:t>
+      </w:r>
+    </w:p>
+    <w:p>
+      <w:pPr>
+        <w:spacing w:after="25"/>
+        <w:numPr>
+          <w:ilvl w:val="0"/>
+          <w:numId w:val="4"/>
+        </w:numPr>
+      </w:pPr>
+      <w:r>
+        <w:rPr>
+          <w:rFonts w:ascii="Calibri" w:hAnsi="Calibri" w:eastAsia="Calibri" w:cs="Calibri"/>
+          <w:sz w:val="19"/>
+          <w:szCs w:val="19"/>
+        </w:rPr>
+        <w:t xml:space="preserve">*Nilai Penulisan Naskah Skripsi*</w:t>
+      </w:r>
+    </w:p>
+    <w:p>
+      <w:pPr>
+        <w:spacing w:after="25"/>
+        <w:numPr>
+          <w:ilvl w:val="0"/>
+          <w:numId w:val="4"/>
+        </w:numPr>
+      </w:pPr>
+      <w:r>
+        <w:rPr>
+          <w:rFonts w:ascii="Calibri" w:hAnsi="Calibri" w:eastAsia="Calibri" w:cs="Calibri"/>
+          <w:sz w:val="19"/>
+          <w:szCs w:val="19"/>
+        </w:rPr>
+        <w:t xml:space="preserve">*Kualitas Produk Perangkat Lunak / Sistem yang Dibangun*</w:t>
+      </w:r>
+    </w:p>
+    <w:p>
+      <w:pPr>
+        <w:spacing w:after="25"/>
+        <w:numPr>
+          <w:ilvl w:val="0"/>
+          <w:numId w:val="4"/>
+        </w:numPr>
+      </w:pPr>
+      <w:r>
+        <w:rPr>
+          <w:rFonts w:ascii="Calibri" w:hAnsi="Calibri" w:eastAsia="Calibri" w:cs="Calibri"/>
+          <w:sz w:val="19"/>
+          <w:szCs w:val="19"/>
+        </w:rPr>
+        <w:t xml:space="preserve">*Penguasaan Landasan Teori &amp; Pemecahan Masalah*</w:t>
+      </w:r>
+    </w:p>
+    <w:p>
+      <w:pPr>
+        <w:spacing w:after="25"/>
+        <w:numPr>
+          <w:ilvl w:val="0"/>
+          <w:numId w:val="4"/>
+        </w:numPr>
+      </w:pPr>
+      <w:r>
+        <w:rPr>
+          <w:rFonts w:ascii="Calibri" w:hAnsi="Calibri" w:eastAsia="Calibri" w:cs="Calibri"/>
+          <w:sz w:val="19"/>
+          <w:szCs w:val="19"/>
+        </w:rPr>
+        <w:t xml:space="preserve">*Kemampuan Menjawab Pertanyaan Dewan Penguji*</w:t>
+      </w:r>
+    </w:p>
+    <w:p>
+      <w:pPr>
+        <w:spacing w:after="25"/>
+        <w:numPr>
+          <w:ilvl w:val="0"/>
+          <w:numId w:val="4"/>
+        </w:numPr>
+      </w:pPr>
+      <w:r>
+        <w:rPr>
+          <w:rFonts w:ascii="Calibri" w:hAnsi="Calibri" w:eastAsia="Calibri" w:cs="Calibri"/>
+          <w:sz w:val="19"/>
+          <w:szCs w:val="19"/>
+        </w:rPr>
+        <w:t xml:space="preserve">**Keputusan Kelulusan**: Bersama Ketua Sidang dan Pembimbing, tetapkan keputusan:</w:t>
+      </w:r>
+    </w:p>
+    <w:p>
+      <w:pPr>
+        <w:spacing w:after="25"/>
+        <w:numPr>
+          <w:ilvl w:val="0"/>
+          <w:numId w:val="4"/>
+        </w:numPr>
+      </w:pPr>
+      <w:r>
+        <w:rPr>
+          <w:rFonts w:ascii="Calibri" w:hAnsi="Calibri" w:eastAsia="Calibri" w:cs="Calibri"/>
+          <w:sz w:val="19"/>
+          <w:szCs w:val="19"/>
+        </w:rPr>
+        <w:t xml:space="preserve">*Lulus Murni (Tanpa Revisi)*</w:t>
+      </w:r>
+    </w:p>
+    <w:p>
+      <w:pPr>
+        <w:spacing w:after="25"/>
+        <w:numPr>
+          <w:ilvl w:val="0"/>
+          <w:numId w:val="4"/>
+        </w:numPr>
+      </w:pPr>
+      <w:r>
+        <w:rPr>
+          <w:rFonts w:ascii="Calibri" w:hAnsi="Calibri" w:eastAsia="Calibri" w:cs="Calibri"/>
+          <w:sz w:val="19"/>
+          <w:szCs w:val="19"/>
+        </w:rPr>
+        <w:t xml:space="preserve">*Lulus dengan Revisi (Wajib Tuntas Maksimal 14 Hari)*</w:t>
+      </w:r>
+    </w:p>
+    <w:p>
+      <w:pPr>
+        <w:spacing w:after="25"/>
+        <w:numPr>
+          <w:ilvl w:val="0"/>
+          <w:numId w:val="4"/>
+        </w:numPr>
+      </w:pPr>
+      <w:r>
+        <w:rPr>
+          <w:rFonts w:ascii="Calibri" w:hAnsi="Calibri" w:eastAsia="Calibri" w:cs="Calibri"/>
+          <w:sz w:val="19"/>
+          <w:szCs w:val="19"/>
+        </w:rPr>
+        <w:t xml:space="preserve">*Tidak Lulus / Mengulang Sidang di Gelombang Berikutnya*</w:t>
+      </w:r>
+    </w:p>
+    <w:p>
+      <w:pPr>
+        <w:spacing w:after="25"/>
+        <w:numPr>
+          <w:ilvl w:val="0"/>
+          <w:numId w:val="4"/>
+        </w:numPr>
+      </w:pPr>
+      <w:r>
+        <w:rPr>
+          <w:rFonts w:ascii="Calibri" w:hAnsi="Calibri" w:eastAsia="Calibri" w:cs="Calibri"/>
+          <w:sz w:val="19"/>
+          <w:szCs w:val="19"/>
+        </w:rPr>
+        <w:t xml:space="preserve">Klik **Kirim Penilaian Sidang**.</w:t>
+      </w:r>
+    </w:p>
+    <w:p>
+      <w:pPr>
+        <w:pStyle w:val="Heading2"/>
+      </w:pPr>
+      <w:bookmarkStart w:id="23" w:name="_Toc23"/>
+      <w:r>
+        <w:t>3.7 Sebagai Penguji: Validasi &amp; Persetujuan (ACC) Revisi Pasca-Ujian</w:t>
+      </w:r>
+      <w:bookmarkEnd w:id="23"/>
+    </w:p>
+    <w:p>
+      <w:pPr>
+        <w:jc w:val="both"/>
+        <w:spacing w:after="50"/>
+      </w:pPr>
+      <w:r>
+        <w:rPr>
+          <w:rFonts w:ascii="Calibri" w:hAnsi="Calibri" w:eastAsia="Calibri" w:cs="Calibri"/>
+          <w:color w:val="1E293B"/>
+          <w:sz w:val="19"/>
+          <w:szCs w:val="19"/>
+        </w:rPr>
+        <w:t xml:space="preserve">Menu: **Tugas Penguji ➔ Penguji Seminar / Penguji Sidang ➔ Tab Revisi Masuk**</w:t>
+      </w:r>
+    </w:p>
+    <w:p>
+      <w:pPr>
+        <w:spacing w:after="25"/>
+        <w:numPr>
+          <w:ilvl w:val="0"/>
+          <w:numId w:val="4"/>
+        </w:numPr>
+      </w:pPr>
+      <w:r>
+        <w:rPr>
+          <w:rFonts w:ascii="Calibri" w:hAnsi="Calibri" w:eastAsia="Calibri" w:cs="Calibri"/>
+          <w:sz w:val="19"/>
+          <w:szCs w:val="19"/>
+        </w:rPr>
+        <w:t xml:space="preserve">Buka tab **Revisi Mahasiswa**.</w:t>
+      </w:r>
+    </w:p>
+    <w:p>
+      <w:pPr>
+        <w:spacing w:after="25"/>
+        <w:numPr>
+          <w:ilvl w:val="0"/>
+          <w:numId w:val="4"/>
+        </w:numPr>
+      </w:pPr>
+      <w:r>
+        <w:rPr>
+          <w:rFonts w:ascii="Calibri" w:hAnsi="Calibri" w:eastAsia="Calibri" w:cs="Calibri"/>
+          <w:sz w:val="19"/>
+          <w:szCs w:val="19"/>
+        </w:rPr>
+        <w:t xml:space="preserve">Klik nama mahasiswa yang telah mengunggah berkas revisi naskah.</w:t>
+      </w:r>
+    </w:p>
+    <w:p>
+      <w:pPr>
+        <w:spacing w:after="25"/>
+        <w:numPr>
+          <w:ilvl w:val="0"/>
+          <w:numId w:val="4"/>
+        </w:numPr>
+      </w:pPr>
+      <w:r>
+        <w:rPr>
+          <w:rFonts w:ascii="Calibri" w:hAnsi="Calibri" w:eastAsia="Calibri" w:cs="Calibri"/>
+          <w:sz w:val="19"/>
+          <w:szCs w:val="19"/>
+        </w:rPr>
+        <w:t xml:space="preserve">Unduh dan periksa berkas naskah revisi yang dilampirkan, lalu bandingkan dengan catatan berita acara sebelumnya.</w:t>
+      </w:r>
+    </w:p>
+    <w:p>
+      <w:pPr>
+        <w:spacing w:after="25"/>
+        <w:numPr>
+          <w:ilvl w:val="0"/>
+          <w:numId w:val="4"/>
+        </w:numPr>
+      </w:pPr>
+      <w:r>
+        <w:rPr>
+          <w:rFonts w:ascii="Calibri" w:hAnsi="Calibri" w:eastAsia="Calibri" w:cs="Calibri"/>
+          <w:sz w:val="19"/>
+          <w:szCs w:val="19"/>
+        </w:rPr>
+        <w:t xml:space="preserve">Jika perbaikan telah sesuai dan tuntas, klik tombol **Setujui Revisi (ACC Revisi)**.</w:t>
+      </w:r>
+    </w:p>
+    <w:p>
+      <w:pPr>
+        <w:spacing w:after="25"/>
+        <w:numPr>
+          <w:ilvl w:val="0"/>
+          <w:numId w:val="4"/>
+        </w:numPr>
+      </w:pPr>
+      <w:r>
+        <w:rPr>
+          <w:rFonts w:ascii="Calibri" w:hAnsi="Calibri" w:eastAsia="Calibri" w:cs="Calibri"/>
+          <w:sz w:val="19"/>
+          <w:szCs w:val="19"/>
+        </w:rPr>
+        <w:t xml:space="preserve">Mahasiswa tidak dapat mengesahkan kelulusan/yudisium sebelum Anda dan seluruh dewan penguji memberikan persetujuan revisi ini.</w:t>
+      </w:r>
+    </w:p>
+    <w:p>
+      <w:pPr>
+        <w:pStyle w:val="Heading1"/>
+      </w:pPr>
+      <w:bookmarkStart w:id="24" w:name="_Toc24"/>
+      <w:r>
+        <w:t>4. PANDUAN PENGGUNAAN PERAN KETUA PROGRAM STUDI (KAPRODI)</w:t>
+      </w:r>
+      <w:bookmarkEnd w:id="24"/>
+    </w:p>
+    <w:p>
+      <w:pPr>
+        <w:jc w:val="both"/>
+        <w:spacing w:after="50"/>
+      </w:pPr>
+      <w:r>
+        <w:rPr>
+          <w:rFonts w:ascii="Calibri" w:hAnsi="Calibri" w:eastAsia="Calibri" w:cs="Calibri"/>
+          <w:color w:val="1E293B"/>
+          <w:sz w:val="19"/>
+          <w:szCs w:val="19"/>
+        </w:rPr>
+        <w:t xml:space="preserve">Ketua Program Studi memegang kendali operasional atas alur tugas akhir, alokasi pembimbing, penjadwalan cerdas, dan pengawasan masa studi mahasiswa.</w:t>
+      </w:r>
+    </w:p>
+    <w:p>
+      <w:pPr>
+        <w:pStyle w:val="Heading2"/>
+      </w:pPr>
+      <w:bookmarkStart w:id="25" w:name="_Toc25"/>
+      <w:r>
+        <w:t>4.1 Verifikasi Judul &amp; Penetapan Dosen Pembimbing</w:t>
+      </w:r>
+      <w:bookmarkEnd w:id="25"/>
+    </w:p>
+    <w:p>
+      <w:pPr>
+        <w:jc w:val="both"/>
+        <w:spacing w:after="50"/>
+      </w:pPr>
+      <w:r>
+        <w:rPr>
+          <w:rFonts w:ascii="Calibri" w:hAnsi="Calibri" w:eastAsia="Calibri" w:cs="Calibri"/>
+          <w:color w:val="1E293B"/>
+          <w:sz w:val="19"/>
+          <w:szCs w:val="19"/>
+        </w:rPr>
+        <w:t xml:space="preserve">Menu: **Pelaksanaan Skripsi ➔ Pengajuan &amp; Bimbingan ➔ Pengajuan Judul**</w:t>
+      </w:r>
+    </w:p>
+    <w:p>
+      <w:pPr>
+        <w:spacing w:after="25"/>
+        <w:numPr>
+          <w:ilvl w:val="0"/>
+          <w:numId w:val="4"/>
+        </w:numPr>
+      </w:pPr>
+      <w:r>
+        <w:rPr>
+          <w:rFonts w:ascii="Calibri" w:hAnsi="Calibri" w:eastAsia="Calibri" w:cs="Calibri"/>
+          <w:sz w:val="19"/>
+          <w:szCs w:val="19"/>
+        </w:rPr>
+        <w:t xml:space="preserve">Masuk ke menu **Pengajuan Judul**.</w:t>
+      </w:r>
+    </w:p>
+    <w:p>
+      <w:pPr>
+        <w:spacing w:after="25"/>
+        <w:numPr>
+          <w:ilvl w:val="0"/>
+          <w:numId w:val="4"/>
+        </w:numPr>
+      </w:pPr>
+      <w:r>
+        <w:rPr>
+          <w:rFonts w:ascii="Calibri" w:hAnsi="Calibri" w:eastAsia="Calibri" w:cs="Calibri"/>
+          <w:sz w:val="19"/>
+          <w:szCs w:val="19"/>
+        </w:rPr>
+        <w:t xml:space="preserve">Anda akan melihat daftar seluruh mahasiswa yang mengajukan usulan judul tugas akhir.</w:t>
+      </w:r>
+    </w:p>
+    <w:p>
+      <w:pPr>
+        <w:spacing w:after="25"/>
+        <w:numPr>
+          <w:ilvl w:val="0"/>
+          <w:numId w:val="4"/>
+        </w:numPr>
+      </w:pPr>
+      <w:r>
+        <w:rPr>
+          <w:rFonts w:ascii="Calibri" w:hAnsi="Calibri" w:eastAsia="Calibri" w:cs="Calibri"/>
+          <w:sz w:val="19"/>
+          <w:szCs w:val="19"/>
+        </w:rPr>
+        <w:t xml:space="preserve">Klik tombol **Review &amp; Disposisi** pada mahasiswa yang berstatus *Pending*.</w:t>
+      </w:r>
+    </w:p>
+    <w:p>
+      <w:pPr>
+        <w:spacing w:after="25"/>
+        <w:numPr>
+          <w:ilvl w:val="0"/>
+          <w:numId w:val="4"/>
+        </w:numPr>
+      </w:pPr>
+      <w:r>
+        <w:rPr>
+          <w:rFonts w:ascii="Calibri" w:hAnsi="Calibri" w:eastAsia="Calibri" w:cs="Calibri"/>
+          <w:sz w:val="19"/>
+          <w:szCs w:val="19"/>
+        </w:rPr>
+        <w:t xml:space="preserve">Pelajari draf proposal dan usulan judul yang diajukan.</w:t>
+      </w:r>
+    </w:p>
+    <w:p>
+      <w:pPr>
+        <w:spacing w:after="25"/>
+        <w:numPr>
+          <w:ilvl w:val="0"/>
+          <w:numId w:val="4"/>
+        </w:numPr>
+      </w:pPr>
+      <w:r>
+        <w:rPr>
+          <w:rFonts w:ascii="Calibri" w:hAnsi="Calibri" w:eastAsia="Calibri" w:cs="Calibri"/>
+          <w:sz w:val="19"/>
+          <w:szCs w:val="19"/>
+        </w:rPr>
+        <w:t xml:space="preserve">**Menetapkan Dosen Pembimbing**:</w:t>
+      </w:r>
+    </w:p>
+    <w:p>
+      <w:pPr>
+        <w:spacing w:after="25"/>
+        <w:numPr>
+          <w:ilvl w:val="0"/>
+          <w:numId w:val="4"/>
+        </w:numPr>
+      </w:pPr>
+      <w:r>
+        <w:rPr>
+          <w:rFonts w:ascii="Calibri" w:hAnsi="Calibri" w:eastAsia="Calibri" w:cs="Calibri"/>
+          <w:sz w:val="19"/>
+          <w:szCs w:val="19"/>
+        </w:rPr>
+        <w:t xml:space="preserve">Pilih **Dosen Pembimbing 1** (Pembimbing Utama).</w:t>
+      </w:r>
+    </w:p>
+    <w:p>
+      <w:pPr>
+        <w:spacing w:after="25"/>
+        <w:numPr>
+          <w:ilvl w:val="0"/>
+          <w:numId w:val="4"/>
+        </w:numPr>
+      </w:pPr>
+      <w:r>
+        <w:rPr>
+          <w:rFonts w:ascii="Calibri" w:hAnsi="Calibri" w:eastAsia="Calibri" w:cs="Calibri"/>
+          <w:sz w:val="19"/>
+          <w:szCs w:val="19"/>
+        </w:rPr>
+        <w:t xml:space="preserve">Pilih **Dosen Pembimbing 2** (Pembimbing Pendamping).</w:t>
+      </w:r>
+    </w:p>
+    <w:p>
+      <w:pPr>
+        <w:spacing w:after="25"/>
+        <w:numPr>
+          <w:ilvl w:val="0"/>
+          <w:numId w:val="4"/>
+        </w:numPr>
+      </w:pPr>
+      <w:r>
+        <w:rPr>
+          <w:rFonts w:ascii="Calibri" w:hAnsi="Calibri" w:eastAsia="Calibri" w:cs="Calibri"/>
+          <w:sz w:val="19"/>
+          <w:szCs w:val="19"/>
+        </w:rPr>
+        <w:t xml:space="preserve">Sistem secara otomatis menampilkan indikator **Beban Kuota Dosen** (misal: *Dr. Budi [5/8 Mahasiswa]*). Pastikan tidak menetapkan dosen yang telah melebihi batas kuota bimbingan aktif.</w:t>
+      </w:r>
+    </w:p>
+    <w:p>
+      <w:pPr>
+        <w:spacing w:after="25"/>
+        <w:numPr>
+          <w:ilvl w:val="0"/>
+          <w:numId w:val="4"/>
+        </w:numPr>
+      </w:pPr>
+      <w:r>
+        <w:rPr>
+          <w:rFonts w:ascii="Calibri" w:hAnsi="Calibri" w:eastAsia="Calibri" w:cs="Calibri"/>
+          <w:sz w:val="19"/>
+          <w:szCs w:val="19"/>
+        </w:rPr>
+        <w:t xml:space="preserve">Klik **Setujui &amp; Terbitkan Surat Bimbingan**. Sistem akan mengirimkan notifikasi instan kepada mahasiswa dan kedua dosen yang ditugaskan.</w:t>
+      </w:r>
+    </w:p>
+    <w:p>
+      <w:pPr>
+        <w:pStyle w:val="Heading2"/>
+      </w:pPr>
+      <w:bookmarkStart w:id="26" w:name="_Toc26"/>
+      <w:r>
+        <w:t>4.2 Validasi Pendaftaran Seminar &amp; Sidang Mahasiswa</w:t>
+      </w:r>
+      <w:bookmarkEnd w:id="26"/>
+    </w:p>
+    <w:p>
+      <w:pPr>
+        <w:jc w:val="both"/>
+        <w:spacing w:after="50"/>
+      </w:pPr>
+      <w:r>
+        <w:rPr>
+          <w:rFonts w:ascii="Calibri" w:hAnsi="Calibri" w:eastAsia="Calibri" w:cs="Calibri"/>
+          <w:color w:val="1E293B"/>
+          <w:sz w:val="19"/>
+          <w:szCs w:val="19"/>
+        </w:rPr>
+        <w:t xml:space="preserve">Menu: **Pelaksanaan Skripsi ➔ Seminar Proposal / Sidang Skripsi ➔ Validasi Pendaftaran**</w:t>
+      </w:r>
+    </w:p>
+    <w:p>
+      <w:pPr>
+        <w:spacing w:after="25"/>
+        <w:numPr>
+          <w:ilvl w:val="0"/>
+          <w:numId w:val="4"/>
+        </w:numPr>
+      </w:pPr>
+      <w:r>
+        <w:rPr>
+          <w:rFonts w:ascii="Calibri" w:hAnsi="Calibri" w:eastAsia="Calibri" w:cs="Calibri"/>
+          <w:sz w:val="19"/>
+          <w:szCs w:val="19"/>
+        </w:rPr>
+        <w:t xml:space="preserve">Buka menu **Validasi Pendaftaran**.</w:t>
+      </w:r>
+    </w:p>
+    <w:p>
+      <w:pPr>
+        <w:spacing w:after="25"/>
+        <w:numPr>
+          <w:ilvl w:val="0"/>
+          <w:numId w:val="4"/>
+        </w:numPr>
+      </w:pPr>
+      <w:r>
+        <w:rPr>
+          <w:rFonts w:ascii="Calibri" w:hAnsi="Calibri" w:eastAsia="Calibri" w:cs="Calibri"/>
+          <w:sz w:val="19"/>
+          <w:szCs w:val="19"/>
+        </w:rPr>
+        <w:t xml:space="preserve">Tinjau kelengkapan berkas yang diunggah mahasiswa (bukti bimbingan, turnitin, bebas keuangan).</w:t>
+      </w:r>
+    </w:p>
+    <w:p>
+      <w:pPr>
+        <w:spacing w:after="25"/>
+        <w:numPr>
+          <w:ilvl w:val="0"/>
+          <w:numId w:val="4"/>
+        </w:numPr>
+      </w:pPr>
+      <w:r>
+        <w:rPr>
+          <w:rFonts w:ascii="Calibri" w:hAnsi="Calibri" w:eastAsia="Calibri" w:cs="Calibri"/>
+          <w:sz w:val="19"/>
+          <w:szCs w:val="19"/>
+        </w:rPr>
+        <w:t xml:space="preserve">Klik **Validasi (ACC Pendaftaran)** untuk memasukkan mahasiswa ke dalam antrean kandidat yang siap dijadwalkan pada gelombang aktif.</w:t>
+      </w:r>
+    </w:p>
+    <w:p>
+      <w:pPr>
+        <w:pStyle w:val="Heading2"/>
+      </w:pPr>
+      <w:bookmarkStart w:id="27" w:name="_Toc27"/>
+      <w:r>
+        <w:t>4.3 Menjalankan Mesin Simulasi Penjadwalan Otomatis (*AutoSchedule*)</w:t>
+      </w:r>
+      <w:bookmarkEnd w:id="27"/>
+    </w:p>
+    <w:p>
+      <w:pPr>
+        <w:jc w:val="both"/>
+        <w:spacing w:after="50"/>
+      </w:pPr>
+      <w:r>
+        <w:rPr>
+          <w:rFonts w:ascii="Calibri" w:hAnsi="Calibri" w:eastAsia="Calibri" w:cs="Calibri"/>
+          <w:color w:val="1E293B"/>
+          <w:sz w:val="19"/>
+          <w:szCs w:val="19"/>
+        </w:rPr>
+        <w:t xml:space="preserve">Menu: **Pelaksanaan Skripsi ➔ Jadwal Seminar / Jadwal Sidang**</w:t>
+      </w:r>
+    </w:p>
+    <w:p>
+      <w:pPr>
+        <w:jc w:val="both"/>
+        <w:spacing w:after="50"/>
+      </w:pPr>
+      <w:r>
+        <w:rPr>
+          <w:rFonts w:ascii="Calibri" w:hAnsi="Calibri" w:eastAsia="Calibri" w:cs="Calibri"/>
+          <w:color w:val="1E293B"/>
+          <w:sz w:val="19"/>
+          <w:szCs w:val="19"/>
+        </w:rPr>
+        <w:t xml:space="preserve">SIBIMA dilengkapi **AutoSchedule Simulation Engine** untuk menyusun jadwal puluhan mahasiswa secara otomatis tanpa tabrakan waktu dosen maupun ruangan:</w:t>
+      </w:r>
+    </w:p>
+    <w:p>
+      <w:pPr>
+        <w:spacing w:after="25"/>
+        <w:numPr>
+          <w:ilvl w:val="0"/>
+          <w:numId w:val="4"/>
+        </w:numPr>
+      </w:pPr>
+      <w:r>
+        <w:rPr>
+          <w:rFonts w:ascii="Calibri" w:hAnsi="Calibri" w:eastAsia="Calibri" w:cs="Calibri"/>
+          <w:sz w:val="19"/>
+          <w:szCs w:val="19"/>
+        </w:rPr>
+        <w:t xml:space="preserve">Buka menu **Jadwal Seminar** atau **Jadwal Sidang**.</w:t>
+      </w:r>
+    </w:p>
+    <w:p>
+      <w:pPr>
+        <w:spacing w:after="25"/>
+        <w:numPr>
+          <w:ilvl w:val="0"/>
+          <w:numId w:val="4"/>
+        </w:numPr>
+      </w:pPr>
+      <w:r>
+        <w:rPr>
+          <w:rFonts w:ascii="Calibri" w:hAnsi="Calibri" w:eastAsia="Calibri" w:cs="Calibri"/>
+          <w:sz w:val="19"/>
+          <w:szCs w:val="19"/>
+        </w:rPr>
+        <w:t xml:space="preserve">Pilih Gelombang Ujian aktif.</w:t>
+      </w:r>
+    </w:p>
+    <w:p>
+      <w:pPr>
+        <w:spacing w:after="25"/>
+        <w:numPr>
+          <w:ilvl w:val="0"/>
+          <w:numId w:val="4"/>
+        </w:numPr>
+      </w:pPr>
+      <w:r>
+        <w:rPr>
+          <w:rFonts w:ascii="Calibri" w:hAnsi="Calibri" w:eastAsia="Calibri" w:cs="Calibri"/>
+          <w:sz w:val="19"/>
+          <w:szCs w:val="19"/>
+        </w:rPr>
+        <w:t xml:space="preserve">Klik tombol **Simulasi Penjadwalan Otomatis** (`bg-orange-600`).</w:t>
+      </w:r>
+    </w:p>
+    <w:p>
+      <w:pPr>
+        <w:spacing w:after="25"/>
+        <w:numPr>
+          <w:ilvl w:val="0"/>
+          <w:numId w:val="4"/>
+        </w:numPr>
+      </w:pPr>
+      <w:r>
+        <w:rPr>
+          <w:rFonts w:ascii="Calibri" w:hAnsi="Calibri" w:eastAsia="Calibri" w:cs="Calibri"/>
+          <w:sz w:val="19"/>
+          <w:szCs w:val="19"/>
+        </w:rPr>
+        <w:t xml:space="preserve">Tentukan parameter simulasi:</w:t>
+      </w:r>
+    </w:p>
+    <w:p>
+      <w:pPr>
+        <w:spacing w:after="25"/>
+        <w:numPr>
+          <w:ilvl w:val="0"/>
+          <w:numId w:val="4"/>
+        </w:numPr>
+      </w:pPr>
+      <w:r>
+        <w:rPr>
+          <w:rFonts w:ascii="Calibri" w:hAnsi="Calibri" w:eastAsia="Calibri" w:cs="Calibri"/>
+          <w:sz w:val="19"/>
+          <w:szCs w:val="19"/>
+        </w:rPr>
+        <w:t xml:space="preserve">**Rentang Tanggal Pelaksanaan**: Tentukan tanggal mulai dan selesai ujian.</w:t>
+      </w:r>
+    </w:p>
+    <w:p>
+      <w:pPr>
+        <w:spacing w:after="25"/>
+        <w:numPr>
+          <w:ilvl w:val="0"/>
+          <w:numId w:val="4"/>
+        </w:numPr>
+      </w:pPr>
+      <w:r>
+        <w:rPr>
+          <w:rFonts w:ascii="Calibri" w:hAnsi="Calibri" w:eastAsia="Calibri" w:cs="Calibri"/>
+          <w:sz w:val="19"/>
+          <w:szCs w:val="19"/>
+        </w:rPr>
+        <w:t xml:space="preserve">**Pilihan Ruang Sidang**: Centang ruangan fisik yang tersedia (misal: *Lab Komputer 1, Ruang Sidang Dekanat, Ruang 204*).</w:t>
+      </w:r>
+    </w:p>
+    <w:p>
+      <w:pPr>
+        <w:spacing w:after="25"/>
+        <w:numPr>
+          <w:ilvl w:val="0"/>
+          <w:numId w:val="4"/>
+        </w:numPr>
+      </w:pPr>
+      <w:r>
+        <w:rPr>
+          <w:rFonts w:ascii="Calibri" w:hAnsi="Calibri" w:eastAsia="Calibri" w:cs="Calibri"/>
+          <w:sz w:val="19"/>
+          <w:szCs w:val="19"/>
+        </w:rPr>
+        <w:t xml:space="preserve">**Durasi per Sesi Ujian**: Default 60 menit per mahasiswa.</w:t>
+      </w:r>
+    </w:p>
+    <w:p>
+      <w:pPr>
+        <w:spacing w:after="25"/>
+        <w:numPr>
+          <w:ilvl w:val="0"/>
+          <w:numId w:val="4"/>
+        </w:numPr>
+      </w:pPr>
+      <w:r>
+        <w:rPr>
+          <w:rFonts w:ascii="Calibri" w:hAnsi="Calibri" w:eastAsia="Calibri" w:cs="Calibri"/>
+          <w:sz w:val="19"/>
+          <w:szCs w:val="19"/>
+        </w:rPr>
+        <w:t xml:space="preserve">Klik **Jalankan Mesin Simulasi**.</w:t>
+      </w:r>
+    </w:p>
+    <w:p>
+      <w:pPr>
+        <w:spacing w:after="25"/>
+        <w:numPr>
+          <w:ilvl w:val="0"/>
+          <w:numId w:val="4"/>
+        </w:numPr>
+      </w:pPr>
+      <w:r>
+        <w:rPr>
+          <w:rFonts w:ascii="Calibri" w:hAnsi="Calibri" w:eastAsia="Calibri" w:cs="Calibri"/>
+          <w:sz w:val="19"/>
+          <w:szCs w:val="19"/>
+        </w:rPr>
+        <w:t xml:space="preserve">**Evaluasi Matriks Hasil Simulasi**:</w:t>
+      </w:r>
+    </w:p>
+    <w:p>
+      <w:pPr>
+        <w:spacing w:after="25"/>
+        <w:numPr>
+          <w:ilvl w:val="0"/>
+          <w:numId w:val="4"/>
+        </w:numPr>
+      </w:pPr>
+      <w:r>
+        <w:rPr>
+          <w:rFonts w:ascii="Calibri" w:hAnsi="Calibri" w:eastAsia="Calibri" w:cs="Calibri"/>
+          <w:sz w:val="19"/>
+          <w:szCs w:val="19"/>
+        </w:rPr>
+        <w:t xml:space="preserve">Sistem memproses seluruh kandidat, memetakan jam kosong dosen, dan mendeteksi bentrok secara simultan.</w:t>
+      </w:r>
+    </w:p>
+    <w:p>
+      <w:pPr>
+        <w:spacing w:after="25"/>
+        <w:numPr>
+          <w:ilvl w:val="0"/>
+          <w:numId w:val="4"/>
+        </w:numPr>
+      </w:pPr>
+      <w:r>
+        <w:rPr>
+          <w:rFonts w:ascii="Calibri" w:hAnsi="Calibri" w:eastAsia="Calibri" w:cs="Calibri"/>
+          <w:sz w:val="19"/>
+          <w:szCs w:val="19"/>
+        </w:rPr>
+        <w:t xml:space="preserve">Jika terdapat dosen yang memiliki agenda menguji di ruangan lain pada jam yang sama, sistem secara otomatis menandainya dengan **Lencana Bentrok Merah** beserta keterangan konfliknya.</w:t>
+      </w:r>
+    </w:p>
+    <w:p>
+      <w:pPr>
+        <w:spacing w:after="25"/>
+        <w:numPr>
+          <w:ilvl w:val="0"/>
+          <w:numId w:val="4"/>
+        </w:numPr>
+      </w:pPr>
+      <w:r>
+        <w:rPr>
+          <w:rFonts w:ascii="Calibri" w:hAnsi="Calibri" w:eastAsia="Calibri" w:cs="Calibri"/>
+          <w:sz w:val="19"/>
+          <w:szCs w:val="19"/>
+        </w:rPr>
+        <w:t xml:space="preserve">Anda dapat melakukan penyesuaian manual (*drag-and-drop* atau ubah slot) secara fleksibel pada tabel pratinjau.</w:t>
+      </w:r>
+    </w:p>
+    <w:p>
+      <w:pPr>
+        <w:spacing w:after="25"/>
+        <w:numPr>
+          <w:ilvl w:val="0"/>
+          <w:numId w:val="4"/>
+        </w:numPr>
+      </w:pPr>
+      <w:r>
+        <w:rPr>
+          <w:rFonts w:ascii="Calibri" w:hAnsi="Calibri" w:eastAsia="Calibri" w:cs="Calibri"/>
+          <w:sz w:val="19"/>
+          <w:szCs w:val="19"/>
+        </w:rPr>
+        <w:t xml:space="preserve">Jika susunan jadwal telah optimal dan bebas bentrok, klik tombol **Terapkan &amp; Terbitkan Jadwal Resmi**.</w:t>
+      </w:r>
+    </w:p>
+    <w:p>
+      <w:pPr>
+        <w:pStyle w:val="Heading2"/>
+      </w:pPr>
+      <w:bookmarkStart w:id="28" w:name="_Toc28"/>
+      <w:r>
+        <w:t>4.4 Mengekspor Rekapitulasi Jadwal ke Microsoft Word (`.docx`) &amp; PDF</w:t>
+      </w:r>
+      <w:bookmarkEnd w:id="28"/>
+    </w:p>
+    <w:p>
+      <w:pPr>
+        <w:jc w:val="both"/>
+        <w:spacing w:after="50"/>
+      </w:pPr>
+      <w:r>
+        <w:rPr>
+          <w:rFonts w:ascii="Calibri" w:hAnsi="Calibri" w:eastAsia="Calibri" w:cs="Calibri"/>
+          <w:color w:val="1E293B"/>
+          <w:sz w:val="19"/>
+          <w:szCs w:val="19"/>
+        </w:rPr>
+        <w:t xml:space="preserve">Menu: **Pelaksanaan Skripsi ➔ Jadwal Seminar / Jadwal Sidang ➔ Toolbar Ekspor**</w:t>
+      </w:r>
+    </w:p>
+    <w:p>
+      <w:pPr>
+        <w:spacing w:after="25"/>
+        <w:numPr>
+          <w:ilvl w:val="0"/>
+          <w:numId w:val="4"/>
+        </w:numPr>
+      </w:pPr>
+      <w:r>
+        <w:rPr>
+          <w:rFonts w:ascii="Calibri" w:hAnsi="Calibri" w:eastAsia="Calibri" w:cs="Calibri"/>
+          <w:sz w:val="19"/>
+          <w:szCs w:val="19"/>
+        </w:rPr>
+        <w:t xml:space="preserve">Pada halaman daftar jadwal resmi, klik tombol **Ekspor Word (.docx)** (`bg-blue-600`) atau **Cetak PDF**.</w:t>
+      </w:r>
+    </w:p>
+    <w:p>
+      <w:pPr>
+        <w:spacing w:after="25"/>
+        <w:numPr>
+          <w:ilvl w:val="0"/>
+          <w:numId w:val="4"/>
+        </w:numPr>
+      </w:pPr>
+      <w:r>
+        <w:rPr>
+          <w:rFonts w:ascii="Calibri" w:hAnsi="Calibri" w:eastAsia="Calibri" w:cs="Calibri"/>
+          <w:sz w:val="19"/>
+          <w:szCs w:val="19"/>
+        </w:rPr>
+        <w:t xml:space="preserve">Sistem akan menyusun dokumen resmi lengkap dengan Kop Surat FASILKOM UNSUB, susunan tabel ruangan/jam/mahasiswa/penguji, serta tanda tangan digital Kaprodi lengkap dengan QR Code keabsahan berkas.</w:t>
+      </w:r>
+    </w:p>
+    <w:p>
+      <w:pPr>
+        <w:spacing w:after="25"/>
+        <w:numPr>
+          <w:ilvl w:val="0"/>
+          <w:numId w:val="4"/>
+        </w:numPr>
+      </w:pPr>
+      <w:r>
+        <w:rPr>
+          <w:rFonts w:ascii="Calibri" w:hAnsi="Calibri" w:eastAsia="Calibri" w:cs="Calibri"/>
+          <w:sz w:val="19"/>
+          <w:szCs w:val="19"/>
+        </w:rPr>
+        <w:t xml:space="preserve">Dokumen Word siap dicetak atau ditempelkan di papan pengumuman fakultas.</w:t>
+      </w:r>
+    </w:p>
+    <w:p>
+      <w:pPr>
+        <w:pStyle w:val="Heading2"/>
+      </w:pPr>
+      <w:bookmarkStart w:id="29" w:name="_Toc29"/>
+      <w:r>
+        <w:t>4.5 Monitoring Mahasiswa Pasif, Revisi, &amp; Masa Studi Kritis (*DO Alert*)</w:t>
+      </w:r>
+      <w:bookmarkEnd w:id="29"/>
+    </w:p>
+    <w:p>
+      <w:pPr>
+        <w:jc w:val="both"/>
+        <w:spacing w:after="50"/>
+      </w:pPr>
+      <w:r>
+        <w:rPr>
+          <w:rFonts w:ascii="Calibri" w:hAnsi="Calibri" w:eastAsia="Calibri" w:cs="Calibri"/>
+          <w:color w:val="1E293B"/>
+          <w:sz w:val="19"/>
+          <w:szCs w:val="19"/>
+        </w:rPr>
+        <w:t xml:space="preserve">Menu: **Monitoring &amp; Laporan ➔ Monitoring Mahasiswa**</w:t>
+      </w:r>
+    </w:p>
+    <w:p>
+      <w:pPr>
+        <w:spacing w:after="25"/>
+        <w:numPr>
+          <w:ilvl w:val="0"/>
+          <w:numId w:val="4"/>
+        </w:numPr>
+      </w:pPr>
+      <w:r>
+        <w:rPr>
+          <w:rFonts w:ascii="Calibri" w:hAnsi="Calibri" w:eastAsia="Calibri" w:cs="Calibri"/>
+          <w:sz w:val="19"/>
+          <w:szCs w:val="19"/>
+        </w:rPr>
+        <w:t xml:space="preserve">**Monitoring Bimbingan Pasif**: Menampilkan daftar mahasiswa yang tidak melakukan bimbingan selama lebih dari 30 hari. Kaprodi dapat menekan tombol **Kirim Teguran WhatsApp** untuk mengirimkan pesan pengingat langsung ke nomor mahasiswa.</w:t>
+      </w:r>
+    </w:p>
+    <w:p>
+      <w:pPr>
+        <w:spacing w:after="25"/>
+        <w:numPr>
+          <w:ilvl w:val="0"/>
+          <w:numId w:val="4"/>
+        </w:numPr>
+      </w:pPr>
+      <w:r>
+        <w:rPr>
+          <w:rFonts w:ascii="Calibri" w:hAnsi="Calibri" w:eastAsia="Calibri" w:cs="Calibri"/>
+          <w:sz w:val="19"/>
+          <w:szCs w:val="19"/>
+        </w:rPr>
+        <w:t xml:space="preserve">**Monitoring Revisi Ujian**: Memantau mahasiswa yang masa revisinya mendekati batas 14 hari kerja untuk mencegah keterlambatan penerbitan nilai.</w:t>
+      </w:r>
+    </w:p>
+    <w:p>
+      <w:pPr>
+        <w:spacing w:after="25"/>
+        <w:numPr>
+          <w:ilvl w:val="0"/>
+          <w:numId w:val="4"/>
+        </w:numPr>
+      </w:pPr>
+      <w:r>
+        <w:rPr>
+          <w:rFonts w:ascii="Calibri" w:hAnsi="Calibri" w:eastAsia="Calibri" w:cs="Calibri"/>
+          <w:sz w:val="19"/>
+          <w:szCs w:val="19"/>
+        </w:rPr>
+        <w:t xml:space="preserve">**Monitoring Masa Studi Kritis (*Drop Out Alert*)**:</w:t>
+      </w:r>
+    </w:p>
+    <w:p>
+      <w:pPr>
+        <w:spacing w:after="25"/>
+        <w:numPr>
+          <w:ilvl w:val="0"/>
+          <w:numId w:val="4"/>
+        </w:numPr>
+      </w:pPr>
+      <w:r>
+        <w:rPr>
+          <w:rFonts w:ascii="Calibri" w:hAnsi="Calibri" w:eastAsia="Calibri" w:cs="Calibri"/>
+          <w:sz w:val="19"/>
+          <w:szCs w:val="19"/>
+        </w:rPr>
+        <w:t xml:space="preserve">Menampilkan mahasiswa angkatan tua (semester 12–14).</w:t>
+      </w:r>
+    </w:p>
+    <w:p>
+      <w:pPr>
+        <w:spacing w:after="25"/>
+        <w:numPr>
+          <w:ilvl w:val="0"/>
+          <w:numId w:val="4"/>
+        </w:numPr>
+      </w:pPr>
+      <w:r>
+        <w:rPr>
+          <w:rFonts w:ascii="Calibri" w:hAnsi="Calibri" w:eastAsia="Calibri" w:cs="Calibri"/>
+          <w:sz w:val="19"/>
+          <w:szCs w:val="19"/>
+        </w:rPr>
+        <w:t xml:space="preserve">Sistem memberikan peringatan dini (*early warning system*) agar Kaprodi dan dosen pembimbing dapat melakukan intervensi percepatan skripsi sebelum batas masa studi habis.</w:t>
+      </w:r>
+    </w:p>
+    <w:p>
+      <w:pPr>
+        <w:spacing w:after="25"/>
+        <w:numPr>
+          <w:ilvl w:val="0"/>
+          <w:numId w:val="4"/>
+        </w:numPr>
+      </w:pPr>
+      <w:r>
+        <w:rPr>
+          <w:rFonts w:ascii="Calibri" w:hAnsi="Calibri" w:eastAsia="Calibri" w:cs="Calibri"/>
+          <w:sz w:val="19"/>
+          <w:szCs w:val="19"/>
+        </w:rPr>
+        <w:t xml:space="preserve">**Belum Mengajukan Judul**:</w:t>
+      </w:r>
+    </w:p>
+    <w:p>
+      <w:pPr>
+        <w:spacing w:after="25"/>
+        <w:numPr>
+          <w:ilvl w:val="0"/>
+          <w:numId w:val="4"/>
+        </w:numPr>
+      </w:pPr>
+      <w:r>
+        <w:rPr>
+          <w:rFonts w:ascii="Calibri" w:hAnsi="Calibri" w:eastAsia="Calibri" w:cs="Calibri"/>
+          <w:sz w:val="19"/>
+          <w:szCs w:val="19"/>
+        </w:rPr>
+        <w:t xml:space="preserve">Masuk ke menu **Belum Mengajukan Judul**.</w:t>
+      </w:r>
+    </w:p>
+    <w:p>
+      <w:pPr>
+        <w:spacing w:after="25"/>
+        <w:numPr>
+          <w:ilvl w:val="0"/>
+          <w:numId w:val="4"/>
+        </w:numPr>
+      </w:pPr>
+      <w:r>
+        <w:rPr>
+          <w:rFonts w:ascii="Calibri" w:hAnsi="Calibri" w:eastAsia="Calibri" w:cs="Calibri"/>
+          <w:sz w:val="19"/>
+          <w:szCs w:val="19"/>
+        </w:rPr>
+        <w:t xml:space="preserve">Melihat seluruh mahasiswa angkatan aktif yang belum mengambil mata kuliah/pengajuan tugas akhir.</w:t>
+      </w:r>
+    </w:p>
+    <w:p>
+      <w:pPr>
+        <w:spacing w:after="25"/>
+        <w:numPr>
+          <w:ilvl w:val="0"/>
+          <w:numId w:val="4"/>
+        </w:numPr>
+      </w:pPr>
+      <w:r>
+        <w:rPr>
+          <w:rFonts w:ascii="Calibri" w:hAnsi="Calibri" w:eastAsia="Calibri" w:cs="Calibri"/>
+          <w:sz w:val="19"/>
+          <w:szCs w:val="19"/>
+        </w:rPr>
+        <w:t xml:space="preserve">Klik **Ekspor Excel** untuk rekapitulasi data akademik program studi.</w:t>
+      </w:r>
+    </w:p>
+    <w:p>
+      <w:pPr>
+        <w:pStyle w:val="Heading1"/>
+      </w:pPr>
+      <w:bookmarkStart w:id="30" w:name="_Toc30"/>
+      <w:r>
+        <w:t>5. PANDUAN PENGGUNAAN PERAN ADMINISTRATOR / STAF TU &amp; DEKAN</w:t>
+      </w:r>
+      <w:bookmarkEnd w:id="30"/>
+    </w:p>
+    <w:p>
+      <w:pPr>
+        <w:jc w:val="both"/>
+        <w:spacing w:after="50"/>
+      </w:pPr>
+      <w:r>
+        <w:rPr>
+          <w:rFonts w:ascii="Calibri" w:hAnsi="Calibri" w:eastAsia="Calibri" w:cs="Calibri"/>
+          <w:color w:val="1E293B"/>
+          <w:sz w:val="19"/>
+          <w:szCs w:val="19"/>
+        </w:rPr>
+        <w:t xml:space="preserve">Peran Administrator dan Pimpinan Fakultas mengelola master data institusi, penomoran surat, komunikasi siaran massal, dan pemeliharaan teknis sistem.</w:t>
+      </w:r>
+    </w:p>
+    <w:p>
+      <w:pPr>
+        <w:pStyle w:val="Heading2"/>
+      </w:pPr>
+      <w:bookmarkStart w:id="31" w:name="_Toc31"/>
+      <w:r>
+        <w:t>5.1 Manajemen Data Pengguna (*User Management*)</w:t>
+      </w:r>
+      <w:bookmarkEnd w:id="31"/>
+    </w:p>
+    <w:p>
+      <w:pPr>
+        <w:jc w:val="both"/>
+        <w:spacing w:after="50"/>
+      </w:pPr>
+      <w:r>
+        <w:rPr>
+          <w:rFonts w:ascii="Calibri" w:hAnsi="Calibri" w:eastAsia="Calibri" w:cs="Calibri"/>
+          <w:color w:val="1E293B"/>
+          <w:sz w:val="19"/>
+          <w:szCs w:val="19"/>
+        </w:rPr>
+        <w:t xml:space="preserve">Menu: **Sistem &amp; Konfigurasi ➔ Data Pengguna**</w:t>
+      </w:r>
+    </w:p>
+    <w:p>
+      <w:pPr>
+        <w:spacing w:after="25"/>
+        <w:numPr>
+          <w:ilvl w:val="0"/>
+          <w:numId w:val="4"/>
+        </w:numPr>
+      </w:pPr>
+      <w:r>
+        <w:rPr>
+          <w:rFonts w:ascii="Calibri" w:hAnsi="Calibri" w:eastAsia="Calibri" w:cs="Calibri"/>
+          <w:sz w:val="19"/>
+          <w:szCs w:val="19"/>
+        </w:rPr>
+        <w:t xml:space="preserve">Buka menu **Data Pengguna**.</w:t>
+      </w:r>
+    </w:p>
+    <w:p>
+      <w:pPr>
+        <w:spacing w:after="25"/>
+        <w:numPr>
+          <w:ilvl w:val="0"/>
+          <w:numId w:val="4"/>
+        </w:numPr>
+      </w:pPr>
+      <w:r>
+        <w:rPr>
+          <w:rFonts w:ascii="Calibri" w:hAnsi="Calibri" w:eastAsia="Calibri" w:cs="Calibri"/>
+          <w:sz w:val="19"/>
+          <w:szCs w:val="19"/>
+        </w:rPr>
+        <w:t xml:space="preserve">**Menambah Pengguna Baru**:</w:t>
+      </w:r>
+    </w:p>
+    <w:p>
+      <w:pPr>
+        <w:spacing w:after="25"/>
+        <w:numPr>
+          <w:ilvl w:val="0"/>
+          <w:numId w:val="4"/>
+        </w:numPr>
+      </w:pPr>
+      <w:r>
+        <w:rPr>
+          <w:rFonts w:ascii="Calibri" w:hAnsi="Calibri" w:eastAsia="Calibri" w:cs="Calibri"/>
+          <w:sz w:val="19"/>
+          <w:szCs w:val="19"/>
+        </w:rPr>
+        <w:t xml:space="preserve">Klik tombol **+ Tambah Pengguna**.</w:t>
+      </w:r>
+    </w:p>
+    <w:p>
+      <w:pPr>
+        <w:spacing w:after="25"/>
+        <w:numPr>
+          <w:ilvl w:val="0"/>
+          <w:numId w:val="4"/>
+        </w:numPr>
+      </w:pPr>
+      <w:r>
+        <w:rPr>
+          <w:rFonts w:ascii="Calibri" w:hAnsi="Calibri" w:eastAsia="Calibri" w:cs="Calibri"/>
+          <w:sz w:val="19"/>
+          <w:szCs w:val="19"/>
+        </w:rPr>
+        <w:t xml:space="preserve">Isi Nama Lengkap, Email, Nomor Identitas (NPM untuk mahasiswa, NIDN untuk dosen), Nomor WhatsApp, dan tentukan Peran (*Mahasiswa / Dosen / Kaprodi / Admin*).</w:t>
+      </w:r>
+    </w:p>
+    <w:p>
+      <w:pPr>
+        <w:spacing w:after="25"/>
+        <w:numPr>
+          <w:ilvl w:val="0"/>
+          <w:numId w:val="4"/>
+        </w:numPr>
+      </w:pPr>
+      <w:r>
+        <w:rPr>
+          <w:rFonts w:ascii="Calibri" w:hAnsi="Calibri" w:eastAsia="Calibri" w:cs="Calibri"/>
+          <w:sz w:val="19"/>
+          <w:szCs w:val="19"/>
+        </w:rPr>
+        <w:t xml:space="preserve">Klik **Simpan Pengguna**.</w:t>
+      </w:r>
+    </w:p>
+    <w:p>
+      <w:pPr>
+        <w:spacing w:after="25"/>
+        <w:numPr>
+          <w:ilvl w:val="0"/>
+          <w:numId w:val="4"/>
+        </w:numPr>
+      </w:pPr>
+      <w:r>
+        <w:rPr>
+          <w:rFonts w:ascii="Calibri" w:hAnsi="Calibri" w:eastAsia="Calibri" w:cs="Calibri"/>
+          <w:sz w:val="19"/>
+          <w:szCs w:val="19"/>
+        </w:rPr>
+        <w:t xml:space="preserve">**Impor Massal Pengguna via Excel**:</w:t>
+      </w:r>
+    </w:p>
+    <w:p>
+      <w:pPr>
+        <w:spacing w:after="25"/>
+        <w:numPr>
+          <w:ilvl w:val="0"/>
+          <w:numId w:val="4"/>
+        </w:numPr>
+      </w:pPr>
+      <w:r>
+        <w:rPr>
+          <w:rFonts w:ascii="Calibri" w:hAnsi="Calibri" w:eastAsia="Calibri" w:cs="Calibri"/>
+          <w:sz w:val="19"/>
+          <w:szCs w:val="19"/>
+        </w:rPr>
+        <w:t xml:space="preserve">Klik tombol **Import Excel**.</w:t>
+      </w:r>
+    </w:p>
+    <w:p>
+      <w:pPr>
+        <w:spacing w:after="25"/>
+        <w:numPr>
+          <w:ilvl w:val="0"/>
+          <w:numId w:val="4"/>
+        </w:numPr>
+      </w:pPr>
+      <w:r>
+        <w:rPr>
+          <w:rFonts w:ascii="Calibri" w:hAnsi="Calibri" w:eastAsia="Calibri" w:cs="Calibri"/>
+          <w:sz w:val="19"/>
+          <w:szCs w:val="19"/>
+        </w:rPr>
+        <w:t xml:space="preserve">Unduh template file Excel resmi SIBIMA, isi data mahasiswa/dosen baru secara massal, lalu unggah kembali berkas tersebut.</w:t>
+      </w:r>
+    </w:p>
+    <w:p>
+      <w:pPr>
+        <w:spacing w:after="25"/>
+        <w:numPr>
+          <w:ilvl w:val="0"/>
+          <w:numId w:val="4"/>
+        </w:numPr>
+      </w:pPr>
+      <w:r>
+        <w:rPr>
+          <w:rFonts w:ascii="Calibri" w:hAnsi="Calibri" w:eastAsia="Calibri" w:cs="Calibri"/>
+          <w:sz w:val="19"/>
+          <w:szCs w:val="19"/>
+        </w:rPr>
+        <w:t xml:space="preserve">**Reset Kata Sandi Pengguna**:</w:t>
+      </w:r>
+    </w:p>
+    <w:p>
+      <w:pPr>
+        <w:spacing w:after="25"/>
+        <w:numPr>
+          <w:ilvl w:val="0"/>
+          <w:numId w:val="4"/>
+        </w:numPr>
+      </w:pPr>
+      <w:r>
+        <w:rPr>
+          <w:rFonts w:ascii="Calibri" w:hAnsi="Calibri" w:eastAsia="Calibri" w:cs="Calibri"/>
+          <w:sz w:val="19"/>
+          <w:szCs w:val="19"/>
+        </w:rPr>
+        <w:t xml:space="preserve">Cari nama pengguna melalui kotak pencarian.</w:t>
+      </w:r>
+    </w:p>
+    <w:p>
+      <w:pPr>
+        <w:spacing w:after="25"/>
+        <w:numPr>
+          <w:ilvl w:val="0"/>
+          <w:numId w:val="4"/>
+        </w:numPr>
+      </w:pPr>
+      <w:r>
+        <w:rPr>
+          <w:rFonts w:ascii="Calibri" w:hAnsi="Calibri" w:eastAsia="Calibri" w:cs="Calibri"/>
+          <w:sz w:val="19"/>
+          <w:szCs w:val="19"/>
+        </w:rPr>
+        <w:t xml:space="preserve">Klik menu aksi **Reset Password** untuk mengembalikan kata sandi ke standar awal atau mengirimkan tautan reset kata sandi ke email pengguna.</w:t>
+      </w:r>
+    </w:p>
+    <w:p>
+      <w:pPr>
+        <w:pStyle w:val="Heading2"/>
+      </w:pPr>
+      <w:bookmarkStart w:id="32" w:name="_Toc32"/>
+      <w:r>
+        <w:t>5.2 Pengelolaan Gelombang Periode Ujian (*Waves*)</w:t>
+      </w:r>
+      <w:bookmarkEnd w:id="32"/>
+    </w:p>
+    <w:p>
+      <w:pPr>
+        <w:jc w:val="both"/>
+        <w:spacing w:after="50"/>
+      </w:pPr>
+      <w:r>
+        <w:rPr>
+          <w:rFonts w:ascii="Calibri" w:hAnsi="Calibri" w:eastAsia="Calibri" w:cs="Calibri"/>
+          <w:color w:val="1E293B"/>
+          <w:sz w:val="19"/>
+          <w:szCs w:val="19"/>
+        </w:rPr>
+        <w:t xml:space="preserve">Menu: **Sistem &amp; Konfigurasi ➔ Gelombang Pelaksanaan**</w:t>
+      </w:r>
+    </w:p>
+    <w:p>
+      <w:pPr>
+        <w:spacing w:after="25"/>
+        <w:numPr>
+          <w:ilvl w:val="0"/>
+          <w:numId w:val="4"/>
+        </w:numPr>
+      </w:pPr>
+      <w:r>
+        <w:rPr>
+          <w:rFonts w:ascii="Calibri" w:hAnsi="Calibri" w:eastAsia="Calibri" w:cs="Calibri"/>
+          <w:sz w:val="19"/>
+          <w:szCs w:val="19"/>
+        </w:rPr>
+        <w:t xml:space="preserve">Buka menu **Gelombang Pelaksanaan**.</w:t>
+      </w:r>
+    </w:p>
+    <w:p>
+      <w:pPr>
+        <w:spacing w:after="25"/>
+        <w:numPr>
+          <w:ilvl w:val="0"/>
+          <w:numId w:val="4"/>
+        </w:numPr>
+      </w:pPr>
+      <w:r>
+        <w:rPr>
+          <w:rFonts w:ascii="Calibri" w:hAnsi="Calibri" w:eastAsia="Calibri" w:cs="Calibri"/>
+          <w:sz w:val="19"/>
+          <w:szCs w:val="19"/>
+        </w:rPr>
+        <w:t xml:space="preserve">Klik **+ Tambah Gelombang Baru**.</w:t>
+      </w:r>
+    </w:p>
+    <w:p>
+      <w:pPr>
+        <w:spacing w:after="25"/>
+        <w:numPr>
+          <w:ilvl w:val="0"/>
+          <w:numId w:val="4"/>
+        </w:numPr>
+      </w:pPr>
+      <w:r>
+        <w:rPr>
+          <w:rFonts w:ascii="Calibri" w:hAnsi="Calibri" w:eastAsia="Calibri" w:cs="Calibri"/>
+          <w:sz w:val="19"/>
+          <w:szCs w:val="19"/>
+        </w:rPr>
+        <w:t xml:space="preserve">Isi rincian gelombang:</w:t>
+      </w:r>
+    </w:p>
+    <w:p>
+      <w:pPr>
+        <w:spacing w:after="25"/>
+        <w:numPr>
+          <w:ilvl w:val="0"/>
+          <w:numId w:val="4"/>
+        </w:numPr>
+      </w:pPr>
+      <w:r>
+        <w:rPr>
+          <w:rFonts w:ascii="Calibri" w:hAnsi="Calibri" w:eastAsia="Calibri" w:cs="Calibri"/>
+          <w:sz w:val="19"/>
+          <w:szCs w:val="19"/>
+        </w:rPr>
+        <w:t xml:space="preserve">**Nama Gelombang**: Contoh: *Gelombang I Semester Genap 2026/2027*.</w:t>
+      </w:r>
+    </w:p>
+    <w:p>
+      <w:pPr>
+        <w:spacing w:after="25"/>
+        <w:numPr>
+          <w:ilvl w:val="0"/>
+          <w:numId w:val="4"/>
+        </w:numPr>
+      </w:pPr>
+      <w:r>
+        <w:rPr>
+          <w:rFonts w:ascii="Calibri" w:hAnsi="Calibri" w:eastAsia="Calibri" w:cs="Calibri"/>
+          <w:sz w:val="19"/>
+          <w:szCs w:val="19"/>
+        </w:rPr>
+        <w:t xml:space="preserve">**Jenis Pelaksanaan**: *Seminar Proposal* atau *Sidang Skripsi*.</w:t>
+      </w:r>
+    </w:p>
+    <w:p>
+      <w:pPr>
+        <w:spacing w:after="25"/>
+        <w:numPr>
+          <w:ilvl w:val="0"/>
+          <w:numId w:val="4"/>
+        </w:numPr>
+      </w:pPr>
+      <w:r>
+        <w:rPr>
+          <w:rFonts w:ascii="Calibri" w:hAnsi="Calibri" w:eastAsia="Calibri" w:cs="Calibri"/>
+          <w:sz w:val="19"/>
+          <w:szCs w:val="19"/>
+        </w:rPr>
+        <w:t xml:space="preserve">**Batas Tanggal Pendaftaran**: Tentukan tanggal buka dan tanggal tutup pendaftaran.</w:t>
+      </w:r>
+    </w:p>
+    <w:p>
+      <w:pPr>
+        <w:spacing w:after="25"/>
+        <w:numPr>
+          <w:ilvl w:val="0"/>
+          <w:numId w:val="4"/>
+        </w:numPr>
+      </w:pPr>
+      <w:r>
+        <w:rPr>
+          <w:rFonts w:ascii="Calibri" w:hAnsi="Calibri" w:eastAsia="Calibri" w:cs="Calibri"/>
+          <w:sz w:val="19"/>
+          <w:szCs w:val="19"/>
+        </w:rPr>
+        <w:t xml:space="preserve">**Status Keaktifan**: Centang opsi *Aktif*.</w:t>
+      </w:r>
+    </w:p>
+    <w:p>
+      <w:pPr>
+        <w:spacing w:after="25"/>
+        <w:numPr>
+          <w:ilvl w:val="0"/>
+          <w:numId w:val="4"/>
+        </w:numPr>
+      </w:pPr>
+      <w:r>
+        <w:rPr>
+          <w:rFonts w:ascii="Calibri" w:hAnsi="Calibri" w:eastAsia="Calibri" w:cs="Calibri"/>
+          <w:sz w:val="19"/>
+          <w:szCs w:val="19"/>
+        </w:rPr>
+        <w:t xml:space="preserve">Klik **Simpan Gelombang**. Hanya gelombang aktif yang akan muncul pada menu pendaftaran mahasiswa.</w:t>
+      </w:r>
+    </w:p>
+    <w:p>
+      <w:pPr>
+        <w:pStyle w:val="Heading2"/>
+      </w:pPr>
+      <w:bookmarkStart w:id="33" w:name="_Toc33"/>
+      <w:r>
+        <w:t>5.3 Pengaturan Format Penomoran Surat Resmi (*Letter Settings*)</w:t>
+      </w:r>
+      <w:bookmarkEnd w:id="33"/>
+    </w:p>
+    <w:p>
+      <w:pPr>
+        <w:jc w:val="both"/>
+        <w:spacing w:after="50"/>
+      </w:pPr>
+      <w:r>
+        <w:rPr>
+          <w:rFonts w:ascii="Calibri" w:hAnsi="Calibri" w:eastAsia="Calibri" w:cs="Calibri"/>
+          <w:color w:val="1E293B"/>
+          <w:sz w:val="19"/>
+          <w:szCs w:val="19"/>
+        </w:rPr>
+        <w:t xml:space="preserve">Menu: **Sistem &amp; Konfigurasi ➔ Pengaturan Nomor Surat**</w:t>
+      </w:r>
+    </w:p>
+    <w:p>
+      <w:pPr>
+        <w:spacing w:after="25"/>
+        <w:numPr>
+          <w:ilvl w:val="0"/>
+          <w:numId w:val="4"/>
+        </w:numPr>
+      </w:pPr>
+      <w:r>
+        <w:rPr>
+          <w:rFonts w:ascii="Calibri" w:hAnsi="Calibri" w:eastAsia="Calibri" w:cs="Calibri"/>
+          <w:sz w:val="19"/>
+          <w:szCs w:val="19"/>
+        </w:rPr>
+        <w:t xml:space="preserve">Buka menu **Pengaturan Nomor Surat**.</w:t>
+      </w:r>
+    </w:p>
+    <w:p>
+      <w:pPr>
+        <w:spacing w:after="25"/>
+        <w:numPr>
+          <w:ilvl w:val="0"/>
+          <w:numId w:val="4"/>
+        </w:numPr>
+      </w:pPr>
+      <w:r>
+        <w:rPr>
+          <w:rFonts w:ascii="Calibri" w:hAnsi="Calibri" w:eastAsia="Calibri" w:cs="Calibri"/>
+          <w:sz w:val="19"/>
+          <w:szCs w:val="19"/>
+        </w:rPr>
+        <w:t xml:space="preserve">Anda dapat mengatur pola penomoran otomatis untuk:</w:t>
+      </w:r>
+    </w:p>
+    <w:p>
+      <w:pPr>
+        <w:spacing w:after="25"/>
+        <w:numPr>
+          <w:ilvl w:val="0"/>
+          <w:numId w:val="4"/>
+        </w:numPr>
+      </w:pPr>
+      <w:r>
+        <w:rPr>
+          <w:rFonts w:ascii="Calibri" w:hAnsi="Calibri" w:eastAsia="Calibri" w:cs="Calibri"/>
+          <w:sz w:val="19"/>
+          <w:szCs w:val="19"/>
+        </w:rPr>
+        <w:t xml:space="preserve">*Berita Acara Seminar Proposal*</w:t>
+      </w:r>
+    </w:p>
+    <w:p>
+      <w:pPr>
+        <w:spacing w:after="25"/>
+        <w:numPr>
+          <w:ilvl w:val="0"/>
+          <w:numId w:val="4"/>
+        </w:numPr>
+      </w:pPr>
+      <w:r>
+        <w:rPr>
+          <w:rFonts w:ascii="Calibri" w:hAnsi="Calibri" w:eastAsia="Calibri" w:cs="Calibri"/>
+          <w:sz w:val="19"/>
+          <w:szCs w:val="19"/>
+        </w:rPr>
+        <w:t xml:space="preserve">*Berita Acara Sidang Skripsi*</w:t>
+      </w:r>
+    </w:p>
+    <w:p>
+      <w:pPr>
+        <w:spacing w:after="25"/>
+        <w:numPr>
+          <w:ilvl w:val="0"/>
+          <w:numId w:val="4"/>
+        </w:numPr>
+      </w:pPr>
+      <w:r>
+        <w:rPr>
+          <w:rFonts w:ascii="Calibri" w:hAnsi="Calibri" w:eastAsia="Calibri" w:cs="Calibri"/>
+          <w:sz w:val="19"/>
+          <w:szCs w:val="19"/>
+        </w:rPr>
+        <w:t xml:space="preserve">*Surat Keputusan (SK) Dosen Pembimbing*</w:t>
+      </w:r>
+    </w:p>
+    <w:p>
+      <w:pPr>
+        <w:spacing w:after="25"/>
+        <w:numPr>
+          <w:ilvl w:val="0"/>
+          <w:numId w:val="4"/>
+        </w:numPr>
+      </w:pPr>
+      <w:r>
+        <w:rPr>
+          <w:rFonts w:ascii="Calibri" w:hAnsi="Calibri" w:eastAsia="Calibri" w:cs="Calibri"/>
+          <w:sz w:val="19"/>
+          <w:szCs w:val="19"/>
+        </w:rPr>
+        <w:t xml:space="preserve">*Surat Keputusan (SK) Dewan Penguji*</w:t>
+      </w:r>
+    </w:p>
+    <w:p>
+      <w:pPr>
+        <w:spacing w:after="25"/>
+        <w:numPr>
+          <w:ilvl w:val="0"/>
+          <w:numId w:val="4"/>
+        </w:numPr>
+      </w:pPr>
+      <w:r>
+        <w:rPr>
+          <w:rFonts w:ascii="Calibri" w:hAnsi="Calibri" w:eastAsia="Calibri" w:cs="Calibri"/>
+          <w:sz w:val="19"/>
+          <w:szCs w:val="19"/>
+        </w:rPr>
+        <w:t xml:space="preserve">*Surat Keterangan Lulus (SKL) Digital*</w:t>
+      </w:r>
+    </w:p>
+    <w:p>
+      <w:pPr>
+        <w:spacing w:after="25"/>
+        <w:numPr>
+          <w:ilvl w:val="0"/>
+          <w:numId w:val="4"/>
+        </w:numPr>
+      </w:pPr>
+      <w:r>
+        <w:rPr>
+          <w:rFonts w:ascii="Calibri" w:hAnsi="Calibri" w:eastAsia="Calibri" w:cs="Calibri"/>
+          <w:sz w:val="19"/>
+          <w:szCs w:val="19"/>
+        </w:rPr>
+        <w:t xml:space="preserve">Format mendukung tag dinamis: `{NOMOR}/{KODE_FAKULTAS}/{BULAN_ROMAWI}/{TAHUN}`.</w:t>
+      </w:r>
+    </w:p>
+    <w:p>
+      <w:pPr>
+        <w:jc w:val="both"/>
+        <w:spacing w:after="50"/>
+      </w:pPr>
+      <w:r>
+        <w:rPr>
+          <w:rFonts w:ascii="Calibri" w:hAnsi="Calibri" w:eastAsia="Calibri" w:cs="Calibri"/>
+          <w:color w:val="1E293B"/>
+          <w:sz w:val="19"/>
+          <w:szCs w:val="19"/>
+        </w:rPr>
+        <w:t xml:space="preserve">Contoh hasil nomor otomatis: `042/BA-SKR/FASILKOM/X/2026`.</w:t>
+      </w:r>
+    </w:p>
+    <w:p>
+      <w:pPr>
+        <w:pStyle w:val="Heading2"/>
+      </w:pPr>
+      <w:bookmarkStart w:id="34" w:name="_Toc34"/>
+      <w:r>
+        <w:t>5.4 Penerbitan &amp; Pengarsipan SK Dekan</w:t>
+      </w:r>
+      <w:bookmarkEnd w:id="34"/>
+    </w:p>
+    <w:p>
+      <w:pPr>
+        <w:jc w:val="both"/>
+        <w:spacing w:after="50"/>
+      </w:pPr>
+      <w:r>
+        <w:rPr>
+          <w:rFonts w:ascii="Calibri" w:hAnsi="Calibri" w:eastAsia="Calibri" w:cs="Calibri"/>
+          <w:color w:val="1E293B"/>
+          <w:sz w:val="19"/>
+          <w:szCs w:val="19"/>
+        </w:rPr>
+        <w:t xml:space="preserve">Menu: **Pelaksanaan Skripsi ➔ SK Pembimbing**</w:t>
+      </w:r>
+    </w:p>
+    <w:p>
+      <w:pPr>
+        <w:spacing w:after="25"/>
+        <w:numPr>
+          <w:ilvl w:val="0"/>
+          <w:numId w:val="4"/>
+        </w:numPr>
+      </w:pPr>
+      <w:r>
+        <w:rPr>
+          <w:rFonts w:ascii="Calibri" w:hAnsi="Calibri" w:eastAsia="Calibri" w:cs="Calibri"/>
+          <w:sz w:val="19"/>
+          <w:szCs w:val="19"/>
+        </w:rPr>
+        <w:t xml:space="preserve">Masuk ke menu **SK Pembimbing**.</w:t>
+      </w:r>
+    </w:p>
+    <w:p>
+      <w:pPr>
+        <w:spacing w:after="25"/>
+        <w:numPr>
+          <w:ilvl w:val="0"/>
+          <w:numId w:val="4"/>
+        </w:numPr>
+      </w:pPr>
+      <w:r>
+        <w:rPr>
+          <w:rFonts w:ascii="Calibri" w:hAnsi="Calibri" w:eastAsia="Calibri" w:cs="Calibri"/>
+          <w:sz w:val="19"/>
+          <w:szCs w:val="19"/>
+        </w:rPr>
+        <w:t xml:space="preserve">Klik tombol **Generate SK Dekan**.</w:t>
+      </w:r>
+    </w:p>
+    <w:p>
+      <w:pPr>
+        <w:spacing w:after="25"/>
+        <w:numPr>
+          <w:ilvl w:val="0"/>
+          <w:numId w:val="4"/>
+        </w:numPr>
+      </w:pPr>
+      <w:r>
+        <w:rPr>
+          <w:rFonts w:ascii="Calibri" w:hAnsi="Calibri" w:eastAsia="Calibri" w:cs="Calibri"/>
+          <w:sz w:val="19"/>
+          <w:szCs w:val="19"/>
+        </w:rPr>
+        <w:t xml:space="preserve">Pilih gelombang akademik yang telah disetujui Kaprodi.</w:t>
+      </w:r>
+    </w:p>
+    <w:p>
+      <w:pPr>
+        <w:spacing w:after="25"/>
+        <w:numPr>
+          <w:ilvl w:val="0"/>
+          <w:numId w:val="4"/>
+        </w:numPr>
+      </w:pPr>
+      <w:r>
+        <w:rPr>
+          <w:rFonts w:ascii="Calibri" w:hAnsi="Calibri" w:eastAsia="Calibri" w:cs="Calibri"/>
+          <w:sz w:val="19"/>
+          <w:szCs w:val="19"/>
+        </w:rPr>
+        <w:t xml:space="preserve">Sistem menyusun draf SK Dekan lengkap dengan konsiderans pertimbangan hukum universitas dan lampiran daftar nama mahasiswa serta pembimbingnya.</w:t>
+      </w:r>
+    </w:p>
+    <w:p>
+      <w:pPr>
+        <w:spacing w:after="25"/>
+        <w:numPr>
+          <w:ilvl w:val="0"/>
+          <w:numId w:val="4"/>
+        </w:numPr>
+      </w:pPr>
+      <w:r>
+        <w:rPr>
+          <w:rFonts w:ascii="Calibri" w:hAnsi="Calibri" w:eastAsia="Calibri" w:cs="Calibri"/>
+          <w:sz w:val="19"/>
+          <w:szCs w:val="19"/>
+        </w:rPr>
+        <w:t xml:space="preserve">**Penandatanganan Dekan**: Dekan meninjau berkas dan menekan tombol **Sahkan &amp; Terbitkan SK**.</w:t>
+      </w:r>
+    </w:p>
+    <w:p>
+      <w:pPr>
+        <w:spacing w:after="25"/>
+        <w:numPr>
+          <w:ilvl w:val="0"/>
+          <w:numId w:val="4"/>
+        </w:numPr>
+      </w:pPr>
+      <w:r>
+        <w:rPr>
+          <w:rFonts w:ascii="Calibri" w:hAnsi="Calibri" w:eastAsia="Calibri" w:cs="Calibri"/>
+          <w:sz w:val="19"/>
+          <w:szCs w:val="19"/>
+        </w:rPr>
+        <w:t xml:space="preserve">Dokumen resmi PDF otomatis terbit dengan stempel digital dan tersimpan di arsip dokumen fakultas.</w:t>
+      </w:r>
+    </w:p>
+    <w:p>
+      <w:pPr>
+        <w:pStyle w:val="Heading2"/>
+      </w:pPr>
+      <w:bookmarkStart w:id="35" w:name="_Toc35"/>
+      <w:r>
+        <w:t>5.5 Penyiaran Pesan WhatsApp Massal (*WaBroadcast with Spintax*)</w:t>
+      </w:r>
+      <w:bookmarkEnd w:id="35"/>
+    </w:p>
+    <w:p>
+      <w:pPr>
+        <w:jc w:val="both"/>
+        <w:spacing w:after="50"/>
+      </w:pPr>
+      <w:r>
+        <w:rPr>
+          <w:rFonts w:ascii="Calibri" w:hAnsi="Calibri" w:eastAsia="Calibri" w:cs="Calibri"/>
+          <w:color w:val="1E293B"/>
+          <w:sz w:val="19"/>
+          <w:szCs w:val="19"/>
+        </w:rPr>
+        <w:t xml:space="preserve">Menu: **Sistem &amp; Konfigurasi ➔ Broadcast WA**</w:t>
+      </w:r>
+    </w:p>
+    <w:p>
+      <w:pPr>
+        <w:jc w:val="both"/>
+        <w:spacing w:after="50"/>
+      </w:pPr>
+      <w:r>
+        <w:rPr>
+          <w:rFonts w:ascii="Calibri" w:hAnsi="Calibri" w:eastAsia="Calibri" w:cs="Calibri"/>
+          <w:color w:val="1E293B"/>
+          <w:sz w:val="19"/>
+          <w:szCs w:val="19"/>
+        </w:rPr>
+        <w:t xml:space="preserve">Fitur broadcast WhatsApp digunakan untuk menyampaikan pengumuman penting langsung ke ponsel mahasiswa dan dosen:</w:t>
+      </w:r>
+    </w:p>
+    <w:p>
+      <w:pPr>
+        <w:spacing w:after="25"/>
+        <w:numPr>
+          <w:ilvl w:val="0"/>
+          <w:numId w:val="4"/>
+        </w:numPr>
+      </w:pPr>
+      <w:r>
+        <w:rPr>
+          <w:rFonts w:ascii="Calibri" w:hAnsi="Calibri" w:eastAsia="Calibri" w:cs="Calibri"/>
+          <w:sz w:val="19"/>
+          <w:szCs w:val="19"/>
+        </w:rPr>
+        <w:t xml:space="preserve">Buka menu **Broadcast WA**, lalu klik **+ Buat Broadcast Baru**.</w:t>
+      </w:r>
+    </w:p>
+    <w:p>
+      <w:pPr>
+        <w:spacing w:after="25"/>
+        <w:numPr>
+          <w:ilvl w:val="0"/>
+          <w:numId w:val="4"/>
+        </w:numPr>
+      </w:pPr>
+      <w:r>
+        <w:rPr>
+          <w:rFonts w:ascii="Calibri" w:hAnsi="Calibri" w:eastAsia="Calibri" w:cs="Calibri"/>
+          <w:sz w:val="19"/>
+          <w:szCs w:val="19"/>
+        </w:rPr>
+        <w:t xml:space="preserve">**Pilih Target Penerima**:</w:t>
+      </w:r>
+    </w:p>
+    <w:p>
+      <w:pPr>
+        <w:spacing w:after="25"/>
+        <w:numPr>
+          <w:ilvl w:val="0"/>
+          <w:numId w:val="4"/>
+        </w:numPr>
+      </w:pPr>
+      <w:r>
+        <w:rPr>
+          <w:rFonts w:ascii="Calibri" w:hAnsi="Calibri" w:eastAsia="Calibri" w:cs="Calibri"/>
+          <w:sz w:val="19"/>
+          <w:szCs w:val="19"/>
+        </w:rPr>
+        <w:t xml:space="preserve">*Semua Mahasiswa Bimbingan Aktif*</w:t>
+      </w:r>
+    </w:p>
+    <w:p>
+      <w:pPr>
+        <w:spacing w:after="25"/>
+        <w:numPr>
+          <w:ilvl w:val="0"/>
+          <w:numId w:val="4"/>
+        </w:numPr>
+      </w:pPr>
+      <w:r>
+        <w:rPr>
+          <w:rFonts w:ascii="Calibri" w:hAnsi="Calibri" w:eastAsia="Calibri" w:cs="Calibri"/>
+          <w:sz w:val="19"/>
+          <w:szCs w:val="19"/>
+        </w:rPr>
+        <w:t xml:space="preserve">*Mahasiswa Belum Seminar Proposal*</w:t>
+      </w:r>
+    </w:p>
+    <w:p>
+      <w:pPr>
+        <w:spacing w:after="25"/>
+        <w:numPr>
+          <w:ilvl w:val="0"/>
+          <w:numId w:val="4"/>
+        </w:numPr>
+      </w:pPr>
+      <w:r>
+        <w:rPr>
+          <w:rFonts w:ascii="Calibri" w:hAnsi="Calibri" w:eastAsia="Calibri" w:cs="Calibri"/>
+          <w:sz w:val="19"/>
+          <w:szCs w:val="19"/>
+        </w:rPr>
+        <w:t xml:space="preserve">*Mahasiswa Bimbingan Pasif (&gt;30 Hari)*</w:t>
+      </w:r>
+    </w:p>
+    <w:p>
+      <w:pPr>
+        <w:spacing w:after="25"/>
+        <w:numPr>
+          <w:ilvl w:val="0"/>
+          <w:numId w:val="4"/>
+        </w:numPr>
+      </w:pPr>
+      <w:r>
+        <w:rPr>
+          <w:rFonts w:ascii="Calibri" w:hAnsi="Calibri" w:eastAsia="Calibri" w:cs="Calibri"/>
+          <w:sz w:val="19"/>
+          <w:szCs w:val="19"/>
+        </w:rPr>
+        <w:t xml:space="preserve">*Mahasiswa Masa Studi Kritis*</w:t>
+      </w:r>
+    </w:p>
+    <w:p>
+      <w:pPr>
+        <w:spacing w:after="25"/>
+        <w:numPr>
+          <w:ilvl w:val="0"/>
+          <w:numId w:val="4"/>
+        </w:numPr>
+      </w:pPr>
+      <w:r>
+        <w:rPr>
+          <w:rFonts w:ascii="Calibri" w:hAnsi="Calibri" w:eastAsia="Calibri" w:cs="Calibri"/>
+          <w:sz w:val="19"/>
+          <w:szCs w:val="19"/>
+        </w:rPr>
+        <w:t xml:space="preserve">*Seluruh Dosen Pembimbing &amp; Penguji*</w:t>
+      </w:r>
+    </w:p>
+    <w:p>
+      <w:pPr>
+        <w:spacing w:after="25"/>
+        <w:numPr>
+          <w:ilvl w:val="0"/>
+          <w:numId w:val="4"/>
+        </w:numPr>
+      </w:pPr>
+      <w:r>
+        <w:rPr>
+          <w:rFonts w:ascii="Calibri" w:hAnsi="Calibri" w:eastAsia="Calibri" w:cs="Calibri"/>
+          <w:sz w:val="19"/>
+          <w:szCs w:val="19"/>
+        </w:rPr>
+        <w:t xml:space="preserve">**Menuliskan Pesan dengan Fitur Spintax**:</w:t>
+      </w:r>
+    </w:p>
+    <w:p>
+      <w:pPr>
+        <w:jc w:val="both"/>
+        <w:spacing w:after="50"/>
+      </w:pPr>
+      <w:r>
+        <w:rPr>
+          <w:rFonts w:ascii="Calibri" w:hAnsi="Calibri" w:eastAsia="Calibri" w:cs="Calibri"/>
+          <w:color w:val="1E293B"/>
+          <w:sz w:val="19"/>
+          <w:szCs w:val="19"/>
+        </w:rPr>
+        <w:t xml:space="preserve">Gunakan format kurung kurawal `{kata1|kata2|kata3}` agar setiap nomor menerima susunan kata yang berbeda untuk menghindari pemblokiran (*anti-ban*) oleh WhatsApp:</w:t>
+      </w:r>
+    </w:p>
+    <w:tbl>
+      <w:tblGrid>
+        <w:gridCol w:w="9070" w:type="dxa"/>
+      </w:tblGrid>
+      <w:tblPr>
+        <w:jc w:val="center"/>
+        <w:tblW w:w="0" w:type="auto"/>
+        <w:tblLayout w:type="autofit"/>
+        <w:tblCellMar>
+          <w:top w:w="70" w:type="dxa"/>
+          <w:left w:w="70" w:type="dxa"/>
+          <w:right w:w="70" w:type="dxa"/>
+          <w:bottom w:w="70" w:type="dxa"/>
+        </w:tblCellMar>
+        <w:tblBorders>
+          <w:top w:val="single" w:sz="6" w:color="E2E8F0"/>
+          <w:left w:val="single" w:sz="6" w:color="E2E8F0"/>
+          <w:right w:val="single" w:sz="6" w:color="E2E8F0"/>
+          <w:bottom w:val="single" w:sz="6" w:color="E2E8F0"/>
+          <w:insideH w:val="single" w:sz="6" w:color="E2E8F0"/>
+          <w:insideV w:val="single" w:sz="6" w:color="E2E8F0"/>
+        </w:tblBorders>
+      </w:tblPr>
+      <w:tr>
+        <w:trPr/>
+        <w:tc>
+          <w:tcPr>
+            <w:tcW w:w="9070" w:type="dxa"/>
+            <w:shd w:val="clear" w:fill="F8FAFC"/>
+            <w:noWrap/>
+          </w:tcPr>
+          <w:p>
+            <w:pPr>
+              <w:spacing w:after="0"/>
+            </w:pPr>
+            <w:r>
+              <w:rPr>
+                <w:rFonts w:ascii="Consolas" w:hAnsi="Consolas" w:eastAsia="Consolas" w:cs="Consolas"/>
+                <w:color w:val="334155"/>
+                <w:sz w:val="17"/>
+                <w:szCs w:val="17"/>
+              </w:rPr>
+              <w:t xml:space="preserve">   {Halo|Selamat pagi|Yth.} {Sdr|Mahasiswa} {name},</w:t>
+            </w:r>
+          </w:p>
+          <w:p>
+            <w:pPr>
+              <w:spacing w:after="0"/>
+            </w:pPr>
+            <w:r>
+              <w:rPr>
+                <w:rFonts w:ascii="Consolas" w:hAnsi="Consolas" w:eastAsia="Consolas" w:cs="Consolas"/>
+                <w:color w:val="334155"/>
+                <w:sz w:val="17"/>
+                <w:szCs w:val="17"/>
+              </w:rPr>
+              <w:t xml:space="preserve">   </w:t>
+            </w:r>
+          </w:p>
+          <w:p>
+            <w:pPr>
+              <w:spacing w:after="0"/>
+            </w:pPr>
+            <w:r>
+              <w:rPr>
+                <w:rFonts w:ascii="Consolas" w:hAnsi="Consolas" w:eastAsia="Consolas" w:cs="Consolas"/>
+                <w:color w:val="334155"/>
+                <w:sz w:val="17"/>
+                <w:szCs w:val="17"/>
+              </w:rPr>
+              <w:t xml:space="preserve">   Diberitahukan bahwa pendaftaran Seminar Proposal Gelombang 2 akan {ditutup|berakhir} pada tanggal {deadline}. {Mohon segera|Harap segera} mengunggah naskah dan melengkapi persyaratan di sistem SIBIMA.</w:t>
+            </w:r>
+          </w:p>
+          <w:p>
+            <w:pPr>
+              <w:spacing w:after="0"/>
+            </w:pPr>
+            <w:r>
+              <w:rPr>
+                <w:rFonts w:ascii="Consolas" w:hAnsi="Consolas" w:eastAsia="Consolas" w:cs="Consolas"/>
+                <w:color w:val="334155"/>
+                <w:sz w:val="17"/>
+                <w:szCs w:val="17"/>
+              </w:rPr>
+              <w:t xml:space="preserve">   </w:t>
+            </w:r>
+          </w:p>
+          <w:p>
+            <w:pPr>
+              <w:spacing w:after="0"/>
+            </w:pPr>
+            <w:r>
+              <w:rPr>
+                <w:rFonts w:ascii="Consolas" w:hAnsi="Consolas" w:eastAsia="Consolas" w:cs="Consolas"/>
+                <w:color w:val="334155"/>
+                <w:sz w:val="17"/>
+                <w:szCs w:val="17"/>
+              </w:rPr>
+              <w:t xml:space="preserve">   Terima kasih.</w:t>
+            </w:r>
+          </w:p>
+          <w:p>
+            <w:pPr>
+              <w:spacing w:after="0"/>
+            </w:pPr>
+            <w:r>
+              <w:rPr>
+                <w:rFonts w:ascii="Consolas" w:hAnsi="Consolas" w:eastAsia="Consolas" w:cs="Consolas"/>
+                <w:color w:val="334155"/>
+                <w:sz w:val="17"/>
+                <w:szCs w:val="17"/>
+              </w:rPr>
+              <w:t xml:space="preserve">   Admin SIBIMA FASILKOM UNSUB</w:t>
+            </w:r>
+          </w:p>
+        </w:tc>
+      </w:tr>
+    </w:tbl>
+    <w:p>
+      <w:pPr>
+        <w:rPr>
+          <w:sz w:val="12"/>
+          <w:szCs w:val="12"/>
+        </w:rPr>
+      </w:pPr>
+    </w:p>
+    <w:p>
+      <w:pPr>
+        <w:spacing w:after="25"/>
+        <w:numPr>
+          <w:ilvl w:val="0"/>
+          <w:numId w:val="4"/>
+        </w:numPr>
+      </w:pPr>
+      <w:r>
+        <w:rPr>
+          <w:rFonts w:ascii="Calibri" w:hAnsi="Calibri" w:eastAsia="Calibri" w:cs="Calibri"/>
+          <w:sz w:val="19"/>
+          <w:szCs w:val="19"/>
+        </w:rPr>
+        <w:t xml:space="preserve">Klik **Kirim Broadcast Sekarang**. Pantau status pengiriman (*Terkirim, Gagal, Tertunda*) pada log riwayat pengiriman.</w:t>
+      </w:r>
+    </w:p>
+    <w:p>
+      <w:pPr>
+        <w:pStyle w:val="Heading2"/>
+      </w:pPr>
+      <w:bookmarkStart w:id="36" w:name="_Toc36"/>
+      <w:r>
+        <w:t>5.6 Pemeliharaan Sistem: Backup Database &amp; Pembersihan Cache</w:t>
+      </w:r>
+      <w:bookmarkEnd w:id="36"/>
+    </w:p>
+    <w:p>
+      <w:pPr>
+        <w:jc w:val="both"/>
+        <w:spacing w:after="50"/>
+      </w:pPr>
+      <w:r>
+        <w:rPr>
+          <w:rFonts w:ascii="Calibri" w:hAnsi="Calibri" w:eastAsia="Calibri" w:cs="Calibri"/>
+          <w:color w:val="1E293B"/>
+          <w:sz w:val="19"/>
+          <w:szCs w:val="19"/>
+        </w:rPr>
+        <w:t xml:space="preserve">Menu: **Sistem &amp; Konfigurasi ➔ Pemeliharaan Sistem**</w:t>
+      </w:r>
+    </w:p>
+    <w:p>
+      <w:pPr>
+        <w:spacing w:after="25"/>
+        <w:numPr>
+          <w:ilvl w:val="0"/>
+          <w:numId w:val="4"/>
+        </w:numPr>
+      </w:pPr>
+      <w:r>
+        <w:rPr>
+          <w:rFonts w:ascii="Calibri" w:hAnsi="Calibri" w:eastAsia="Calibri" w:cs="Calibri"/>
+          <w:sz w:val="19"/>
+          <w:szCs w:val="19"/>
+        </w:rPr>
+        <w:t xml:space="preserve">**Pencadangan Basis Data (*Database Backup*)**:</w:t>
+      </w:r>
+    </w:p>
+    <w:p>
+      <w:pPr>
+        <w:spacing w:after="25"/>
+        <w:numPr>
+          <w:ilvl w:val="0"/>
+          <w:numId w:val="4"/>
+        </w:numPr>
+      </w:pPr>
+      <w:r>
+        <w:rPr>
+          <w:rFonts w:ascii="Calibri" w:hAnsi="Calibri" w:eastAsia="Calibri" w:cs="Calibri"/>
+          <w:sz w:val="19"/>
+          <w:szCs w:val="19"/>
+        </w:rPr>
+        <w:t xml:space="preserve">Masuk ke menu **Backup &amp; Restore**.</w:t>
+      </w:r>
+    </w:p>
+    <w:p>
+      <w:pPr>
+        <w:spacing w:after="25"/>
+        <w:numPr>
+          <w:ilvl w:val="0"/>
+          <w:numId w:val="4"/>
+        </w:numPr>
+      </w:pPr>
+      <w:r>
+        <w:rPr>
+          <w:rFonts w:ascii="Calibri" w:hAnsi="Calibri" w:eastAsia="Calibri" w:cs="Calibri"/>
+          <w:sz w:val="19"/>
+          <w:szCs w:val="19"/>
+        </w:rPr>
+        <w:t xml:space="preserve">Klik tombol **Buat Cadangan Baru (Backup Now)**.</w:t>
+      </w:r>
+    </w:p>
+    <w:p>
+      <w:pPr>
+        <w:spacing w:after="25"/>
+        <w:numPr>
+          <w:ilvl w:val="0"/>
+          <w:numId w:val="4"/>
+        </w:numPr>
+      </w:pPr>
+      <w:r>
+        <w:rPr>
+          <w:rFonts w:ascii="Calibri" w:hAnsi="Calibri" w:eastAsia="Calibri" w:cs="Calibri"/>
+          <w:sz w:val="19"/>
+          <w:szCs w:val="19"/>
+        </w:rPr>
+        <w:t xml:space="preserve">Sistem akan mengeksekusi dump SQL terkompresi `.sql.gz` ke penyimpanan privat aman `storage/app/private/backups/`.</w:t>
+      </w:r>
+    </w:p>
+    <w:p>
+      <w:pPr>
+        <w:spacing w:after="25"/>
+        <w:numPr>
+          <w:ilvl w:val="0"/>
+          <w:numId w:val="4"/>
+        </w:numPr>
+      </w:pPr>
+      <w:r>
+        <w:rPr>
+          <w:rFonts w:ascii="Calibri" w:hAnsi="Calibri" w:eastAsia="Calibri" w:cs="Calibri"/>
+          <w:sz w:val="19"/>
+          <w:szCs w:val="19"/>
+        </w:rPr>
+        <w:t xml:space="preserve">Anda dapat mengunduh berkas arsip dump ke komputer lokal untuk arsip offline.</w:t>
+      </w:r>
+    </w:p>
+    <w:p>
+      <w:pPr>
+        <w:spacing w:after="25"/>
+        <w:numPr>
+          <w:ilvl w:val="0"/>
+          <w:numId w:val="4"/>
+        </w:numPr>
+      </w:pPr>
+      <w:r>
+        <w:rPr>
+          <w:rFonts w:ascii="Calibri" w:hAnsi="Calibri" w:eastAsia="Calibri" w:cs="Calibri"/>
+          <w:sz w:val="19"/>
+          <w:szCs w:val="19"/>
+        </w:rPr>
+        <w:t xml:space="preserve">**Pembersihan Cache Sistem Produksi**:</w:t>
+      </w:r>
+    </w:p>
+    <w:p>
+      <w:pPr>
+        <w:spacing w:after="25"/>
+        <w:numPr>
+          <w:ilvl w:val="0"/>
+          <w:numId w:val="4"/>
+        </w:numPr>
+      </w:pPr>
+      <w:r>
+        <w:rPr>
+          <w:rFonts w:ascii="Calibri" w:hAnsi="Calibri" w:eastAsia="Calibri" w:cs="Calibri"/>
+          <w:sz w:val="19"/>
+          <w:szCs w:val="19"/>
+        </w:rPr>
+        <w:t xml:space="preserve">Klik menu **Bersihkan Cache** pada dropdown pemeliharaan.</w:t>
+      </w:r>
+    </w:p>
+    <w:p>
+      <w:pPr>
+        <w:spacing w:after="25"/>
+        <w:numPr>
+          <w:ilvl w:val="0"/>
+          <w:numId w:val="4"/>
+        </w:numPr>
+      </w:pPr>
+      <w:r>
+        <w:rPr>
+          <w:rFonts w:ascii="Calibri" w:hAnsi="Calibri" w:eastAsia="Calibri" w:cs="Calibri"/>
+          <w:sz w:val="19"/>
+          <w:szCs w:val="19"/>
+        </w:rPr>
+        <w:t xml:space="preserve">Sistem secara otomatis membersihkan cache tampilan Blade, cache rute URL, dan konfigurasi framework, serta menyinkronkan migrasi database tanpa henti layanan (*zero-downtime*).</w:t>
+      </w:r>
+    </w:p>
+    <w:p>
+      <w:pPr>
+        <w:pStyle w:val="Heading1"/>
+      </w:pPr>
+      <w:bookmarkStart w:id="37" w:name="_Toc37"/>
+      <w:r>
+        <w:t>6. PANDUAN PENYELESAIAN MASALAH (TROUBLESHOOTING &amp; FAQ)</w:t>
+      </w:r>
+      <w:bookmarkEnd w:id="37"/>
+    </w:p>
+    <w:tbl>
+      <w:tblGrid>
+        <w:gridCol w:w="3023" w:type="dxa"/>
+        <w:gridCol w:w="3023" w:type="dxa"/>
+        <w:gridCol w:w="3023" w:type="dxa"/>
+      </w:tblGrid>
+      <w:tblPr>
+        <w:jc w:val="center"/>
+        <w:tblW w:w="0" w:type="auto"/>
+        <w:tblLayout w:type="autofit"/>
+        <w:tblCellMar>
+          <w:top w:w="50" w:type="dxa"/>
+          <w:left w:w="70" w:type="dxa"/>
+          <w:right w:w="70" w:type="dxa"/>
+          <w:bottom w:w="50" w:type="dxa"/>
+        </w:tblCellMar>
+        <w:tblBorders>
+          <w:top w:val="single" w:sz="6" w:color="CBD5E1"/>
+          <w:left w:val="single" w:sz="6" w:color="CBD5E1"/>
+          <w:right w:val="single" w:sz="6" w:color="CBD5E1"/>
+          <w:bottom w:val="single" w:sz="6" w:color="CBD5E1"/>
+          <w:insideH w:val="single" w:sz="6" w:color="CBD5E1"/>
+          <w:insideV w:val="single" w:sz="6" w:color="CBD5E1"/>
+        </w:tblBorders>
+      </w:tblPr>
+      <w:tr>
+        <w:trPr/>
+        <w:tc>
+          <w:tcPr>
+            <w:tcW w:w="3023" w:type="dxa"/>
+            <w:shd w:val="clear" w:fill="F1F5F9"/>
+            <w:noWrap/>
+          </w:tcPr>
+          <w:p>
+            <w:pPr>
+              <w:spacing w:after="0"/>
+            </w:pPr>
+            <w:r>
+              <w:rPr>
+                <w:rFonts w:ascii="Calibri" w:hAnsi="Calibri" w:eastAsia="Calibri" w:cs="Calibri"/>
+                <w:color w:val="0F172A"/>
+                <w:sz w:val="19"/>
+                <w:szCs w:val="19"/>
+                <w:b w:val="1"/>
+                <w:bCs w:val="1"/>
+              </w:rPr>
+              <w:t xml:space="preserve">Gejala / Kendala</w:t>
+            </w:r>
+          </w:p>
+        </w:tc>
+        <w:tc>
+          <w:tcPr>
+            <w:tcW w:w="3023" w:type="dxa"/>
+            <w:shd w:val="clear" w:fill="F1F5F9"/>
+            <w:noWrap/>
+          </w:tcPr>
+          <w:p>
+            <w:pPr>
+              <w:spacing w:after="0"/>
+            </w:pPr>
+            <w:r>
+              <w:rPr>
+                <w:rFonts w:ascii="Calibri" w:hAnsi="Calibri" w:eastAsia="Calibri" w:cs="Calibri"/>
+                <w:color w:val="0F172A"/>
+                <w:sz w:val="19"/>
+                <w:szCs w:val="19"/>
+                <w:b w:val="1"/>
+                <w:bCs w:val="1"/>
+              </w:rPr>
+              <w:t xml:space="preserve">Kemungkinan Penyebab</w:t>
+            </w:r>
+          </w:p>
+        </w:tc>
+        <w:tc>
+          <w:tcPr>
+            <w:tcW w:w="3023" w:type="dxa"/>
+            <w:shd w:val="clear" w:fill="F1F5F9"/>
+            <w:noWrap/>
+          </w:tcPr>
+          <w:p>
+            <w:pPr>
+              <w:spacing w:after="0"/>
+            </w:pPr>
+            <w:r>
+              <w:rPr>
+                <w:rFonts w:ascii="Calibri" w:hAnsi="Calibri" w:eastAsia="Calibri" w:cs="Calibri"/>
+                <w:color w:val="0F172A"/>
+                <w:sz w:val="19"/>
+                <w:szCs w:val="19"/>
+                <w:b w:val="1"/>
+                <w:bCs w:val="1"/>
+              </w:rPr>
+              <w:t xml:space="preserve">Langkah Solusi Praktis</w:t>
+            </w:r>
+          </w:p>
+        </w:tc>
+      </w:tr>
+      <w:tr>
+        <w:trPr/>
+        <w:tc>
+          <w:tcPr>
+            <w:tcW w:w="3023" w:type="dxa"/>
+            <w:shd w:val="clear" w:fill="FFFFFF"/>
+            <w:noWrap/>
+          </w:tcPr>
+          <w:p>
+            <w:pPr>
+              <w:spacing w:after="0"/>
+            </w:pPr>
+            <w:r>
+              <w:rPr>
+                <w:rFonts w:ascii="Calibri" w:hAnsi="Calibri" w:eastAsia="Calibri" w:cs="Calibri"/>
+                <w:color w:val="334155"/>
+                <w:sz w:val="17"/>
+                <w:szCs w:val="17"/>
+                <w:b w:val="0"/>
+                <w:bCs w:val="0"/>
+              </w:rPr>
+              <w:t xml:space="preserve">Kamera ponsel tidak mau memindai QR Code Presensi</w:t>
+            </w:r>
+          </w:p>
+        </w:tc>
+        <w:tc>
+          <w:tcPr>
+            <w:tcW w:w="3023" w:type="dxa"/>
+            <w:shd w:val="clear" w:fill="FFFFFF"/>
+            <w:noWrap/>
+          </w:tcPr>
+          <w:p>
+            <w:pPr>
+              <w:spacing w:after="0"/>
+            </w:pPr>
+            <w:r>
+              <w:rPr>
+                <w:rFonts w:ascii="Calibri" w:hAnsi="Calibri" w:eastAsia="Calibri" w:cs="Calibri"/>
+                <w:color w:val="334155"/>
+                <w:sz w:val="17"/>
+                <w:szCs w:val="17"/>
+                <w:b w:val="0"/>
+                <w:bCs w:val="0"/>
+              </w:rPr>
+              <w:t xml:space="preserve">Peramban belum diberikan izin akses kamera (*camera permission*).</w:t>
+            </w:r>
+          </w:p>
+        </w:tc>
+        <w:tc>
+          <w:tcPr>
+            <w:tcW w:w="3023" w:type="dxa"/>
+            <w:shd w:val="clear" w:fill="FFFFFF"/>
+            <w:noWrap/>
+          </w:tcPr>
+          <w:p>
+            <w:pPr>
+              <w:spacing w:after="0"/>
+            </w:pPr>
+            <w:r>
+              <w:rPr>
+                <w:rFonts w:ascii="Calibri" w:hAnsi="Calibri" w:eastAsia="Calibri" w:cs="Calibri"/>
+                <w:color w:val="334155"/>
+                <w:sz w:val="17"/>
+                <w:szCs w:val="17"/>
+                <w:b w:val="0"/>
+                <w:bCs w:val="0"/>
+              </w:rPr>
+              <w:t xml:space="preserve">Buka pengaturan peramban di ponsel Anda (Chrome/Safari), pilih *Site Settings ➔ Camera*, lalu ubah izin untuk domain SIBIMA menjadi **Allow (Izinkan)**. Muat ulang (*refresh*) halaman.</w:t>
+            </w:r>
+          </w:p>
+        </w:tc>
+      </w:tr>
+      <w:tr>
+        <w:trPr/>
+        <w:tc>
+          <w:tcPr>
+            <w:tcW w:w="3023" w:type="dxa"/>
+            <w:shd w:val="clear" w:fill="F8FAFC"/>
+            <w:noWrap/>
+          </w:tcPr>
+          <w:p>
+            <w:pPr>
+              <w:spacing w:after="0"/>
+            </w:pPr>
+            <w:r>
+              <w:rPr>
+                <w:rFonts w:ascii="Calibri" w:hAnsi="Calibri" w:eastAsia="Calibri" w:cs="Calibri"/>
+                <w:color w:val="334155"/>
+                <w:sz w:val="17"/>
+                <w:szCs w:val="17"/>
+                <w:b w:val="0"/>
+                <w:bCs w:val="0"/>
+              </w:rPr>
+              <w:t xml:space="preserve">Naskah PDF di In-App Reader tidak muncul / blank</w:t>
+            </w:r>
+          </w:p>
+        </w:tc>
+        <w:tc>
+          <w:tcPr>
+            <w:tcW w:w="3023" w:type="dxa"/>
+            <w:shd w:val="clear" w:fill="F8FAFC"/>
+            <w:noWrap/>
+          </w:tcPr>
+          <w:p>
+            <w:pPr>
+              <w:spacing w:after="0"/>
+            </w:pPr>
+            <w:r>
+              <w:rPr>
+                <w:rFonts w:ascii="Calibri" w:hAnsi="Calibri" w:eastAsia="Calibri" w:cs="Calibri"/>
+                <w:color w:val="334155"/>
+                <w:sz w:val="17"/>
+                <w:szCs w:val="17"/>
+                <w:b w:val="0"/>
+                <w:bCs w:val="0"/>
+              </w:rPr>
+              <w:t xml:space="preserve">Kendala jaringan saat proses streaming awal dari server Google Drive UNSUB.</w:t>
+            </w:r>
+          </w:p>
+        </w:tc>
+        <w:tc>
+          <w:tcPr>
+            <w:tcW w:w="3023" w:type="dxa"/>
+            <w:shd w:val="clear" w:fill="F8FAFC"/>
+            <w:noWrap/>
+          </w:tcPr>
+          <w:p>
+            <w:pPr>
+              <w:spacing w:after="0"/>
+            </w:pPr>
+            <w:r>
+              <w:rPr>
+                <w:rFonts w:ascii="Calibri" w:hAnsi="Calibri" w:eastAsia="Calibri" w:cs="Calibri"/>
+                <w:color w:val="334155"/>
+                <w:sz w:val="17"/>
+                <w:szCs w:val="17"/>
+                <w:b w:val="0"/>
+                <w:bCs w:val="0"/>
+              </w:rPr>
+              <w:t xml:space="preserve">Tekan tombol **Muat Ulang Berkas** pada bilah reader PDF. Jika tetap berkendala, gunakan tombol **Unduh Salinan Asli** untuk membuka file di penampil PDF eksternal gawai Anda.</w:t>
+            </w:r>
+          </w:p>
+        </w:tc>
+      </w:tr>
+      <w:tr>
+        <w:trPr/>
+        <w:tc>
+          <w:tcPr>
+            <w:tcW w:w="3023" w:type="dxa"/>
+            <w:shd w:val="clear" w:fill="FFFFFF"/>
+            <w:noWrap/>
+          </w:tcPr>
+          <w:p>
+            <w:pPr>
+              <w:spacing w:after="0"/>
+            </w:pPr>
+            <w:r>
+              <w:rPr>
+                <w:rFonts w:ascii="Calibri" w:hAnsi="Calibri" w:eastAsia="Calibri" w:cs="Calibri"/>
+                <w:color w:val="334155"/>
+                <w:sz w:val="17"/>
+                <w:szCs w:val="17"/>
+                <w:b w:val="0"/>
+                <w:bCs w:val="0"/>
+              </w:rPr>
+              <w:t xml:space="preserve">Tidak menerima pesan notifikasi WhatsApp</w:t>
+            </w:r>
+          </w:p>
+        </w:tc>
+        <w:tc>
+          <w:tcPr>
+            <w:tcW w:w="3023" w:type="dxa"/>
+            <w:shd w:val="clear" w:fill="FFFFFF"/>
+            <w:noWrap/>
+          </w:tcPr>
+          <w:p>
+            <w:pPr>
+              <w:spacing w:after="0"/>
+            </w:pPr>
+            <w:r>
+              <w:rPr>
+                <w:rFonts w:ascii="Calibri" w:hAnsi="Calibri" w:eastAsia="Calibri" w:cs="Calibri"/>
+                <w:color w:val="334155"/>
+                <w:sz w:val="17"/>
+                <w:szCs w:val="17"/>
+                <w:b w:val="0"/>
+                <w:bCs w:val="0"/>
+              </w:rPr>
+              <w:t xml:space="preserve">Nomor WhatsApp pada profil pengguna salah atau tidak menggunakan kode negara `62`.</w:t>
+            </w:r>
+          </w:p>
+        </w:tc>
+        <w:tc>
+          <w:tcPr>
+            <w:tcW w:w="3023" w:type="dxa"/>
+            <w:shd w:val="clear" w:fill="FFFFFF"/>
+            <w:noWrap/>
+          </w:tcPr>
+          <w:p>
+            <w:pPr>
+              <w:spacing w:after="0"/>
+            </w:pPr>
+            <w:r>
+              <w:rPr>
+                <w:rFonts w:ascii="Calibri" w:hAnsi="Calibri" w:eastAsia="Calibri" w:cs="Calibri"/>
+                <w:color w:val="334155"/>
+                <w:sz w:val="17"/>
+                <w:szCs w:val="17"/>
+                <w:b w:val="0"/>
+                <w:bCs w:val="0"/>
+              </w:rPr>
+              <w:t xml:space="preserve">Periksa menu **Profil Pengguna**. Pastikan nomor telepon diawali format internasional resmi Indonesia (contoh: `081234567890` atau `6281234567890`), bukan tanda plus atau tanda strip.</w:t>
+            </w:r>
+          </w:p>
+        </w:tc>
+      </w:tr>
+      <w:tr>
+        <w:trPr/>
+        <w:tc>
+          <w:tcPr>
+            <w:tcW w:w="3023" w:type="dxa"/>
+            <w:shd w:val="clear" w:fill="F8FAFC"/>
+            <w:noWrap/>
+          </w:tcPr>
+          <w:p>
+            <w:pPr>
+              <w:spacing w:after="0"/>
+            </w:pPr>
+            <w:r>
+              <w:rPr>
+                <w:rFonts w:ascii="Calibri" w:hAnsi="Calibri" w:eastAsia="Calibri" w:cs="Calibri"/>
+                <w:color w:val="334155"/>
+                <w:sz w:val="17"/>
+                <w:szCs w:val="17"/>
+                <w:b w:val="0"/>
+                <w:bCs w:val="0"/>
+              </w:rPr>
+              <w:t xml:space="preserve">Menu "Pendaftaran Seminar" terkunci / tidak bisa diklik</w:t>
+            </w:r>
+          </w:p>
+        </w:tc>
+        <w:tc>
+          <w:tcPr>
+            <w:tcW w:w="3023" w:type="dxa"/>
+            <w:shd w:val="clear" w:fill="F8FAFC"/>
+            <w:noWrap/>
+          </w:tcPr>
+          <w:p>
+            <w:pPr>
+              <w:spacing w:after="0"/>
+            </w:pPr>
+            <w:r>
+              <w:rPr>
+                <w:rFonts w:ascii="Calibri" w:hAnsi="Calibri" w:eastAsia="Calibri" w:cs="Calibri"/>
+                <w:color w:val="334155"/>
+                <w:sz w:val="17"/>
+                <w:szCs w:val="17"/>
+                <w:b w:val="0"/>
+                <w:bCs w:val="0"/>
+              </w:rPr>
+              <w:t xml:space="preserve">Prasyarat jumlah sesi bimbingan belum terpenuhi (&lt; 8 sesi) atau belum di-ACC dosen.</w:t>
+            </w:r>
+          </w:p>
+        </w:tc>
+        <w:tc>
+          <w:tcPr>
+            <w:tcW w:w="3023" w:type="dxa"/>
+            <w:shd w:val="clear" w:fill="F8FAFC"/>
+            <w:noWrap/>
+          </w:tcPr>
+          <w:p>
+            <w:pPr>
+              <w:spacing w:after="0"/>
+            </w:pPr>
+            <w:r>
+              <w:rPr>
+                <w:rFonts w:ascii="Calibri" w:hAnsi="Calibri" w:eastAsia="Calibri" w:cs="Calibri"/>
+                <w:color w:val="334155"/>
+                <w:sz w:val="17"/>
+                <w:szCs w:val="17"/>
+                <w:b w:val="0"/>
+                <w:bCs w:val="0"/>
+              </w:rPr>
+              <w:t xml:space="preserve">Buka menu **Logbook Bimbingan**, pastikan telah memiliki minimal 8 sesi bimbingan yang berstatus *Selesai/Tervalidasi* dan mintalah kedua dosen pembimbing menekan tombol ACC Sempro di akun mereka.</w:t>
+            </w:r>
+          </w:p>
+        </w:tc>
+      </w:tr>
+      <w:tr>
+        <w:trPr/>
+        <w:tc>
+          <w:tcPr>
+            <w:tcW w:w="3023" w:type="dxa"/>
+            <w:shd w:val="clear" w:fill="FFFFFF"/>
+            <w:noWrap/>
+          </w:tcPr>
+          <w:p>
+            <w:pPr>
+              <w:spacing w:after="0"/>
+            </w:pPr>
+            <w:r>
+              <w:rPr>
+                <w:rFonts w:ascii="Calibri" w:hAnsi="Calibri" w:eastAsia="Calibri" w:cs="Calibri"/>
+                <w:color w:val="334155"/>
+                <w:sz w:val="17"/>
+                <w:szCs w:val="17"/>
+                <w:b w:val="0"/>
+                <w:bCs w:val="0"/>
+              </w:rPr>
+              <w:t xml:space="preserve">Waktu revisi 14 hari telah habis (*Expired*)</w:t>
+            </w:r>
+          </w:p>
+        </w:tc>
+        <w:tc>
+          <w:tcPr>
+            <w:tcW w:w="3023" w:type="dxa"/>
+            <w:shd w:val="clear" w:fill="FFFFFF"/>
+            <w:noWrap/>
+          </w:tcPr>
+          <w:p>
+            <w:pPr>
+              <w:spacing w:after="0"/>
+            </w:pPr>
+            <w:r>
+              <w:rPr>
+                <w:rFonts w:ascii="Calibri" w:hAnsi="Calibri" w:eastAsia="Calibri" w:cs="Calibri"/>
+                <w:color w:val="334155"/>
+                <w:sz w:val="17"/>
+                <w:szCs w:val="17"/>
+                <w:b w:val="0"/>
+                <w:bCs w:val="0"/>
+              </w:rPr>
+              <w:t xml:space="preserve">Mahasiswa terlambat mengunggah perbaikan naskah setelah batas waktu seminar/sidang.</w:t>
+            </w:r>
+          </w:p>
+        </w:tc>
+        <w:tc>
+          <w:tcPr>
+            <w:tcW w:w="3023" w:type="dxa"/>
+            <w:shd w:val="clear" w:fill="FFFFFF"/>
+            <w:noWrap/>
+          </w:tcPr>
+          <w:p>
+            <w:pPr>
+              <w:spacing w:after="0"/>
+            </w:pPr>
+            <w:r>
+              <w:rPr>
+                <w:rFonts w:ascii="Calibri" w:hAnsi="Calibri" w:eastAsia="Calibri" w:cs="Calibri"/>
+                <w:color w:val="334155"/>
+                <w:sz w:val="17"/>
+                <w:szCs w:val="17"/>
+                <w:b w:val="0"/>
+                <w:bCs w:val="0"/>
+              </w:rPr>
+              <w:t xml:space="preserve">Hubungi Ketua Program Studi atau Administrator. Kaprodi memiliki wewenang untuk memberikan perpanjangan dispensasi waktu revisi pada sistem setelah mengevaluasi kendala mahasiswa.</w:t>
+            </w:r>
+          </w:p>
+        </w:tc>
+      </w:tr>
+      <w:tr>
+        <w:trPr/>
+        <w:tc>
+          <w:tcPr>
+            <w:tcW w:w="3023" w:type="dxa"/>
+            <w:shd w:val="clear" w:fill="F8FAFC"/>
+            <w:noWrap/>
+          </w:tcPr>
+          <w:p>
+            <w:pPr>
+              <w:spacing w:after="0"/>
+            </w:pPr>
+            <w:r>
+              <w:rPr>
+                <w:rFonts w:ascii="Calibri" w:hAnsi="Calibri" w:eastAsia="Calibri" w:cs="Calibri"/>
+                <w:color w:val="334155"/>
+                <w:sz w:val="17"/>
+                <w:szCs w:val="17"/>
+                <w:b w:val="0"/>
+                <w:bCs w:val="0"/>
+              </w:rPr>
+              <w:t xml:space="preserve">Lupa Kata Sandi Akun SIBIMA</w:t>
+            </w:r>
+          </w:p>
+        </w:tc>
+        <w:tc>
+          <w:tcPr>
+            <w:tcW w:w="3023" w:type="dxa"/>
+            <w:shd w:val="clear" w:fill="F8FAFC"/>
+            <w:noWrap/>
+          </w:tcPr>
+          <w:p>
+            <w:pPr>
+              <w:spacing w:after="0"/>
+            </w:pPr>
+            <w:r>
+              <w:rPr>
+                <w:rFonts w:ascii="Calibri" w:hAnsi="Calibri" w:eastAsia="Calibri" w:cs="Calibri"/>
+                <w:color w:val="334155"/>
+                <w:sz w:val="17"/>
+                <w:szCs w:val="17"/>
+                <w:b w:val="0"/>
+                <w:bCs w:val="0"/>
+              </w:rPr>
+              <w:t xml:space="preserve">Pengguna lupa kombinasi password akun.</w:t>
+            </w:r>
+          </w:p>
+        </w:tc>
+        <w:tc>
+          <w:tcPr>
+            <w:tcW w:w="3023" w:type="dxa"/>
+            <w:shd w:val="clear" w:fill="F8FAFC"/>
+            <w:noWrap/>
+          </w:tcPr>
+          <w:p>
+            <w:pPr>
+              <w:spacing w:after="0"/>
+            </w:pPr>
+            <w:r>
+              <w:rPr>
+                <w:rFonts w:ascii="Calibri" w:hAnsi="Calibri" w:eastAsia="Calibri" w:cs="Calibri"/>
+                <w:color w:val="334155"/>
+                <w:sz w:val="17"/>
+                <w:szCs w:val="17"/>
+                <w:b w:val="0"/>
+                <w:bCs w:val="0"/>
+              </w:rPr>
+              <w:t xml:space="preserve">Hubungi Staf Tata Usaha FASILKOM atau Administrator SIBIMA dengan menunjukkan kartu identitas mahasiswa (KTM) atau kartu pegawai untuk dilakukan reset kata sandi instan.</w:t>
+            </w:r>
+          </w:p>
+        </w:tc>
+      </w:tr>
+    </w:tbl>
+    <w:p>
+      <w:pPr>
+        <w:rPr>
+          <w:sz w:val="12"/>
+          <w:szCs w:val="12"/>
+        </w:rPr>
+      </w:pPr>
+    </w:p>
+    <w:p>
+      <w:pPr>
+        <w:jc w:val="both"/>
+        <w:spacing w:after="50"/>
+      </w:pPr>
+      <w:r>
+        <w:rPr>
+          <w:rFonts w:ascii="Calibri" w:hAnsi="Calibri" w:eastAsia="Calibri" w:cs="Calibri"/>
+          <w:color w:val="1E293B"/>
+          <w:sz w:val="19"/>
+          <w:szCs w:val="19"/>
+        </w:rPr>
+        <w:t xml:space="preserve">*Dokumen Panduan Operasional Sistem SIBIMA Versi 3.0 ini diterbitkan secara resmi oleh Fakultas Ilmu Komputer Universitas Subang sebagai acuan tata kelola baku tugas akhir mahasiswa.*</w:t>
+      </w:r>
+    </w:p>
+    <w:sectPr>
+      <w:pgSz w:orient="portrait" w:w="11905.511811023622" w:h="16837.79527559055"/>
+      <w:pgMar w:top="1417.3228346456694" w:right="1417.3228346456694" w:bottom="1417.3228346456694" w:left="1417.3228346456694" w:header="720" w:footer="720" w:gutter="0"/>
+      <w:cols w:num="1" w:space="720"/>
+    </w:sectPr>
+  </w:body>
+</w:document>
 </file>
 
 <file path=word/comments.xml><?xml version="1.0" encoding="utf-8"?>
@@ -9,8 +6739,8 @@
 
 <file path=word/numbering.xml><?xml version="1.0" encoding="utf-8"?>
 <w:numbering xmlns:ve="http://schemas.openxmlformats.org/markup-compatibility/2006" xmlns:o="urn:schemas-microsoft-com:office:office" xmlns:r="http://schemas.openxmlformats.org/officeDocument/2006/relationships" xmlns:m="http://schemas.openxmlformats.org/officeDocument/2006/math" xmlns:v="urn:schemas-microsoft-com:vml" xmlns:wp="http://schemas.openxmlformats.org/drawingml/2006/wordprocessingDrawing" xmlns:w10="urn:schemas-microsoft-com:office:word" xmlns:w="http://schemas.openxmlformats.org/wordprocessingml/2006/main" xmlns:wne="http://schemas.microsoft.com/office/word/2006/wordml">
-  <w:abstractNum w:abstractNumId="5">
-    <w:nsid w:val="D8B4A946"/>
+  <w:abstractNum w:abstractNumId="4">
+    <w:nsid w:val="59935FC6"/>
     <w:multiLevelType w:val="hybridMultilevel"/>
     <w:lvl w:ilvl="0">
       <w:start w:val="1"/>
@@ -157,8 +6887,8 @@
       </w:rPr>
     </w:lvl>
   </w:abstractNum>
-  <w:num w:numId="5">
-    <w:abstractNumId w:val="5"/>
+  <w:num w:numId="4">
+    <w:abstractNumId w:val="4"/>
   </w:num>
 </w:numbering>
 </file>
@@ -168,10 +6898,10 @@
   <w:docDefaults>
     <w:rPrDefault>
       <w:rPr>
-        <w:rFonts w:ascii="Arial" w:hAnsi="Arial" w:eastAsia="Arial" w:cs="Arial"/>
+        <w:rFonts w:ascii="Calibri" w:hAnsi="Calibri" w:eastAsia="Arial" w:cs="Calibri"/>
         <w:color w:val="000000"/>
-        <w:sz w:val="20"/>
-        <w:szCs w:val="20"/>
+        <w:sz w:val="21"/>
+        <w:szCs w:val="21"/>
         <w:lang w:val="en-US"/>
       </w:rPr>
     </w:rPrDefault>
@@ -192,10 +6922,10 @@
     <w:name w:val="heading 1"/>
     <w:basedOn w:val="Normal"/>
     <w:pPr>
-      <w:spacing w:before="160" w:after="100"/>
+      <w:spacing w:before="160" w:after="90"/>
     </w:pPr>
     <w:rPr>
-      <w:rFonts w:ascii="Arial" w:hAnsi="Arial" w:eastAsia="Arial" w:cs="Arial"/>
+      <w:rFonts w:ascii="Calibri" w:hAnsi="Calibri" w:eastAsia="Calibri" w:cs="Calibri"/>
       <w:color w:val="C2410C"/>
       <w:sz w:val="30"/>
       <w:szCs w:val="30"/>
@@ -208,13 +6938,13 @@
     <w:name w:val="heading 2"/>
     <w:basedOn w:val="Normal"/>
     <w:pPr>
-      <w:spacing w:before="140" w:after="60"/>
+      <w:spacing w:before="130" w:after="60"/>
     </w:pPr>
     <w:rPr>
-      <w:rFonts w:ascii="Arial" w:hAnsi="Arial" w:eastAsia="Arial" w:cs="Arial"/>
-      <w:color w:val="1E293B"/>
-      <w:sz w:val="24"/>
-      <w:szCs w:val="24"/>
+      <w:rFonts w:ascii="Calibri" w:hAnsi="Calibri" w:eastAsia="Calibri" w:cs="Calibri"/>
+      <w:color w:val="0F172A"/>
+      <w:sz w:val="25"/>
+      <w:szCs w:val="25"/>
       <w:b w:val="1"/>
       <w:bCs w:val="1"/>
     </w:rPr>
@@ -224,39 +6954,16 @@
     <w:name w:val="heading 3"/>
     <w:basedOn w:val="Normal"/>
     <w:pPr>
-      <w:spacing w:before="100" w:after="40"/>
+      <w:spacing w:before="90" w:after="40"/>
     </w:pPr>
     <w:rPr>
-      <w:rFonts w:ascii="Arial" w:hAnsi="Arial" w:eastAsia="Arial" w:cs="Arial"/>
+      <w:rFonts w:ascii="Calibri" w:hAnsi="Calibri" w:eastAsia="Calibri" w:cs="Calibri"/>
       <w:color w:val="334155"/>
-      <w:sz w:val="21"/>
-      <w:szCs w:val="21"/>
+      <w:sz w:val="22"/>
+      <w:szCs w:val="22"/>
       <w:b w:val="1"/>
       <w:bCs w:val="1"/>
     </w:rPr>
-  </w:style>
-  <w:style w:type="table" w:customStyle="1" w:styleId="ManualMetaTable">
-    <w:name w:val="ManualMetaTable"/>
-    <w:uiPriority w:val="99"/>
-    <w:tblPr>
-      <w:jc w:val="center"/>
-      <w:tblW w:w="0" w:type="auto"/>
-      <w:tblLayout w:type="autofit"/>
-      <w:tblCellMar>
-        <w:top w:w="80" w:type="dxa"/>
-        <w:left w:w="80" w:type="dxa"/>
-        <w:right w:w="80" w:type="dxa"/>
-        <w:bottom w:w="80" w:type="dxa"/>
-      </w:tblCellMar>
-      <w:tblBorders>
-        <w:top w:val="single" w:sz="6" w:color="CBD5E1"/>
-        <w:left w:val="single" w:sz="6" w:color="CBD5E1"/>
-        <w:right w:val="single" w:sz="6" w:color="CBD5E1"/>
-        <w:bottom w:val="single" w:sz="6" w:color="CBD5E1"/>
-        <w:insideH w:val="single" w:sz="6" w:color="CBD5E1"/>
-        <w:insideV w:val="single" w:sz="6" w:color="CBD5E1"/>
-      </w:tblBorders>
-    </w:tblPr>
   </w:style>
 </w:styles>
 </file>

--- a/docs/panduan_penggunaan_sistem_sibima.docx
+++ b/docs/panduan_penggunaan_sistem_sibima.docx
@@ -1404,7 +1404,7 @@
       </w:pPr>
       <w:bookmarkStart w:id="8" w:name="_Toc8"/>
       <w:r>
-        <w:t>2.2 Langkah 2: Pelaksanaan Sesi Bimbingan &amp; Presensi Scan QR Code</w:t>
+        <w:t>2.2 Langkah 2: Pelaksanaan Sesi Bimbingan &amp; Konfirmasi Kehadiran Digital</w:t>
       </w:r>
       <w:bookmarkEnd w:id="8"/>
     </w:p>
@@ -1435,109 +1435,177 @@
           <w:sz w:val="19"/>
           <w:szCs w:val="19"/>
         </w:rPr>
-        <w:t xml:space="preserve">Presensi bimbingan tugas akhir di SIBIMA wajib dilakukan secara tatap muka (*offline*) atau konsultasi terjadwal menggunakan **Kode QR Dinamis bertanda tangan kriptografis**:</w:t>
-      </w:r>
-    </w:p>
-    <w:p>
-      <w:pPr>
-        <w:spacing w:after="25"/>
-        <w:numPr>
-          <w:ilvl w:val="0"/>
-          <w:numId w:val="4"/>
-        </w:numPr>
-      </w:pPr>
-      <w:r>
-        <w:rPr>
-          <w:rFonts w:ascii="Calibri" w:hAnsi="Calibri" w:eastAsia="Calibri" w:cs="Calibri"/>
-          <w:sz w:val="19"/>
-          <w:szCs w:val="19"/>
-        </w:rPr>
-        <w:t xml:space="preserve">Dosen pembimbing akan membuka sesi bimbingan di aplikasinya dan menampilkan **Kode QR Presensi** di layar laptop atau ponsel dosen.</w:t>
-      </w:r>
-    </w:p>
-    <w:p>
-      <w:pPr>
-        <w:spacing w:after="25"/>
-        <w:numPr>
-          <w:ilvl w:val="0"/>
-          <w:numId w:val="4"/>
-        </w:numPr>
-      </w:pPr>
-      <w:r>
-        <w:rPr>
-          <w:rFonts w:ascii="Calibri" w:hAnsi="Calibri" w:eastAsia="Calibri" w:cs="Calibri"/>
-          <w:sz w:val="19"/>
-          <w:szCs w:val="19"/>
-        </w:rPr>
-        <w:t xml:space="preserve">Pada ponsel Anda, buka SIBIMA dan pilih menu **Jadwal Bimbingan**.</w:t>
-      </w:r>
-    </w:p>
-    <w:p>
-      <w:pPr>
-        <w:spacing w:after="25"/>
-        <w:numPr>
-          <w:ilvl w:val="0"/>
-          <w:numId w:val="4"/>
-        </w:numPr>
-      </w:pPr>
-      <w:r>
-        <w:rPr>
-          <w:rFonts w:ascii="Calibri" w:hAnsi="Calibri" w:eastAsia="Calibri" w:cs="Calibri"/>
-          <w:sz w:val="19"/>
-          <w:szCs w:val="19"/>
-        </w:rPr>
-        <w:t xml:space="preserve">Klik tombol **Pindai QR Presensi** (`bg-orange-600`).</w:t>
-      </w:r>
-    </w:p>
-    <w:p>
-      <w:pPr>
-        <w:spacing w:after="25"/>
-        <w:numPr>
-          <w:ilvl w:val="0"/>
-          <w:numId w:val="4"/>
-        </w:numPr>
-      </w:pPr>
-      <w:r>
-        <w:rPr>
-          <w:rFonts w:ascii="Calibri" w:hAnsi="Calibri" w:eastAsia="Calibri" w:cs="Calibri"/>
-          <w:sz w:val="19"/>
-          <w:szCs w:val="19"/>
-        </w:rPr>
-        <w:t xml:space="preserve">Jika peramban meminta izin akses kamera, pilih **Izinkan (Allow)**.</w:t>
-      </w:r>
-    </w:p>
-    <w:p>
-      <w:pPr>
-        <w:spacing w:after="25"/>
-        <w:numPr>
-          <w:ilvl w:val="0"/>
-          <w:numId w:val="4"/>
-        </w:numPr>
-      </w:pPr>
-      <w:r>
-        <w:rPr>
-          <w:rFonts w:ascii="Calibri" w:hAnsi="Calibri" w:eastAsia="Calibri" w:cs="Calibri"/>
-          <w:sz w:val="19"/>
-          <w:szCs w:val="19"/>
-        </w:rPr>
-        <w:t xml:space="preserve">Arahkan kamera ponsel Anda tepat ke Kode QR yang ditampilkan oleh dosen pembimbing.</w:t>
-      </w:r>
-    </w:p>
-    <w:p>
-      <w:pPr>
-        <w:spacing w:after="25"/>
-        <w:numPr>
-          <w:ilvl w:val="0"/>
-          <w:numId w:val="4"/>
-        </w:numPr>
-      </w:pPr>
-      <w:r>
-        <w:rPr>
-          <w:rFonts w:ascii="Calibri" w:hAnsi="Calibri" w:eastAsia="Calibri" w:cs="Calibri"/>
-          <w:sz w:val="19"/>
-          <w:szCs w:val="19"/>
-        </w:rPr>
-        <w:t xml:space="preserve">Dalam hitungan detik, sistem akan membaca token 32 karakter dan menampilkan notifikasi:</w:t>
+        <w:t xml:space="preserve">Sesi bimbingan tugas akhir di SIBIMA dapat dijadwalkan oleh Dosen Pembimbing maupun diajukan oleh Mahasiswa melalui menu Jadwal Bimbingan:</w:t>
+      </w:r>
+    </w:p>
+    <w:p>
+      <w:pPr>
+        <w:spacing w:after="25"/>
+        <w:numPr>
+          <w:ilvl w:val="0"/>
+          <w:numId w:val="4"/>
+        </w:numPr>
+      </w:pPr>
+      <w:r>
+        <w:rPr>
+          <w:rFonts w:ascii="Calibri" w:hAnsi="Calibri" w:eastAsia="Calibri" w:cs="Calibri"/>
+          <w:sz w:val="19"/>
+          <w:szCs w:val="19"/>
+        </w:rPr>
+        <w:t xml:space="preserve">**Melihat Jadwal Bimbingan**: Mahasiswa membuka menu **Jadwal Bimbingan** untuk melihat agenda bimbingan yang telah ditentukan oleh dosen (topik diskusi, waktu pelaksanaan, serta lokasi tatap muka atau tautan konsultasi daring).</w:t>
+      </w:r>
+    </w:p>
+    <w:p>
+      <w:pPr>
+        <w:spacing w:after="25"/>
+        <w:numPr>
+          <w:ilvl w:val="0"/>
+          <w:numId w:val="4"/>
+        </w:numPr>
+      </w:pPr>
+      <w:r>
+        <w:rPr>
+          <w:rFonts w:ascii="Calibri" w:hAnsi="Calibri" w:eastAsia="Calibri" w:cs="Calibri"/>
+          <w:sz w:val="19"/>
+          <w:szCs w:val="19"/>
+        </w:rPr>
+        <w:t xml:space="preserve">**Konfirmasi Kehadiran Mahasiswa**:</w:t>
+      </w:r>
+    </w:p>
+    <w:p>
+      <w:pPr>
+        <w:spacing w:after="25"/>
+        <w:numPr>
+          <w:ilvl w:val="0"/>
+          <w:numId w:val="4"/>
+        </w:numPr>
+      </w:pPr>
+      <w:r>
+        <w:rPr>
+          <w:rFonts w:ascii="Calibri" w:hAnsi="Calibri" w:eastAsia="Calibri" w:cs="Calibri"/>
+          <w:sz w:val="19"/>
+          <w:szCs w:val="19"/>
+        </w:rPr>
+        <w:t xml:space="preserve">Pada kartu jadwal bimbingan yang berstatus aktif, klik tombol **Konfirmasi Kehadiran**.</w:t>
+      </w:r>
+    </w:p>
+    <w:p>
+      <w:pPr>
+        <w:spacing w:after="25"/>
+        <w:numPr>
+          <w:ilvl w:val="0"/>
+          <w:numId w:val="4"/>
+        </w:numPr>
+      </w:pPr>
+      <w:r>
+        <w:rPr>
+          <w:rFonts w:ascii="Calibri" w:hAnsi="Calibri" w:eastAsia="Calibri" w:cs="Calibri"/>
+          <w:sz w:val="19"/>
+          <w:szCs w:val="19"/>
+        </w:rPr>
+        <w:t xml:space="preserve">Pilih status: **Hadir** (jika siap mengikuti sesi) atau **Izin** (sertakan alasan keterangan jika berhalangan).</w:t>
+      </w:r>
+    </w:p>
+    <w:p>
+      <w:pPr>
+        <w:spacing w:after="25"/>
+        <w:numPr>
+          <w:ilvl w:val="0"/>
+          <w:numId w:val="4"/>
+        </w:numPr>
+      </w:pPr>
+      <w:r>
+        <w:rPr>
+          <w:rFonts w:ascii="Calibri" w:hAnsi="Calibri" w:eastAsia="Calibri" w:cs="Calibri"/>
+          <w:sz w:val="19"/>
+          <w:szCs w:val="19"/>
+        </w:rPr>
+        <w:t xml:space="preserve">Klik **Kirim Konfirmasi**. Waktu konfirmasi Anda (`student_confirmed_at`) otomatis tercatat di sistem.</w:t>
+      </w:r>
+    </w:p>
+    <w:p>
+      <w:pPr>
+        <w:spacing w:after="25"/>
+        <w:numPr>
+          <w:ilvl w:val="0"/>
+          <w:numId w:val="4"/>
+        </w:numPr>
+      </w:pPr>
+      <w:r>
+        <w:rPr>
+          <w:rFonts w:ascii="Calibri" w:hAnsi="Calibri" w:eastAsia="Calibri" w:cs="Calibri"/>
+          <w:sz w:val="19"/>
+          <w:szCs w:val="19"/>
+        </w:rPr>
+        <w:t xml:space="preserve">**Pelaksanaan &amp; Verifikasi Selesai oleh Dosen**:</w:t>
+      </w:r>
+    </w:p>
+    <w:p>
+      <w:pPr>
+        <w:spacing w:after="25"/>
+        <w:numPr>
+          <w:ilvl w:val="0"/>
+          <w:numId w:val="4"/>
+        </w:numPr>
+      </w:pPr>
+      <w:r>
+        <w:rPr>
+          <w:rFonts w:ascii="Calibri" w:hAnsi="Calibri" w:eastAsia="Calibri" w:cs="Calibri"/>
+          <w:sz w:val="19"/>
+          <w:szCs w:val="19"/>
+        </w:rPr>
+        <w:t xml:space="preserve">Selama atau setelah sesi bimbingan berlangsung, dosen pembimbing meninjau progres naskah mahasiswa.</w:t>
+      </w:r>
+    </w:p>
+    <w:p>
+      <w:pPr>
+        <w:spacing w:after="25"/>
+        <w:numPr>
+          <w:ilvl w:val="0"/>
+          <w:numId w:val="4"/>
+        </w:numPr>
+      </w:pPr>
+      <w:r>
+        <w:rPr>
+          <w:rFonts w:ascii="Calibri" w:hAnsi="Calibri" w:eastAsia="Calibri" w:cs="Calibri"/>
+          <w:sz w:val="19"/>
+          <w:szCs w:val="19"/>
+        </w:rPr>
+        <w:t xml:space="preserve">Dosen mencatat arahan dan catatan perbaikan pada kolom **Catatan Pembimbing (*Notes*)**, serta dapat mengunggah dokumen revisi (*Feedback Document*).</w:t>
+      </w:r>
+    </w:p>
+    <w:p>
+      <w:pPr>
+        <w:spacing w:after="25"/>
+        <w:numPr>
+          <w:ilvl w:val="0"/>
+          <w:numId w:val="4"/>
+        </w:numPr>
+      </w:pPr>
+      <w:r>
+        <w:rPr>
+          <w:rFonts w:ascii="Calibri" w:hAnsi="Calibri" w:eastAsia="Calibri" w:cs="Calibri"/>
+          <w:sz w:val="19"/>
+          <w:szCs w:val="19"/>
+        </w:rPr>
+        <w:t xml:space="preserve">Dosen mengubah status sesi menjadi **Selesai (*Completed*)**.</w:t>
+      </w:r>
+    </w:p>
+    <w:p>
+      <w:pPr>
+        <w:spacing w:after="25"/>
+        <w:numPr>
+          <w:ilvl w:val="0"/>
+          <w:numId w:val="4"/>
+        </w:numPr>
+      </w:pPr>
+      <w:r>
+        <w:rPr>
+          <w:rFonts w:ascii="Calibri" w:hAnsi="Calibri" w:eastAsia="Calibri" w:cs="Calibri"/>
+          <w:sz w:val="19"/>
+          <w:szCs w:val="19"/>
+        </w:rPr>
+        <w:t xml:space="preserve">**Pencatatan Resmi di Kartu Bimbingan**:</w:t>
       </w:r>
     </w:p>
     <w:p>
@@ -1552,24 +1620,7 @@
           <w:sz w:val="19"/>
           <w:szCs w:val="19"/>
         </w:rPr>
-        <w:t xml:space="preserve">`"Presensi Bimbingan Berhasil Diverifikasi! Tanggal dan waktu kehadiran Anda telah tercatat resmi."`</w:t>
-      </w:r>
-    </w:p>
-    <w:p>
-      <w:pPr>
-        <w:spacing w:after="25"/>
-        <w:numPr>
-          <w:ilvl w:val="0"/>
-          <w:numId w:val="4"/>
-        </w:numPr>
-      </w:pPr>
-      <w:r>
-        <w:rPr>
-          <w:rFonts w:ascii="Calibri" w:hAnsi="Calibri" w:eastAsia="Calibri" w:cs="Calibri"/>
-          <w:sz w:val="19"/>
-          <w:szCs w:val="19"/>
-        </w:rPr>
-        <w:t xml:space="preserve">Sesi bimbingan otomatis masuk ke riwayat kartu bimbingan Anda dengan status *Selesai / Terverifikasi*.</w:t>
+        <w:t xml:space="preserve">Sesi yang telah berstatus *Completed* oleh dosen pembimbing otomatis dihitung sebagai 1 sesi bimbingan resmi dan masuk ke rekapitulasi Kartu Bimbingan Mahasiswa.</w:t>
       </w:r>
     </w:p>
     <w:p>
@@ -3183,7 +3234,7 @@
       </w:pPr>
       <w:bookmarkStart w:id="18" w:name="_Toc18"/>
       <w:r>
-        <w:t>3.2 Sebagai Pembimbing: Membuat Jadwal Bimbingan &amp; Menerbitkan QR Code</w:t>
+        <w:t>3.2 Sebagai Pembimbing: Membuat Jadwal Bimbingan &amp; Verifikasi Kehadiran Selesai</w:t>
       </w:r>
       <w:bookmarkEnd w:id="18"/>
     </w:p>
@@ -3214,41 +3265,24 @@
           <w:sz w:val="19"/>
           <w:szCs w:val="19"/>
         </w:rPr>
-        <w:t xml:space="preserve">Untuk memastikan akuntabilitas kehadiran mahasiswa dan mencegah manipulasi tandatangan kartu bimbingan:</w:t>
-      </w:r>
-    </w:p>
-    <w:p>
-      <w:pPr>
-        <w:spacing w:after="25"/>
-        <w:numPr>
-          <w:ilvl w:val="0"/>
-          <w:numId w:val="4"/>
-        </w:numPr>
-      </w:pPr>
-      <w:r>
-        <w:rPr>
-          <w:rFonts w:ascii="Calibri" w:hAnsi="Calibri" w:eastAsia="Calibri" w:cs="Calibri"/>
-          <w:sz w:val="19"/>
-          <w:szCs w:val="19"/>
-        </w:rPr>
-        <w:t xml:space="preserve">Buka menu **Jadwal Bimbingan**.</w:t>
-      </w:r>
-    </w:p>
-    <w:p>
-      <w:pPr>
-        <w:spacing w:after="25"/>
-        <w:numPr>
-          <w:ilvl w:val="0"/>
-          <w:numId w:val="4"/>
-        </w:numPr>
-      </w:pPr>
-      <w:r>
-        <w:rPr>
-          <w:rFonts w:ascii="Calibri" w:hAnsi="Calibri" w:eastAsia="Calibri" w:cs="Calibri"/>
-          <w:sz w:val="19"/>
-          <w:szCs w:val="19"/>
-        </w:rPr>
-        <w:t xml:space="preserve">Klik tombol **+ Buat Sesi Bimbingan**.</w:t>
+        <w:t xml:space="preserve">Dosen Pembimbing dapat menjadwalkan sesi konsultasi mandiri maupun kelompok dengan alur terstruktur:</w:t>
+      </w:r>
+    </w:p>
+    <w:p>
+      <w:pPr>
+        <w:spacing w:after="25"/>
+        <w:numPr>
+          <w:ilvl w:val="0"/>
+          <w:numId w:val="4"/>
+        </w:numPr>
+      </w:pPr>
+      <w:r>
+        <w:rPr>
+          <w:rFonts w:ascii="Calibri" w:hAnsi="Calibri" w:eastAsia="Calibri" w:cs="Calibri"/>
+          <w:sz w:val="19"/>
+          <w:szCs w:val="19"/>
+        </w:rPr>
+        <w:t xml:space="preserve">Buka menu **Jadwal Bimbingan**, lalu klik tombol **+ Buat Sesi Bimbingan**.</w:t>
       </w:r>
     </w:p>
     <w:p>
@@ -3299,109 +3333,175 @@
           <w:sz w:val="19"/>
           <w:szCs w:val="19"/>
         </w:rPr>
-        <w:t xml:space="preserve">**Mahasiswa Sasaran**: Pilih nama mahasiswa bimbingan Anda.</w:t>
-      </w:r>
-    </w:p>
-    <w:p>
-      <w:pPr>
-        <w:spacing w:after="25"/>
-        <w:numPr>
-          <w:ilvl w:val="0"/>
-          <w:numId w:val="4"/>
-        </w:numPr>
-      </w:pPr>
-      <w:r>
-        <w:rPr>
-          <w:rFonts w:ascii="Calibri" w:hAnsi="Calibri" w:eastAsia="Calibri" w:cs="Calibri"/>
-          <w:sz w:val="19"/>
-          <w:szCs w:val="19"/>
-        </w:rPr>
-        <w:t xml:space="preserve">**Materi / Topik Diskusi**: Tuliskan bahasan bimbingan (misalnya: *Review Bab 3 Metodologi Penelitian dan Desain Basis Data*).</w:t>
-      </w:r>
-    </w:p>
-    <w:p>
-      <w:pPr>
-        <w:spacing w:after="25"/>
-        <w:numPr>
-          <w:ilvl w:val="0"/>
-          <w:numId w:val="4"/>
-        </w:numPr>
-      </w:pPr>
-      <w:r>
-        <w:rPr>
-          <w:rFonts w:ascii="Calibri" w:hAnsi="Calibri" w:eastAsia="Calibri" w:cs="Calibri"/>
-          <w:sz w:val="19"/>
-          <w:szCs w:val="19"/>
-        </w:rPr>
-        <w:t xml:space="preserve">**Tanggal &amp; Waktu**: Tentukan jam pelaksanaan bimbingan.</w:t>
-      </w:r>
-    </w:p>
-    <w:p>
-      <w:pPr>
-        <w:spacing w:after="25"/>
-        <w:numPr>
-          <w:ilvl w:val="0"/>
-          <w:numId w:val="4"/>
-        </w:numPr>
-      </w:pPr>
-      <w:r>
-        <w:rPr>
-          <w:rFonts w:ascii="Calibri" w:hAnsi="Calibri" w:eastAsia="Calibri" w:cs="Calibri"/>
-          <w:sz w:val="19"/>
-          <w:szCs w:val="19"/>
-        </w:rPr>
-        <w:t xml:space="preserve">Klik **Simpan &amp; Tampilkan Kode QR**.</w:t>
-      </w:r>
-    </w:p>
-    <w:p>
-      <w:pPr>
-        <w:spacing w:after="25"/>
-        <w:numPr>
-          <w:ilvl w:val="0"/>
-          <w:numId w:val="4"/>
-        </w:numPr>
-      </w:pPr>
-      <w:r>
-        <w:rPr>
-          <w:rFonts w:ascii="Calibri" w:hAnsi="Calibri" w:eastAsia="Calibri" w:cs="Calibri"/>
-          <w:sz w:val="19"/>
-          <w:szCs w:val="19"/>
-        </w:rPr>
-        <w:t xml:space="preserve">Layar Anda akan memunculkan **Kode QR Dinamis**. Minta mahasiswa untuk membuka aplikasi SIBIMA di ponsel mereka dan memindai kode QR tersebut.</w:t>
-      </w:r>
-    </w:p>
-    <w:p>
-      <w:pPr>
-        <w:spacing w:after="25"/>
-        <w:numPr>
-          <w:ilvl w:val="0"/>
-          <w:numId w:val="4"/>
-        </w:numPr>
-      </w:pPr>
-      <w:r>
-        <w:rPr>
-          <w:rFonts w:ascii="Calibri" w:hAnsi="Calibri" w:eastAsia="Calibri" w:cs="Calibri"/>
-          <w:sz w:val="19"/>
-          <w:szCs w:val="19"/>
-        </w:rPr>
-        <w:t xml:space="preserve">Saat mahasiswa memindai kode QR, daftar hadir di layar Anda akan otomatis tercentang hijau secara *real-time*.</w:t>
-      </w:r>
-    </w:p>
-    <w:p>
-      <w:pPr>
-        <w:spacing w:after="25"/>
-        <w:numPr>
-          <w:ilvl w:val="0"/>
-          <w:numId w:val="4"/>
-        </w:numPr>
-      </w:pPr>
-      <w:r>
-        <w:rPr>
-          <w:rFonts w:ascii="Calibri" w:hAnsi="Calibri" w:eastAsia="Calibri" w:cs="Calibri"/>
-          <w:sz w:val="19"/>
-          <w:szCs w:val="19"/>
-        </w:rPr>
-        <w:t xml:space="preserve">Klik tombol **Tutup Sesi &amp; Berikan Catatan** untuk mencatat poin perbaikan yang harus dikerjakan mahasiswa sebelum bimbingan berikutnya.</w:t>
+        <w:t xml:space="preserve">**Mahasiswa Sasaran**: Pilih mahasiswa bimbingan yang ditugaskan.</w:t>
+      </w:r>
+    </w:p>
+    <w:p>
+      <w:pPr>
+        <w:spacing w:after="25"/>
+        <w:numPr>
+          <w:ilvl w:val="0"/>
+          <w:numId w:val="4"/>
+        </w:numPr>
+      </w:pPr>
+      <w:r>
+        <w:rPr>
+          <w:rFonts w:ascii="Calibri" w:hAnsi="Calibri" w:eastAsia="Calibri" w:cs="Calibri"/>
+          <w:sz w:val="19"/>
+          <w:szCs w:val="19"/>
+        </w:rPr>
+        <w:t xml:space="preserve">**Topik Diskusi**: Masukkan pokok bahasan (misalnya: *Review Bab 3 Metodologi Penelitian &amp; Desain Basis Data*).</w:t>
+      </w:r>
+    </w:p>
+    <w:p>
+      <w:pPr>
+        <w:spacing w:after="25"/>
+        <w:numPr>
+          <w:ilvl w:val="0"/>
+          <w:numId w:val="4"/>
+        </w:numPr>
+      </w:pPr>
+      <w:r>
+        <w:rPr>
+          <w:rFonts w:ascii="Calibri" w:hAnsi="Calibri" w:eastAsia="Calibri" w:cs="Calibri"/>
+          <w:sz w:val="19"/>
+          <w:szCs w:val="19"/>
+        </w:rPr>
+        <w:t xml:space="preserve">**Tanggal, Waktu &amp; Lokasi**: Tentukan waktu dan tempat (ruang dosen, lab, atau tautan video conference).</w:t>
+      </w:r>
+    </w:p>
+    <w:p>
+      <w:pPr>
+        <w:spacing w:after="25"/>
+        <w:numPr>
+          <w:ilvl w:val="0"/>
+          <w:numId w:val="4"/>
+        </w:numPr>
+      </w:pPr>
+      <w:r>
+        <w:rPr>
+          <w:rFonts w:ascii="Calibri" w:hAnsi="Calibri" w:eastAsia="Calibri" w:cs="Calibri"/>
+          <w:sz w:val="19"/>
+          <w:szCs w:val="19"/>
+        </w:rPr>
+        <w:t xml:space="preserve">Klik **Simpan Jadwal Bimbingan**. Sistem otomatis mengirimkan notifikasi agenda ke akun mahasiswa.</w:t>
+      </w:r>
+    </w:p>
+    <w:p>
+      <w:pPr>
+        <w:spacing w:after="25"/>
+        <w:numPr>
+          <w:ilvl w:val="0"/>
+          <w:numId w:val="4"/>
+        </w:numPr>
+      </w:pPr>
+      <w:r>
+        <w:rPr>
+          <w:rFonts w:ascii="Calibri" w:hAnsi="Calibri" w:eastAsia="Calibri" w:cs="Calibri"/>
+          <w:sz w:val="19"/>
+          <w:szCs w:val="19"/>
+        </w:rPr>
+        <w:t xml:space="preserve">**Memeriksa Konfirmasi Mahasiswa**: Dosen dapat melihat status respon mahasiswa (*Hadir / Izin*).</w:t>
+      </w:r>
+    </w:p>
+    <w:p>
+      <w:pPr>
+        <w:spacing w:after="25"/>
+        <w:numPr>
+          <w:ilvl w:val="0"/>
+          <w:numId w:val="4"/>
+        </w:numPr>
+      </w:pPr>
+      <w:r>
+        <w:rPr>
+          <w:rFonts w:ascii="Calibri" w:hAnsi="Calibri" w:eastAsia="Calibri" w:cs="Calibri"/>
+          <w:sz w:val="19"/>
+          <w:szCs w:val="19"/>
+        </w:rPr>
+        <w:t xml:space="preserve">**Menyelesaikan Sesi (*Mark as Completed*)**:</w:t>
+      </w:r>
+    </w:p>
+    <w:p>
+      <w:pPr>
+        <w:spacing w:after="25"/>
+        <w:numPr>
+          <w:ilvl w:val="0"/>
+          <w:numId w:val="4"/>
+        </w:numPr>
+      </w:pPr>
+      <w:r>
+        <w:rPr>
+          <w:rFonts w:ascii="Calibri" w:hAnsi="Calibri" w:eastAsia="Calibri" w:cs="Calibri"/>
+          <w:sz w:val="19"/>
+          <w:szCs w:val="19"/>
+        </w:rPr>
+        <w:t xml:space="preserve">Setelah diskusi bimbingan tuntas, dosen mengisi catatan evaluasi (*Notes* / *Feedback*).</w:t>
+      </w:r>
+    </w:p>
+    <w:p>
+      <w:pPr>
+        <w:spacing w:after="25"/>
+        <w:numPr>
+          <w:ilvl w:val="0"/>
+          <w:numId w:val="4"/>
+        </w:numPr>
+      </w:pPr>
+      <w:r>
+        <w:rPr>
+          <w:rFonts w:ascii="Calibri" w:hAnsi="Calibri" w:eastAsia="Calibri" w:cs="Calibri"/>
+          <w:sz w:val="19"/>
+          <w:szCs w:val="19"/>
+        </w:rPr>
+        <w:t xml:space="preserve">Dosen dapat melampirkan file naskah coretan hasil koreksi (*Feedback Document*).</w:t>
+      </w:r>
+    </w:p>
+    <w:p>
+      <w:pPr>
+        <w:spacing w:after="25"/>
+        <w:numPr>
+          <w:ilvl w:val="0"/>
+          <w:numId w:val="4"/>
+        </w:numPr>
+      </w:pPr>
+      <w:r>
+        <w:rPr>
+          <w:rFonts w:ascii="Calibri" w:hAnsi="Calibri" w:eastAsia="Calibri" w:cs="Calibri"/>
+          <w:sz w:val="19"/>
+          <w:szCs w:val="19"/>
+        </w:rPr>
+        <w:t xml:space="preserve">Klik tombol **Selesaikan Sesi (*Completed*)**.</w:t>
+      </w:r>
+    </w:p>
+    <w:p>
+      <w:pPr>
+        <w:spacing w:after="25"/>
+        <w:numPr>
+          <w:ilvl w:val="0"/>
+          <w:numId w:val="4"/>
+        </w:numPr>
+      </w:pPr>
+      <w:r>
+        <w:rPr>
+          <w:rFonts w:ascii="Calibri" w:hAnsi="Calibri" w:eastAsia="Calibri" w:cs="Calibri"/>
+          <w:sz w:val="19"/>
+          <w:szCs w:val="19"/>
+        </w:rPr>
+        <w:t xml:space="preserve">**Legalisasi Tanda Tangan Digital Ber-QR Code**:</w:t>
+      </w:r>
+    </w:p>
+    <w:p>
+      <w:pPr>
+        <w:jc w:val="both"/>
+        <w:spacing w:after="50"/>
+      </w:pPr>
+      <w:r>
+        <w:rPr>
+          <w:rFonts w:ascii="Calibri" w:hAnsi="Calibri" w:eastAsia="Calibri" w:cs="Calibri"/>
+          <w:color w:val="1E293B"/>
+          <w:sz w:val="19"/>
+          <w:szCs w:val="19"/>
+        </w:rPr>
+        <w:t xml:space="preserve">Saat kartu bimbingan PDF dicetak oleh mahasiswa, sistem otomatis menyematkan **Kode QR Tanda Tangan Digital Resmi** dosen yang merujuk pada token keaslian tanda tangan di basis data (`/verify-signature/{signature_token}`).</w:t>
       </w:r>
     </w:p>
     <w:p>
@@ -6289,7 +6389,7 @@
                 <w:b w:val="0"/>
                 <w:bCs w:val="0"/>
               </w:rPr>
-              <w:t xml:space="preserve">Kamera ponsel tidak mau memindai QR Code Presensi</w:t>
+              <w:t xml:space="preserve">Bagaimana cara mengonfirmasi kehadiran bimbingan?</w:t>
             </w:r>
           </w:p>
         </w:tc>
@@ -6312,7 +6412,7 @@
                 <w:b w:val="0"/>
                 <w:bCs w:val="0"/>
               </w:rPr>
-              <w:t xml:space="preserve">Peramban belum diberikan izin akses kamera (*camera permission*).</w:t>
+              <w:t xml:space="preserve">Mahasiswa perlu merespons jadwal bimbingan yang telah dibuat dosen.</w:t>
             </w:r>
           </w:p>
         </w:tc>
@@ -6335,7 +6435,7 @@
                 <w:b w:val="0"/>
                 <w:bCs w:val="0"/>
               </w:rPr>
-              <w:t xml:space="preserve">Buka pengaturan peramban di ponsel Anda (Chrome/Safari), pilih *Site Settings ➔ Camera*, lalu ubah izin untuk domain SIBIMA menjadi **Allow (Izinkan)**. Muat ulang (*refresh*) halaman.</w:t>
+              <w:t xml:space="preserve">Buka menu **Jadwal Bimbingan**, temukan kartu sesi bimbingan yang sedang aktif, lalu klik tombol **Konfirmasi Kehadiran** (pilih Hadir atau Izin dengan alasan). Setelah sesi terlaksana, dosen pembimbing akan menandai sesi sebagai *Selesai (Completed)*.</w:t>
             </w:r>
           </w:p>
         </w:tc>
@@ -6361,7 +6461,7 @@
                 <w:b w:val="0"/>
                 <w:bCs w:val="0"/>
               </w:rPr>
-              <w:t xml:space="preserve">Naskah PDF di In-App Reader tidak muncul / blank</w:t>
+              <w:t xml:space="preserve">Di mana letak fitur QR Code di SIBIMA?</w:t>
             </w:r>
           </w:p>
         </w:tc>
@@ -6384,6 +6484,78 @@
                 <w:b w:val="0"/>
                 <w:bCs w:val="0"/>
               </w:rPr>
+              <w:t xml:space="preserve">QR Code di SIBIMA bukan untuk pemindaian presensi harian, melainkan untuk **Verifikasi Keabsahan Tanda Tangan Digital &amp; Dokumen Resmi**.</w:t>
+            </w:r>
+          </w:p>
+        </w:tc>
+        <w:tc>
+          <w:tcPr>
+            <w:tcW w:w="3023" w:type="dxa"/>
+            <w:shd w:val="clear" w:fill="F8FAFC"/>
+            <w:noWrap/>
+          </w:tcPr>
+          <w:p>
+            <w:pPr>
+              <w:spacing w:after="0"/>
+            </w:pPr>
+            <w:r>
+              <w:rPr>
+                <w:rFonts w:ascii="Calibri" w:hAnsi="Calibri" w:eastAsia="Calibri" w:cs="Calibri"/>
+                <w:color w:val="334155"/>
+                <w:sz w:val="17"/>
+                <w:szCs w:val="17"/>
+                <w:b w:val="0"/>
+                <w:bCs w:val="0"/>
+              </w:rPr>
+              <w:t xml:space="preserve">QR Code resmi tercetak pada: (1) **Kartu Bimbingan PDF** sebagai legalitas tanda tangan pembimbing; (2) **Berita Acara Ujian PDF** sebagai legalitas penguji; (3) **Jadwal Ujian Word (.docx)**; dan (4) **Surat Keterangan Lulus (SKL) Digital** yang dapat dipindai oleh pihak eksternal untuk membuktikan keaslian dokumen kelulusan.</w:t>
+            </w:r>
+          </w:p>
+        </w:tc>
+      </w:tr>
+      <w:tr>
+        <w:trPr/>
+        <w:tc>
+          <w:tcPr>
+            <w:tcW w:w="3023" w:type="dxa"/>
+            <w:shd w:val="clear" w:fill="FFFFFF"/>
+            <w:noWrap/>
+          </w:tcPr>
+          <w:p>
+            <w:pPr>
+              <w:spacing w:after="0"/>
+            </w:pPr>
+            <w:r>
+              <w:rPr>
+                <w:rFonts w:ascii="Calibri" w:hAnsi="Calibri" w:eastAsia="Calibri" w:cs="Calibri"/>
+                <w:color w:val="334155"/>
+                <w:sz w:val="17"/>
+                <w:szCs w:val="17"/>
+                <w:b w:val="0"/>
+                <w:bCs w:val="0"/>
+              </w:rPr>
+              <w:t xml:space="preserve">Naskah PDF di In-App Reader tidak muncul / blank</w:t>
+            </w:r>
+          </w:p>
+        </w:tc>
+        <w:tc>
+          <w:tcPr>
+            <w:tcW w:w="3023" w:type="dxa"/>
+            <w:shd w:val="clear" w:fill="FFFFFF"/>
+            <w:noWrap/>
+          </w:tcPr>
+          <w:p>
+            <w:pPr>
+              <w:spacing w:after="0"/>
+            </w:pPr>
+            <w:r>
+              <w:rPr>
+                <w:rFonts w:ascii="Calibri" w:hAnsi="Calibri" w:eastAsia="Calibri" w:cs="Calibri"/>
+                <w:color w:val="334155"/>
+                <w:sz w:val="17"/>
+                <w:szCs w:val="17"/>
+                <w:b w:val="0"/>
+                <w:bCs w:val="0"/>
+              </w:rPr>
               <w:t xml:space="preserve">Kendala jaringan saat proses streaming awal dari server Google Drive UNSUB.</w:t>
             </w:r>
           </w:p>
@@ -6391,7 +6563,7 @@
         <w:tc>
           <w:tcPr>
             <w:tcW w:w="3023" w:type="dxa"/>
-            <w:shd w:val="clear" w:fill="F8FAFC"/>
+            <w:shd w:val="clear" w:fill="FFFFFF"/>
             <w:noWrap/>
           </w:tcPr>
           <w:p>
@@ -6417,7 +6589,7 @@
         <w:tc>
           <w:tcPr>
             <w:tcW w:w="3023" w:type="dxa"/>
-            <w:shd w:val="clear" w:fill="FFFFFF"/>
+            <w:shd w:val="clear" w:fill="F8FAFC"/>
             <w:noWrap/>
           </w:tcPr>
           <w:p>
@@ -6440,7 +6612,7 @@
         <w:tc>
           <w:tcPr>
             <w:tcW w:w="3023" w:type="dxa"/>
-            <w:shd w:val="clear" w:fill="FFFFFF"/>
+            <w:shd w:val="clear" w:fill="F8FAFC"/>
             <w:noWrap/>
           </w:tcPr>
           <w:p>
@@ -6463,7 +6635,7 @@
         <w:tc>
           <w:tcPr>
             <w:tcW w:w="3023" w:type="dxa"/>
-            <w:shd w:val="clear" w:fill="FFFFFF"/>
+            <w:shd w:val="clear" w:fill="F8FAFC"/>
             <w:noWrap/>
           </w:tcPr>
           <w:p>
@@ -6489,7 +6661,7 @@
         <w:tc>
           <w:tcPr>
             <w:tcW w:w="3023" w:type="dxa"/>
-            <w:shd w:val="clear" w:fill="F8FAFC"/>
+            <w:shd w:val="clear" w:fill="FFFFFF"/>
             <w:noWrap/>
           </w:tcPr>
           <w:p>
@@ -6512,7 +6684,7 @@
         <w:tc>
           <w:tcPr>
             <w:tcW w:w="3023" w:type="dxa"/>
-            <w:shd w:val="clear" w:fill="F8FAFC"/>
+            <w:shd w:val="clear" w:fill="FFFFFF"/>
             <w:noWrap/>
           </w:tcPr>
           <w:p>
@@ -6535,7 +6707,7 @@
         <w:tc>
           <w:tcPr>
             <w:tcW w:w="3023" w:type="dxa"/>
-            <w:shd w:val="clear" w:fill="F8FAFC"/>
+            <w:shd w:val="clear" w:fill="FFFFFF"/>
             <w:noWrap/>
           </w:tcPr>
           <w:p>
@@ -6561,7 +6733,7 @@
         <w:tc>
           <w:tcPr>
             <w:tcW w:w="3023" w:type="dxa"/>
-            <w:shd w:val="clear" w:fill="FFFFFF"/>
+            <w:shd w:val="clear" w:fill="F8FAFC"/>
             <w:noWrap/>
           </w:tcPr>
           <w:p>
@@ -6584,7 +6756,7 @@
         <w:tc>
           <w:tcPr>
             <w:tcW w:w="3023" w:type="dxa"/>
-            <w:shd w:val="clear" w:fill="FFFFFF"/>
+            <w:shd w:val="clear" w:fill="F8FAFC"/>
             <w:noWrap/>
           </w:tcPr>
           <w:p>
@@ -6607,7 +6779,7 @@
         <w:tc>
           <w:tcPr>
             <w:tcW w:w="3023" w:type="dxa"/>
-            <w:shd w:val="clear" w:fill="FFFFFF"/>
+            <w:shd w:val="clear" w:fill="F8FAFC"/>
             <w:noWrap/>
           </w:tcPr>
           <w:p>
@@ -6633,7 +6805,7 @@
         <w:tc>
           <w:tcPr>
             <w:tcW w:w="3023" w:type="dxa"/>
-            <w:shd w:val="clear" w:fill="F8FAFC"/>
+            <w:shd w:val="clear" w:fill="FFFFFF"/>
             <w:noWrap/>
           </w:tcPr>
           <w:p>
@@ -6656,7 +6828,7 @@
         <w:tc>
           <w:tcPr>
             <w:tcW w:w="3023" w:type="dxa"/>
-            <w:shd w:val="clear" w:fill="F8FAFC"/>
+            <w:shd w:val="clear" w:fill="FFFFFF"/>
             <w:noWrap/>
           </w:tcPr>
           <w:p>
@@ -6679,7 +6851,7 @@
         <w:tc>
           <w:tcPr>
             <w:tcW w:w="3023" w:type="dxa"/>
-            <w:shd w:val="clear" w:fill="F8FAFC"/>
+            <w:shd w:val="clear" w:fill="FFFFFF"/>
             <w:noWrap/>
           </w:tcPr>
           <w:p>
@@ -6740,7 +6912,7 @@
 <file path=word/numbering.xml><?xml version="1.0" encoding="utf-8"?>
 <w:numbering xmlns:ve="http://schemas.openxmlformats.org/markup-compatibility/2006" xmlns:o="urn:schemas-microsoft-com:office:office" xmlns:r="http://schemas.openxmlformats.org/officeDocument/2006/relationships" xmlns:m="http://schemas.openxmlformats.org/officeDocument/2006/math" xmlns:v="urn:schemas-microsoft-com:vml" xmlns:wp="http://schemas.openxmlformats.org/drawingml/2006/wordprocessingDrawing" xmlns:w10="urn:schemas-microsoft-com:office:word" xmlns:w="http://schemas.openxmlformats.org/wordprocessingml/2006/main" xmlns:wne="http://schemas.microsoft.com/office/word/2006/wordml">
   <w:abstractNum w:abstractNumId="4">
-    <w:nsid w:val="59935FC6"/>
+    <w:nsid w:val="D2A12914"/>
     <w:multiLevelType w:val="hybridMultilevel"/>
     <w:lvl w:ilvl="0">
       <w:start w:val="1"/>
